--- a/TestWord_1/F_ТИПОВИЙ ДОГОВІР ОГб безопл вхід ГО УААСП.docx
+++ b/TestWord_1/F_ТИПОВИЙ ДОГОВІР ОГб безопл вхід ГО УААСП.docx
@@ -190,6 +190,11 @@
       <w:bookmarkStart w:id="0" w:name="_Hlk3200822"/>
       <w:sdt>
         <w:sdtPr>
+          <w:rPr>
+            <w:b/>
+            <w:sz w:val="20"/>
+            <w:szCs w:val="20"/>
+          </w:rPr>
           <w:alias w:val="docNumberC"/>
           <w:tag w:val="docNumberC"/>
           <w:id w:val="-1545601821"/>
@@ -200,6 +205,7 @@
           <w15:appearance w15:val="tags"/>
           <w:text/>
         </w:sdtPr>
+        <w:sdtEndPr/>
         <w:sdtContent>
           <w:r>
             <w:rPr>
@@ -236,6 +242,7 @@
     <w:p>
       <w:pPr>
         <w:ind w:right="-1"/>
+        <w:jc w:val="center"/>
         <w:rPr>
           <w:bCs w:val="0"/>
           <w:sz w:val="20"/>
@@ -250,7 +257,7 @@
           <w:szCs w:val="20"/>
           <w:lang w:val="uk-UA"/>
         </w:rPr>
-        <w:t xml:space="preserve"> </w:t>
+        <w:t xml:space="preserve">м. Київ                                                                                                     </w:t>
       </w:r>
       <w:r>
         <w:rPr>
@@ -259,30 +266,24 @@
           <w:szCs w:val="20"/>
           <w:lang w:val="uk-UA"/>
         </w:rPr>
-        <w:t xml:space="preserve">м. Київ                                                                                                     </w:t>
+        <w:t xml:space="preserve">     </w:t>
       </w:r>
       <w:r>
         <w:rPr>
           <w:bCs w:val="0"/>
           <w:sz w:val="20"/>
           <w:szCs w:val="20"/>
-          <w:lang w:val="uk-UA"/>
-        </w:rPr>
-        <w:t xml:space="preserve">     </w:t>
-      </w:r>
-      <w:r>
-        <w:rPr>
-          <w:bCs w:val="0"/>
-          <w:sz w:val="20"/>
-          <w:szCs w:val="20"/>
-          <w:lang w:val="en-US"/>
         </w:rPr>
         <w:t xml:space="preserve">     </w:t>
       </w:r>
       <w:sdt>
         <w:sdtPr>
-          <w:alias w:val="docNumberC"/>
-          <w:tag w:val="docNumberC"/>
+          <w:rPr>
+            <w:sz w:val="20"/>
+            <w:szCs w:val="20"/>
+          </w:rPr>
+          <w:alias w:val="docDate"/>
+          <w:tag w:val="docDate"/>
           <w:id w:val="348540546"/>
           <w:placeholder>
             <w:docPart w:val="42DAF85ACA5C455D9394D7146F494A40"/>
@@ -291,6 +292,7 @@
           <w15:appearance w15:val="tags"/>
           <w:text/>
         </w:sdtPr>
+        <w:sdtEndPr/>
         <w:sdtContent>
           <w:r>
             <w:rPr>
@@ -316,7 +318,7 @@
           <w:szCs w:val="20"/>
           <w:lang w:val="uk-UA"/>
         </w:rPr>
-        <w:t xml:space="preserve">р.                         </w:t>
+        <w:t>р.</w:t>
       </w:r>
     </w:p>
     <w:p>
@@ -482,6 +484,7 @@
       <w:sdt>
         <w:sdtPr>
           <w:rPr>
+            <w:b/>
             <w:bCs/>
           </w:rPr>
           <w:alias w:val="fop"/>
@@ -494,6 +497,7 @@
           <w15:appearance w15:val="tags"/>
           <w:text/>
         </w:sdtPr>
+        <w:sdtEndPr/>
         <w:sdtContent>
           <w:r>
             <w:rPr>
@@ -530,6 +534,7 @@
           <w15:appearance w15:val="tags"/>
           <w:text/>
         </w:sdtPr>
+        <w:sdtEndPr/>
         <w:sdtContent>
           <w:r>
             <w:rPr>
@@ -586,7 +591,21 @@
           <w:b/>
           <w:bCs/>
         </w:rPr>
-        <w:t xml:space="preserve">) </w:t>
+        <w:t>)</w:t>
+      </w:r>
+      <w:r>
+        <w:rPr>
+          <w:b/>
+          <w:bCs/>
+        </w:rPr>
+        <w:t xml:space="preserve">, </w:t>
+      </w:r>
+      <w:r>
+        <w:rPr>
+          <w:b/>
+          <w:bCs/>
+        </w:rPr>
+        <w:t xml:space="preserve"> </w:t>
       </w:r>
       <w:sdt>
         <w:sdtPr>
@@ -603,6 +622,7 @@
           <w15:appearance w15:val="tags"/>
           <w:text/>
         </w:sdtPr>
+        <w:sdtEndPr/>
         <w:sdtContent>
           <w:r>
             <w:rPr>
@@ -613,6 +633,12 @@
           </w:r>
         </w:sdtContent>
       </w:sdt>
+      <w:r>
+        <w:rPr>
+          <w:bCs/>
+        </w:rPr>
+        <w:t xml:space="preserve"> </w:t>
+      </w:r>
       <w:sdt>
         <w:sdtPr>
           <w:rPr>
@@ -629,11 +655,14 @@
           <w15:appearance w15:val="tags"/>
           <w:text/>
         </w:sdtPr>
+        <w:sdtEndPr/>
         <w:sdtContent>
           <w:r>
             <w:rPr>
               <w:rStyle w:val="ad"/>
               <w:rFonts w:eastAsia="Calibri"/>
+              <w:b/>
+              <w:lang w:val="uk-UA"/>
             </w:rPr>
             <w:t>Место для ввода текста.</w:t>
           </w:r>
@@ -646,7 +675,7 @@
           <w:sz w:val="28"/>
           <w:szCs w:val="28"/>
         </w:rPr>
-        <w:t xml:space="preserve">, </w:t>
+        <w:t xml:space="preserve"> </w:t>
       </w:r>
       <w:sdt>
         <w:sdtPr>
@@ -663,15 +692,23 @@
           <w15:appearance w15:val="tags"/>
           <w:text/>
         </w:sdtPr>
+        <w:sdtEndPr/>
         <w:sdtContent>
           <w:r>
             <w:rPr>
               <w:rStyle w:val="ad"/>
+              <w:lang w:val="uk-UA"/>
             </w:rPr>
             <w:t>Место для ввода текста.</w:t>
           </w:r>
         </w:sdtContent>
       </w:sdt>
+      <w:r>
+        <w:rPr>
+          <w:bCs/>
+        </w:rPr>
+        <w:t xml:space="preserve"> </w:t>
+      </w:r>
       <w:sdt>
         <w:sdtPr>
           <w:rPr>
@@ -688,11 +725,14 @@
           <w15:appearance w15:val="tags"/>
           <w:text/>
         </w:sdtPr>
+        <w:sdtEndPr/>
         <w:sdtContent>
           <w:r>
             <w:rPr>
               <w:rStyle w:val="ad"/>
               <w:rFonts w:eastAsia="Calibri"/>
+              <w:b/>
+              <w:lang w:val="uk-UA"/>
             </w:rPr>
             <w:t>Место для ввода текста.</w:t>
           </w:r>
@@ -700,10 +740,17 @@
       </w:sdt>
       <w:r>
         <w:rPr>
+          <w:b/>
           <w:bCs/>
-          <w:lang w:val="uk-UA"/>
-        </w:rPr>
-        <w:t xml:space="preserve">, з іншої сторони, що при подальшому згадуванні разом іменуються </w:t>
+        </w:rPr>
+        <w:t xml:space="preserve">  </w:t>
+      </w:r>
+      <w:r>
+        <w:rPr>
+          <w:bCs/>
+          <w:lang w:val="uk-UA"/>
+        </w:rPr>
+        <w:t xml:space="preserve">з іншої сторони, що при подальшому згадуванні разом іменуються </w:t>
       </w:r>
       <w:proofErr w:type="gramStart"/>
       <w:r>
@@ -767,6 +814,7 @@
           <w:bCs/>
           <w:sz w:val="20"/>
           <w:szCs w:val="20"/>
+          <w:lang w:val="uk-UA"/>
         </w:rPr>
       </w:pPr>
     </w:p>
@@ -1386,28 +1434,229 @@
           <w:sz w:val="20"/>
           <w:szCs w:val="20"/>
         </w:rPr>
-        <w:t xml:space="preserve"> суб’єктами авторського права </w:t>
-      </w:r>
-      <w:r>
-        <w:rPr>
-          <w:sz w:val="20"/>
-          <w:szCs w:val="20"/>
-        </w:rPr>
-        <w:t xml:space="preserve">(правовласниками) та їх правонаступниками </w:t>
-      </w:r>
-      <w:r>
-        <w:rPr>
-          <w:sz w:val="20"/>
-          <w:szCs w:val="20"/>
-        </w:rPr>
-        <w:t>на підставі письмових договорів</w:t>
-      </w:r>
-      <w:r>
-        <w:rPr>
-          <w:sz w:val="20"/>
-          <w:szCs w:val="20"/>
-        </w:rPr>
-        <w:t xml:space="preserve"> - згідно переліку творів, передбаченого на сайті ГО УААСП: </w:t>
+        <w:t xml:space="preserve"> </w:t>
+      </w:r>
+      <w:proofErr w:type="spellStart"/>
+      <w:r>
+        <w:rPr>
+          <w:sz w:val="20"/>
+          <w:szCs w:val="20"/>
+        </w:rPr>
+        <w:t>суб’єктами</w:t>
+      </w:r>
+      <w:proofErr w:type="spellEnd"/>
+      <w:r>
+        <w:rPr>
+          <w:sz w:val="20"/>
+          <w:szCs w:val="20"/>
+        </w:rPr>
+        <w:t xml:space="preserve"> </w:t>
+      </w:r>
+      <w:proofErr w:type="spellStart"/>
+      <w:r>
+        <w:rPr>
+          <w:sz w:val="20"/>
+          <w:szCs w:val="20"/>
+        </w:rPr>
+        <w:t>авторського</w:t>
+      </w:r>
+      <w:proofErr w:type="spellEnd"/>
+      <w:r>
+        <w:rPr>
+          <w:sz w:val="20"/>
+          <w:szCs w:val="20"/>
+        </w:rPr>
+        <w:t xml:space="preserve"> права </w:t>
+      </w:r>
+      <w:r>
+        <w:rPr>
+          <w:sz w:val="20"/>
+          <w:szCs w:val="20"/>
+        </w:rPr>
+        <w:t>(</w:t>
+      </w:r>
+      <w:proofErr w:type="spellStart"/>
+      <w:r>
+        <w:rPr>
+          <w:sz w:val="20"/>
+          <w:szCs w:val="20"/>
+        </w:rPr>
+        <w:t>правовласниками</w:t>
+      </w:r>
+      <w:proofErr w:type="spellEnd"/>
+      <w:r>
+        <w:rPr>
+          <w:sz w:val="20"/>
+          <w:szCs w:val="20"/>
+        </w:rPr>
+        <w:t xml:space="preserve">) та </w:t>
+      </w:r>
+      <w:proofErr w:type="spellStart"/>
+      <w:r>
+        <w:rPr>
+          <w:sz w:val="20"/>
+          <w:szCs w:val="20"/>
+        </w:rPr>
+        <w:t>їх</w:t>
+      </w:r>
+      <w:proofErr w:type="spellEnd"/>
+      <w:r>
+        <w:rPr>
+          <w:sz w:val="20"/>
+          <w:szCs w:val="20"/>
+        </w:rPr>
+        <w:t xml:space="preserve"> </w:t>
+      </w:r>
+      <w:proofErr w:type="spellStart"/>
+      <w:r>
+        <w:rPr>
+          <w:sz w:val="20"/>
+          <w:szCs w:val="20"/>
+        </w:rPr>
+        <w:t>правонаступниками</w:t>
+      </w:r>
+      <w:proofErr w:type="spellEnd"/>
+      <w:r>
+        <w:rPr>
+          <w:sz w:val="20"/>
+          <w:szCs w:val="20"/>
+        </w:rPr>
+        <w:t xml:space="preserve"> </w:t>
+      </w:r>
+      <w:r>
+        <w:rPr>
+          <w:sz w:val="20"/>
+          <w:szCs w:val="20"/>
+        </w:rPr>
+        <w:t xml:space="preserve">на </w:t>
+      </w:r>
+      <w:proofErr w:type="spellStart"/>
+      <w:r>
+        <w:rPr>
+          <w:sz w:val="20"/>
+          <w:szCs w:val="20"/>
+        </w:rPr>
+        <w:t>підставі</w:t>
+      </w:r>
+      <w:proofErr w:type="spellEnd"/>
+      <w:r>
+        <w:rPr>
+          <w:sz w:val="20"/>
+          <w:szCs w:val="20"/>
+        </w:rPr>
+        <w:t xml:space="preserve"> </w:t>
+      </w:r>
+      <w:proofErr w:type="spellStart"/>
+      <w:r>
+        <w:rPr>
+          <w:sz w:val="20"/>
+          <w:szCs w:val="20"/>
+        </w:rPr>
+        <w:t>письмових</w:t>
+      </w:r>
+      <w:proofErr w:type="spellEnd"/>
+      <w:r>
+        <w:rPr>
+          <w:sz w:val="20"/>
+          <w:szCs w:val="20"/>
+        </w:rPr>
+        <w:t xml:space="preserve"> </w:t>
+      </w:r>
+      <w:proofErr w:type="spellStart"/>
+      <w:r>
+        <w:rPr>
+          <w:sz w:val="20"/>
+          <w:szCs w:val="20"/>
+        </w:rPr>
+        <w:t>договорів</w:t>
+      </w:r>
+      <w:proofErr w:type="spellEnd"/>
+      <w:r>
+        <w:rPr>
+          <w:sz w:val="20"/>
+          <w:szCs w:val="20"/>
+        </w:rPr>
+        <w:t xml:space="preserve"> - </w:t>
+      </w:r>
+      <w:proofErr w:type="spellStart"/>
+      <w:r>
+        <w:rPr>
+          <w:sz w:val="20"/>
+          <w:szCs w:val="20"/>
+        </w:rPr>
+        <w:t>згідно</w:t>
+      </w:r>
+      <w:proofErr w:type="spellEnd"/>
+      <w:r>
+        <w:rPr>
+          <w:sz w:val="20"/>
+          <w:szCs w:val="20"/>
+        </w:rPr>
+        <w:t xml:space="preserve"> </w:t>
+      </w:r>
+      <w:proofErr w:type="spellStart"/>
+      <w:r>
+        <w:rPr>
+          <w:sz w:val="20"/>
+          <w:szCs w:val="20"/>
+        </w:rPr>
+        <w:t>переліку</w:t>
+      </w:r>
+      <w:proofErr w:type="spellEnd"/>
+      <w:r>
+        <w:rPr>
+          <w:sz w:val="20"/>
+          <w:szCs w:val="20"/>
+        </w:rPr>
+        <w:t xml:space="preserve"> </w:t>
+      </w:r>
+      <w:proofErr w:type="spellStart"/>
+      <w:r>
+        <w:rPr>
+          <w:sz w:val="20"/>
+          <w:szCs w:val="20"/>
+        </w:rPr>
+        <w:t>творів</w:t>
+      </w:r>
+      <w:proofErr w:type="spellEnd"/>
+      <w:r>
+        <w:rPr>
+          <w:sz w:val="20"/>
+          <w:szCs w:val="20"/>
+        </w:rPr>
+        <w:t xml:space="preserve">, </w:t>
+      </w:r>
+      <w:proofErr w:type="spellStart"/>
+      <w:r>
+        <w:rPr>
+          <w:sz w:val="20"/>
+          <w:szCs w:val="20"/>
+        </w:rPr>
+        <w:t>передбаченого</w:t>
+      </w:r>
+      <w:proofErr w:type="spellEnd"/>
+      <w:r>
+        <w:rPr>
+          <w:sz w:val="20"/>
+          <w:szCs w:val="20"/>
+        </w:rPr>
+        <w:t xml:space="preserve"> на </w:t>
+      </w:r>
+      <w:proofErr w:type="spellStart"/>
+      <w:r>
+        <w:rPr>
+          <w:sz w:val="20"/>
+          <w:szCs w:val="20"/>
+        </w:rPr>
+        <w:t>сайті</w:t>
+      </w:r>
+      <w:proofErr w:type="spellEnd"/>
+      <w:r>
+        <w:rPr>
+          <w:sz w:val="20"/>
+          <w:szCs w:val="20"/>
+        </w:rPr>
+        <w:t xml:space="preserve"> ГО УААСП: </w:t>
       </w:r>
       <w:hyperlink r:id="rId8" w:history="1">
         <w:r>
@@ -1531,8 +1780,81 @@
           <w:sz w:val="20"/>
           <w:szCs w:val="20"/>
         </w:rPr>
-        <w:t xml:space="preserve"> – оприлюднені літературні, музичні твори з текстом або без тексту, що</w:t>
-      </w:r>
+        <w:t xml:space="preserve"> – </w:t>
+      </w:r>
+      <w:proofErr w:type="spellStart"/>
+      <w:r>
+        <w:rPr>
+          <w:sz w:val="20"/>
+          <w:szCs w:val="20"/>
+        </w:rPr>
+        <w:t>оприлюднені</w:t>
+      </w:r>
+      <w:proofErr w:type="spellEnd"/>
+      <w:r>
+        <w:rPr>
+          <w:sz w:val="20"/>
+          <w:szCs w:val="20"/>
+        </w:rPr>
+        <w:t xml:space="preserve"> </w:t>
+      </w:r>
+      <w:proofErr w:type="spellStart"/>
+      <w:r>
+        <w:rPr>
+          <w:sz w:val="20"/>
+          <w:szCs w:val="20"/>
+        </w:rPr>
+        <w:t>літературні</w:t>
+      </w:r>
+      <w:proofErr w:type="spellEnd"/>
+      <w:r>
+        <w:rPr>
+          <w:sz w:val="20"/>
+          <w:szCs w:val="20"/>
+        </w:rPr>
+        <w:t xml:space="preserve">, </w:t>
+      </w:r>
+      <w:proofErr w:type="spellStart"/>
+      <w:r>
+        <w:rPr>
+          <w:sz w:val="20"/>
+          <w:szCs w:val="20"/>
+        </w:rPr>
+        <w:t>музичні</w:t>
+      </w:r>
+      <w:proofErr w:type="spellEnd"/>
+      <w:r>
+        <w:rPr>
+          <w:sz w:val="20"/>
+          <w:szCs w:val="20"/>
+        </w:rPr>
+        <w:t xml:space="preserve"> твори з текстом </w:t>
+      </w:r>
+      <w:proofErr w:type="spellStart"/>
+      <w:r>
+        <w:rPr>
+          <w:sz w:val="20"/>
+          <w:szCs w:val="20"/>
+        </w:rPr>
+        <w:t>або</w:t>
+      </w:r>
+      <w:proofErr w:type="spellEnd"/>
+      <w:r>
+        <w:rPr>
+          <w:sz w:val="20"/>
+          <w:szCs w:val="20"/>
+        </w:rPr>
+        <w:t xml:space="preserve"> без тексту, </w:t>
+      </w:r>
+      <w:proofErr w:type="spellStart"/>
+      <w:r>
+        <w:rPr>
+          <w:sz w:val="20"/>
+          <w:szCs w:val="20"/>
+        </w:rPr>
+        <w:t>що</w:t>
+      </w:r>
+      <w:proofErr w:type="spellEnd"/>
       <w:r>
         <w:rPr>
           <w:sz w:val="20"/>
@@ -1707,40 +2029,227 @@
         </w:rPr>
         <w:t xml:space="preserve"> </w:t>
       </w:r>
-      <w:r>
-        <w:rPr>
-          <w:sz w:val="20"/>
-          <w:szCs w:val="20"/>
-        </w:rPr>
-        <w:t>надає Користувачеві на умовах, визначених цим Д</w:t>
-      </w:r>
-      <w:r>
-        <w:rPr>
-          <w:sz w:val="20"/>
-          <w:szCs w:val="20"/>
-        </w:rPr>
-        <w:t xml:space="preserve">оговором, право /невиключну ліцензію/ на публічне виконання </w:t>
-      </w:r>
-      <w:r>
-        <w:rPr>
-          <w:sz w:val="20"/>
-          <w:szCs w:val="20"/>
-        </w:rPr>
-        <w:t xml:space="preserve">на території </w:t>
-      </w:r>
-      <w:r>
-        <w:rPr>
-          <w:sz w:val="20"/>
-          <w:szCs w:val="20"/>
-        </w:rPr>
-        <w:t xml:space="preserve">оприлюднених творів, </w:t>
-      </w:r>
-      <w:r>
-        <w:rPr>
-          <w:sz w:val="20"/>
-          <w:szCs w:val="20"/>
-        </w:rPr>
-        <w:t>що належать</w:t>
+      <w:proofErr w:type="spellStart"/>
+      <w:r>
+        <w:rPr>
+          <w:sz w:val="20"/>
+          <w:szCs w:val="20"/>
+        </w:rPr>
+        <w:t>надає</w:t>
+      </w:r>
+      <w:proofErr w:type="spellEnd"/>
+      <w:r>
+        <w:rPr>
+          <w:sz w:val="20"/>
+          <w:szCs w:val="20"/>
+        </w:rPr>
+        <w:t xml:space="preserve"> </w:t>
+      </w:r>
+      <w:proofErr w:type="spellStart"/>
+      <w:r>
+        <w:rPr>
+          <w:sz w:val="20"/>
+          <w:szCs w:val="20"/>
+        </w:rPr>
+        <w:t>Користувачеві</w:t>
+      </w:r>
+      <w:proofErr w:type="spellEnd"/>
+      <w:r>
+        <w:rPr>
+          <w:sz w:val="20"/>
+          <w:szCs w:val="20"/>
+        </w:rPr>
+        <w:t xml:space="preserve"> на </w:t>
+      </w:r>
+      <w:proofErr w:type="spellStart"/>
+      <w:r>
+        <w:rPr>
+          <w:sz w:val="20"/>
+          <w:szCs w:val="20"/>
+        </w:rPr>
+        <w:t>умовах</w:t>
+      </w:r>
+      <w:proofErr w:type="spellEnd"/>
+      <w:r>
+        <w:rPr>
+          <w:sz w:val="20"/>
+          <w:szCs w:val="20"/>
+        </w:rPr>
+        <w:t xml:space="preserve">, </w:t>
+      </w:r>
+      <w:proofErr w:type="spellStart"/>
+      <w:r>
+        <w:rPr>
+          <w:sz w:val="20"/>
+          <w:szCs w:val="20"/>
+        </w:rPr>
+        <w:t>визначених</w:t>
+      </w:r>
+      <w:proofErr w:type="spellEnd"/>
+      <w:r>
+        <w:rPr>
+          <w:sz w:val="20"/>
+          <w:szCs w:val="20"/>
+        </w:rPr>
+        <w:t xml:space="preserve"> </w:t>
+      </w:r>
+      <w:proofErr w:type="spellStart"/>
+      <w:r>
+        <w:rPr>
+          <w:sz w:val="20"/>
+          <w:szCs w:val="20"/>
+        </w:rPr>
+        <w:t>цим</w:t>
+      </w:r>
+      <w:proofErr w:type="spellEnd"/>
+      <w:r>
+        <w:rPr>
+          <w:sz w:val="20"/>
+          <w:szCs w:val="20"/>
+        </w:rPr>
+        <w:t xml:space="preserve"> Д</w:t>
+      </w:r>
+      <w:r>
+        <w:rPr>
+          <w:sz w:val="20"/>
+          <w:szCs w:val="20"/>
+        </w:rPr>
+        <w:t>оговором, право /</w:t>
+      </w:r>
+      <w:proofErr w:type="spellStart"/>
+      <w:r>
+        <w:rPr>
+          <w:sz w:val="20"/>
+          <w:szCs w:val="20"/>
+        </w:rPr>
+        <w:t>невиключну</w:t>
+      </w:r>
+      <w:proofErr w:type="spellEnd"/>
+      <w:r>
+        <w:rPr>
+          <w:sz w:val="20"/>
+          <w:szCs w:val="20"/>
+        </w:rPr>
+        <w:t xml:space="preserve"> </w:t>
+      </w:r>
+      <w:proofErr w:type="spellStart"/>
+      <w:r>
+        <w:rPr>
+          <w:sz w:val="20"/>
+          <w:szCs w:val="20"/>
+        </w:rPr>
+        <w:t>ліцензію</w:t>
+      </w:r>
+      <w:proofErr w:type="spellEnd"/>
+      <w:r>
+        <w:rPr>
+          <w:sz w:val="20"/>
+          <w:szCs w:val="20"/>
+        </w:rPr>
+        <w:t xml:space="preserve">/ на </w:t>
+      </w:r>
+      <w:proofErr w:type="spellStart"/>
+      <w:r>
+        <w:rPr>
+          <w:sz w:val="20"/>
+          <w:szCs w:val="20"/>
+        </w:rPr>
+        <w:t>публічне</w:t>
+      </w:r>
+      <w:proofErr w:type="spellEnd"/>
+      <w:r>
+        <w:rPr>
+          <w:sz w:val="20"/>
+          <w:szCs w:val="20"/>
+        </w:rPr>
+        <w:t xml:space="preserve"> </w:t>
+      </w:r>
+      <w:proofErr w:type="spellStart"/>
+      <w:r>
+        <w:rPr>
+          <w:sz w:val="20"/>
+          <w:szCs w:val="20"/>
+        </w:rPr>
+        <w:t>виконання</w:t>
+      </w:r>
+      <w:proofErr w:type="spellEnd"/>
+      <w:r>
+        <w:rPr>
+          <w:sz w:val="20"/>
+          <w:szCs w:val="20"/>
+        </w:rPr>
+        <w:t xml:space="preserve"> </w:t>
+      </w:r>
+      <w:r>
+        <w:rPr>
+          <w:sz w:val="20"/>
+          <w:szCs w:val="20"/>
+        </w:rPr>
+        <w:t xml:space="preserve">на </w:t>
+      </w:r>
+      <w:proofErr w:type="spellStart"/>
+      <w:r>
+        <w:rPr>
+          <w:sz w:val="20"/>
+          <w:szCs w:val="20"/>
+        </w:rPr>
+        <w:t>території</w:t>
+      </w:r>
+      <w:proofErr w:type="spellEnd"/>
+      <w:r>
+        <w:rPr>
+          <w:sz w:val="20"/>
+          <w:szCs w:val="20"/>
+        </w:rPr>
+        <w:t xml:space="preserve"> </w:t>
+      </w:r>
+      <w:proofErr w:type="spellStart"/>
+      <w:r>
+        <w:rPr>
+          <w:sz w:val="20"/>
+          <w:szCs w:val="20"/>
+        </w:rPr>
+        <w:t>оприлюднених</w:t>
+      </w:r>
+      <w:proofErr w:type="spellEnd"/>
+      <w:r>
+        <w:rPr>
+          <w:sz w:val="20"/>
+          <w:szCs w:val="20"/>
+        </w:rPr>
+        <w:t xml:space="preserve"> </w:t>
+      </w:r>
+      <w:proofErr w:type="spellStart"/>
+      <w:r>
+        <w:rPr>
+          <w:sz w:val="20"/>
+          <w:szCs w:val="20"/>
+        </w:rPr>
+        <w:t>творів</w:t>
+      </w:r>
+      <w:proofErr w:type="spellEnd"/>
+      <w:r>
+        <w:rPr>
+          <w:sz w:val="20"/>
+          <w:szCs w:val="20"/>
+        </w:rPr>
+        <w:t xml:space="preserve">, </w:t>
+      </w:r>
+      <w:proofErr w:type="spellStart"/>
+      <w:r>
+        <w:rPr>
+          <w:sz w:val="20"/>
+          <w:szCs w:val="20"/>
+        </w:rPr>
+        <w:t>що</w:t>
+      </w:r>
+      <w:proofErr w:type="spellEnd"/>
+      <w:r>
+        <w:rPr>
+          <w:sz w:val="20"/>
+          <w:szCs w:val="20"/>
+        </w:rPr>
+        <w:t xml:space="preserve"> належать</w:t>
       </w:r>
       <w:r>
         <w:rPr>
@@ -1749,14 +2258,49 @@
         </w:rPr>
         <w:t xml:space="preserve"> до </w:t>
       </w:r>
+      <w:r>
+        <w:rPr>
+          <w:sz w:val="20"/>
+          <w:szCs w:val="20"/>
+          <w:lang w:val="ru-RU"/>
+        </w:rPr>
+        <w:t>каталог</w:t>
+      </w:r>
+      <w:r>
+        <w:rPr>
+          <w:sz w:val="20"/>
+          <w:szCs w:val="20"/>
+        </w:rPr>
+        <w:t>у</w:t>
+      </w:r>
+      <w:r>
+        <w:rPr>
+          <w:sz w:val="20"/>
+          <w:szCs w:val="20"/>
+        </w:rPr>
+        <w:t xml:space="preserve"> </w:t>
+      </w:r>
+      <w:r>
+        <w:rPr>
+          <w:sz w:val="20"/>
+          <w:szCs w:val="20"/>
+        </w:rPr>
+        <w:t>ГО УААСП</w:t>
+      </w:r>
+      <w:r>
+        <w:rPr>
+          <w:sz w:val="20"/>
+          <w:szCs w:val="20"/>
+        </w:rPr>
+        <w:t xml:space="preserve"> </w:t>
+      </w:r>
       <w:proofErr w:type="spellStart"/>
       <w:r>
         <w:rPr>
           <w:sz w:val="20"/>
           <w:szCs w:val="20"/>
-          <w:lang w:val="en-US"/>
-        </w:rPr>
-        <w:t>каталог</w:t>
+        </w:rPr>
+        <w:t>під</w:t>
       </w:r>
       <w:proofErr w:type="spellEnd"/>
       <w:r>
@@ -1764,28 +2308,7 @@
           <w:sz w:val="20"/>
           <w:szCs w:val="20"/>
         </w:rPr>
-        <w:t>у</w:t>
-      </w:r>
-      <w:r>
-        <w:rPr>
-          <w:sz w:val="20"/>
-          <w:szCs w:val="20"/>
-        </w:rPr>
         <w:t xml:space="preserve"> </w:t>
-      </w:r>
-      <w:r>
-        <w:rPr>
-          <w:sz w:val="20"/>
-          <w:szCs w:val="20"/>
-        </w:rPr>
-        <w:t>ГО УААСП</w:t>
-      </w:r>
-      <w:r>
-        <w:rPr>
-          <w:sz w:val="20"/>
-          <w:szCs w:val="20"/>
-        </w:rPr>
-        <w:t xml:space="preserve"> під </w:t>
       </w:r>
       <w:r>
         <w:rPr>
@@ -1909,28 +2432,48 @@
         </w:rPr>
         <w:t xml:space="preserve"> </w:t>
       </w:r>
+      <w:proofErr w:type="spellStart"/>
       <w:r>
         <w:rPr>
           <w:sz w:val="20"/>
           <w:szCs w:val="20"/>
           <w:highlight w:val="yellow"/>
         </w:rPr>
-        <w:t>який відбудеться</w:t>
-      </w:r>
+        <w:t>який</w:t>
+      </w:r>
+      <w:proofErr w:type="spellEnd"/>
       <w:r>
         <w:rPr>
           <w:sz w:val="20"/>
           <w:szCs w:val="20"/>
           <w:highlight w:val="yellow"/>
-          <w:lang w:val="en-US"/>
         </w:rPr>
         <w:t xml:space="preserve"> </w:t>
       </w:r>
+      <w:proofErr w:type="spellStart"/>
       <w:r>
         <w:rPr>
           <w:sz w:val="20"/>
           <w:szCs w:val="20"/>
           <w:highlight w:val="yellow"/>
+        </w:rPr>
+        <w:t>відбудеться</w:t>
+      </w:r>
+      <w:proofErr w:type="spellEnd"/>
+      <w:r>
+        <w:rPr>
+          <w:sz w:val="20"/>
+          <w:szCs w:val="20"/>
+          <w:highlight w:val="yellow"/>
+          <w:lang w:val="ru-RU"/>
+        </w:rPr>
+        <w:t xml:space="preserve"> </w:t>
+      </w:r>
+      <w:r>
+        <w:rPr>
+          <w:sz w:val="20"/>
+          <w:szCs w:val="20"/>
+          <w:highlight w:val="yellow"/>
           <w:lang w:val="uk-UA"/>
         </w:rPr>
         <w:t xml:space="preserve">                            </w:t>
@@ -1950,7 +2493,7 @@
           <w:sz w:val="20"/>
           <w:szCs w:val="20"/>
           <w:highlight w:val="yellow"/>
-          <w:lang w:val="en-US"/>
+          <w:lang w:val="ru-RU"/>
         </w:rPr>
         <w:t xml:space="preserve"> </w:t>
       </w:r>
@@ -1969,7 +2512,7 @@
           <w:sz w:val="20"/>
           <w:szCs w:val="20"/>
           <w:highlight w:val="yellow"/>
-          <w:lang w:val="en-US"/>
+          <w:lang w:val="ru-RU"/>
         </w:rPr>
         <w:t xml:space="preserve"> 20</w:t>
       </w:r>
@@ -1988,7 +2531,7 @@
           <w:sz w:val="20"/>
           <w:szCs w:val="20"/>
           <w:highlight w:val="yellow"/>
-          <w:lang w:val="en-US"/>
+          <w:lang w:val="ru-RU"/>
         </w:rPr>
         <w:t xml:space="preserve"> р.</w:t>
       </w:r>
@@ -2636,6 +3179,7 @@
           <w15:appearance w15:val="tags"/>
           <w:text/>
         </w:sdtPr>
+        <w:sdtEndPr/>
         <w:sdtContent>
           <w:r>
             <w:rPr>
@@ -2672,10 +3216,12 @@
           <w15:appearance w15:val="tags"/>
           <w:text/>
         </w:sdtPr>
+        <w:sdtEndPr/>
         <w:sdtContent>
           <w:r>
             <w:rPr>
               <w:rStyle w:val="ad"/>
+              <w:lang w:val="uk-UA"/>
             </w:rPr>
             <w:t>Место для ввода текста.</w:t>
           </w:r>
@@ -2694,28 +3240,34 @@
         <w:rPr>
           <w:sz w:val="20"/>
           <w:szCs w:val="20"/>
-          <w:lang w:val="en-US"/>
+          <w:lang w:val="ru-RU"/>
         </w:rPr>
         <w:t xml:space="preserve"> </w:t>
       </w:r>
-      <w:proofErr w:type="spellStart"/>
       <w:r>
         <w:rPr>
           <w:b/>
           <w:bCs/>
           <w:sz w:val="20"/>
           <w:szCs w:val="20"/>
-        </w:rPr>
-        <w:t>відсотк</w:t>
-      </w:r>
-      <w:r>
-        <w:rPr>
-          <w:b/>
-          <w:bCs/>
-          <w:sz w:val="20"/>
-          <w:szCs w:val="20"/>
-        </w:rPr>
-        <w:t>ів</w:t>
+          <w:lang w:val="ru-RU"/>
+        </w:rPr>
+        <w:t>%</w:t>
+      </w:r>
+      <w:r>
+        <w:rPr>
+          <w:sz w:val="20"/>
+          <w:szCs w:val="20"/>
+        </w:rPr>
+        <w:t xml:space="preserve"> </w:t>
+      </w:r>
+      <w:proofErr w:type="spellStart"/>
+      <w:r>
+        <w:rPr>
+          <w:sz w:val="20"/>
+          <w:szCs w:val="20"/>
+        </w:rPr>
+        <w:t>від</w:t>
       </w:r>
       <w:proofErr w:type="spellEnd"/>
       <w:r>
@@ -2731,7 +3283,7 @@
           <w:sz w:val="20"/>
           <w:szCs w:val="20"/>
         </w:rPr>
-        <w:t>від</w:t>
+        <w:t>загальної</w:t>
       </w:r>
       <w:proofErr w:type="spellEnd"/>
       <w:r>
@@ -2747,7 +3299,7 @@
           <w:sz w:val="20"/>
           <w:szCs w:val="20"/>
         </w:rPr>
-        <w:t>загальної</w:t>
+        <w:t>суми</w:t>
       </w:r>
       <w:proofErr w:type="spellEnd"/>
       <w:r>
@@ -2763,7 +3315,7 @@
           <w:sz w:val="20"/>
           <w:szCs w:val="20"/>
         </w:rPr>
-        <w:t>суми</w:t>
+        <w:t>витрат</w:t>
       </w:r>
       <w:proofErr w:type="spellEnd"/>
       <w:r>
@@ -2771,7 +3323,39 @@
           <w:sz w:val="20"/>
           <w:szCs w:val="20"/>
         </w:rPr>
-        <w:t xml:space="preserve"> витрат Користувача на проведення гастр</w:t>
+        <w:t xml:space="preserve"> </w:t>
+      </w:r>
+      <w:proofErr w:type="spellStart"/>
+      <w:r>
+        <w:rPr>
+          <w:sz w:val="20"/>
+          <w:szCs w:val="20"/>
+        </w:rPr>
+        <w:t>Користувача</w:t>
+      </w:r>
+      <w:proofErr w:type="spellEnd"/>
+      <w:r>
+        <w:rPr>
+          <w:sz w:val="20"/>
+          <w:szCs w:val="20"/>
+        </w:rPr>
+        <w:t xml:space="preserve"> на </w:t>
+      </w:r>
+      <w:proofErr w:type="spellStart"/>
+      <w:r>
+        <w:rPr>
+          <w:sz w:val="20"/>
+          <w:szCs w:val="20"/>
+        </w:rPr>
+        <w:t>проведення</w:t>
+      </w:r>
+      <w:proofErr w:type="spellEnd"/>
+      <w:r>
+        <w:rPr>
+          <w:sz w:val="20"/>
+          <w:szCs w:val="20"/>
+        </w:rPr>
+        <w:t xml:space="preserve"> гастр</w:t>
       </w:r>
       <w:r>
         <w:rPr>
@@ -2793,8 +3377,33 @@
           <w:sz w:val="20"/>
           <w:szCs w:val="20"/>
         </w:rPr>
-        <w:t>, але не менше ніж</w:t>
-      </w:r>
+        <w:t xml:space="preserve">, але не </w:t>
+      </w:r>
+      <w:proofErr w:type="spellStart"/>
+      <w:r>
+        <w:rPr>
+          <w:sz w:val="20"/>
+          <w:szCs w:val="20"/>
+        </w:rPr>
+        <w:t>менше</w:t>
+      </w:r>
+      <w:proofErr w:type="spellEnd"/>
+      <w:r>
+        <w:rPr>
+          <w:sz w:val="20"/>
+          <w:szCs w:val="20"/>
+        </w:rPr>
+        <w:t xml:space="preserve"> </w:t>
+      </w:r>
+      <w:proofErr w:type="spellStart"/>
+      <w:r>
+        <w:rPr>
+          <w:sz w:val="20"/>
+          <w:szCs w:val="20"/>
+        </w:rPr>
+        <w:t>ніж</w:t>
+      </w:r>
+      <w:proofErr w:type="spellEnd"/>
       <w:r>
         <w:rPr>
           <w:b/>
@@ -2823,10 +3432,12 @@
           <w15:appearance w15:val="tags"/>
           <w:text/>
         </w:sdtPr>
+        <w:sdtEndPr/>
         <w:sdtContent>
           <w:r>
             <w:rPr>
               <w:rStyle w:val="ad"/>
+              <w:lang w:val="uk-UA"/>
             </w:rPr>
             <w:t>Место для ввода текста.</w:t>
           </w:r>
@@ -2840,7 +3451,16 @@
           <w:szCs w:val="20"/>
           <w:lang w:val="ru-RU"/>
         </w:rPr>
-        <w:t xml:space="preserve"> (</w:t>
+        <w:t xml:space="preserve"> </w:t>
+      </w:r>
+      <w:r>
+        <w:rPr>
+          <w:bCs/>
+          <w:sz w:val="20"/>
+          <w:szCs w:val="20"/>
+          <w:lang w:val="ru-RU"/>
+        </w:rPr>
+        <w:t>(</w:t>
       </w:r>
       <w:sdt>
         <w:sdtPr>
@@ -2860,10 +3480,12 @@
           <w15:appearance w15:val="tags"/>
           <w:text/>
         </w:sdtPr>
+        <w:sdtEndPr/>
         <w:sdtContent>
           <w:r>
             <w:rPr>
               <w:rStyle w:val="ad"/>
+              <w:lang w:val="uk-UA"/>
             </w:rPr>
             <w:t>Место для ввода текста.</w:t>
           </w:r>
@@ -2871,13 +3493,22 @@
       </w:sdt>
       <w:r>
         <w:rPr>
+          <w:bCs/>
+          <w:sz w:val="20"/>
+          <w:szCs w:val="20"/>
+          <w:lang w:val="ru-RU"/>
+        </w:rPr>
+        <w:t xml:space="preserve">) </w:t>
+      </w:r>
+      <w:r>
+        <w:rPr>
           <w:b/>
           <w:bCs/>
           <w:sz w:val="20"/>
           <w:szCs w:val="20"/>
           <w:lang w:val="ru-RU"/>
         </w:rPr>
-        <w:t xml:space="preserve">) грн. </w:t>
+        <w:t xml:space="preserve">грн. </w:t>
       </w:r>
       <w:sdt>
         <w:sdtPr>
@@ -2898,10 +3529,12 @@
           <w15:appearance w15:val="tags"/>
           <w:text/>
         </w:sdtPr>
+        <w:sdtEndPr/>
         <w:sdtContent>
           <w:r>
             <w:rPr>
               <w:rStyle w:val="ad"/>
+              <w:lang w:val="uk-UA"/>
             </w:rPr>
             <w:t>Место для ввода текста.</w:t>
           </w:r>
@@ -3088,7 +3721,7 @@
         <w:rPr>
           <w:sz w:val="20"/>
           <w:szCs w:val="20"/>
-          <w:lang w:val="en-US"/>
+          <w:lang w:val="ru-RU"/>
         </w:rPr>
       </w:pPr>
       <w:r>
@@ -3508,14 +4141,30 @@
           <w:sz w:val="20"/>
           <w:szCs w:val="20"/>
         </w:rPr>
-        <w:t xml:space="preserve"> формату Exсe</w:t>
-      </w:r>
-      <w:r>
-        <w:rPr>
-          <w:sz w:val="20"/>
-          <w:szCs w:val="20"/>
-        </w:rPr>
-        <w:t>l);</w:t>
+        <w:t xml:space="preserve"> формату </w:t>
+      </w:r>
+      <w:proofErr w:type="spellStart"/>
+      <w:r>
+        <w:rPr>
+          <w:sz w:val="20"/>
+          <w:szCs w:val="20"/>
+        </w:rPr>
+        <w:t>Exсe</w:t>
+      </w:r>
+      <w:r>
+        <w:rPr>
+          <w:sz w:val="20"/>
+          <w:szCs w:val="20"/>
+        </w:rPr>
+        <w:t>l</w:t>
+      </w:r>
+      <w:proofErr w:type="spellEnd"/>
+      <w:r>
+        <w:rPr>
+          <w:sz w:val="20"/>
+          <w:szCs w:val="20"/>
+        </w:rPr>
+        <w:t>);</w:t>
       </w:r>
     </w:p>
     <w:p>
@@ -3594,7 +4243,23 @@
           <w:sz w:val="20"/>
           <w:szCs w:val="20"/>
         </w:rPr>
-        <w:t xml:space="preserve">5.4.  надати </w:t>
+        <w:t xml:space="preserve">5.4.  </w:t>
+      </w:r>
+      <w:proofErr w:type="spellStart"/>
+      <w:r>
+        <w:rPr>
+          <w:sz w:val="20"/>
+          <w:szCs w:val="20"/>
+        </w:rPr>
+        <w:t>надати</w:t>
+      </w:r>
+      <w:proofErr w:type="spellEnd"/>
+      <w:r>
+        <w:rPr>
+          <w:sz w:val="20"/>
+          <w:szCs w:val="20"/>
+        </w:rPr>
+        <w:t xml:space="preserve"> </w:t>
       </w:r>
       <w:r>
         <w:rPr>
@@ -3610,33 +4275,154 @@
         </w:rPr>
         <w:t xml:space="preserve"> </w:t>
       </w:r>
-      <w:r>
-        <w:rPr>
-          <w:sz w:val="20"/>
-          <w:szCs w:val="20"/>
-        </w:rPr>
-        <w:t xml:space="preserve">заповнений Акт про виплату авторської винагороди та надання звіту </w:t>
-      </w:r>
-      <w:r>
-        <w:rPr>
-          <w:sz w:val="20"/>
-          <w:szCs w:val="20"/>
-        </w:rPr>
-        <w:t xml:space="preserve">(далі – Акт) </w:t>
-      </w:r>
-      <w:r>
-        <w:rPr>
-          <w:sz w:val="20"/>
-          <w:szCs w:val="20"/>
-        </w:rPr>
-        <w:t>за формою, нав</w:t>
-      </w:r>
-      <w:r>
-        <w:rPr>
-          <w:sz w:val="20"/>
-          <w:szCs w:val="20"/>
-        </w:rPr>
-        <w:t xml:space="preserve">еденою у </w:t>
+      <w:proofErr w:type="spellStart"/>
+      <w:r>
+        <w:rPr>
+          <w:sz w:val="20"/>
+          <w:szCs w:val="20"/>
+        </w:rPr>
+        <w:t>заповнений</w:t>
+      </w:r>
+      <w:proofErr w:type="spellEnd"/>
+      <w:r>
+        <w:rPr>
+          <w:sz w:val="20"/>
+          <w:szCs w:val="20"/>
+        </w:rPr>
+        <w:t xml:space="preserve"> Акт про </w:t>
+      </w:r>
+      <w:proofErr w:type="spellStart"/>
+      <w:r>
+        <w:rPr>
+          <w:sz w:val="20"/>
+          <w:szCs w:val="20"/>
+        </w:rPr>
+        <w:t>виплату</w:t>
+      </w:r>
+      <w:proofErr w:type="spellEnd"/>
+      <w:r>
+        <w:rPr>
+          <w:sz w:val="20"/>
+          <w:szCs w:val="20"/>
+        </w:rPr>
+        <w:t xml:space="preserve"> </w:t>
+      </w:r>
+      <w:proofErr w:type="spellStart"/>
+      <w:r>
+        <w:rPr>
+          <w:sz w:val="20"/>
+          <w:szCs w:val="20"/>
+        </w:rPr>
+        <w:t>авторської</w:t>
+      </w:r>
+      <w:proofErr w:type="spellEnd"/>
+      <w:r>
+        <w:rPr>
+          <w:sz w:val="20"/>
+          <w:szCs w:val="20"/>
+        </w:rPr>
+        <w:t xml:space="preserve"> </w:t>
+      </w:r>
+      <w:proofErr w:type="spellStart"/>
+      <w:r>
+        <w:rPr>
+          <w:sz w:val="20"/>
+          <w:szCs w:val="20"/>
+        </w:rPr>
+        <w:t>винагороди</w:t>
+      </w:r>
+      <w:proofErr w:type="spellEnd"/>
+      <w:r>
+        <w:rPr>
+          <w:sz w:val="20"/>
+          <w:szCs w:val="20"/>
+        </w:rPr>
+        <w:t xml:space="preserve"> та </w:t>
+      </w:r>
+      <w:proofErr w:type="spellStart"/>
+      <w:r>
+        <w:rPr>
+          <w:sz w:val="20"/>
+          <w:szCs w:val="20"/>
+        </w:rPr>
+        <w:t>надання</w:t>
+      </w:r>
+      <w:proofErr w:type="spellEnd"/>
+      <w:r>
+        <w:rPr>
+          <w:sz w:val="20"/>
+          <w:szCs w:val="20"/>
+        </w:rPr>
+        <w:t xml:space="preserve"> </w:t>
+      </w:r>
+      <w:proofErr w:type="spellStart"/>
+      <w:r>
+        <w:rPr>
+          <w:sz w:val="20"/>
+          <w:szCs w:val="20"/>
+        </w:rPr>
+        <w:t>звіту</w:t>
+      </w:r>
+      <w:proofErr w:type="spellEnd"/>
+      <w:r>
+        <w:rPr>
+          <w:sz w:val="20"/>
+          <w:szCs w:val="20"/>
+        </w:rPr>
+        <w:t xml:space="preserve"> </w:t>
+      </w:r>
+      <w:r>
+        <w:rPr>
+          <w:sz w:val="20"/>
+          <w:szCs w:val="20"/>
+        </w:rPr>
+        <w:t>(</w:t>
+      </w:r>
+      <w:proofErr w:type="spellStart"/>
+      <w:r>
+        <w:rPr>
+          <w:sz w:val="20"/>
+          <w:szCs w:val="20"/>
+        </w:rPr>
+        <w:t>далі</w:t>
+      </w:r>
+      <w:proofErr w:type="spellEnd"/>
+      <w:r>
+        <w:rPr>
+          <w:sz w:val="20"/>
+          <w:szCs w:val="20"/>
+        </w:rPr>
+        <w:t xml:space="preserve"> – Акт) </w:t>
+      </w:r>
+      <w:r>
+        <w:rPr>
+          <w:sz w:val="20"/>
+          <w:szCs w:val="20"/>
+        </w:rPr>
+        <w:t xml:space="preserve">за формою, </w:t>
+      </w:r>
+      <w:proofErr w:type="spellStart"/>
+      <w:r>
+        <w:rPr>
+          <w:sz w:val="20"/>
+          <w:szCs w:val="20"/>
+        </w:rPr>
+        <w:t>нав</w:t>
+      </w:r>
+      <w:r>
+        <w:rPr>
+          <w:sz w:val="20"/>
+          <w:szCs w:val="20"/>
+        </w:rPr>
+        <w:t>еденою</w:t>
+      </w:r>
+      <w:proofErr w:type="spellEnd"/>
+      <w:r>
+        <w:rPr>
+          <w:sz w:val="20"/>
+          <w:szCs w:val="20"/>
+        </w:rPr>
+        <w:t xml:space="preserve"> у </w:t>
       </w:r>
       <w:r>
         <w:rPr>
@@ -4144,7 +4930,7 @@
           <w:sz w:val="20"/>
           <w:szCs w:val="20"/>
         </w:rPr>
-        <w:t xml:space="preserve">. У випадку наявності власного </w:t>
+        <w:t xml:space="preserve">. У </w:t>
       </w:r>
       <w:proofErr w:type="spellStart"/>
       <w:r>
@@ -4152,6 +4938,54 @@
           <w:sz w:val="20"/>
           <w:szCs w:val="20"/>
         </w:rPr>
+        <w:t>випадку</w:t>
+      </w:r>
+      <w:proofErr w:type="spellEnd"/>
+      <w:r>
+        <w:rPr>
+          <w:sz w:val="20"/>
+          <w:szCs w:val="20"/>
+        </w:rPr>
+        <w:t xml:space="preserve"> </w:t>
+      </w:r>
+      <w:proofErr w:type="spellStart"/>
+      <w:r>
+        <w:rPr>
+          <w:sz w:val="20"/>
+          <w:szCs w:val="20"/>
+        </w:rPr>
+        <w:t>наявності</w:t>
+      </w:r>
+      <w:proofErr w:type="spellEnd"/>
+      <w:r>
+        <w:rPr>
+          <w:sz w:val="20"/>
+          <w:szCs w:val="20"/>
+        </w:rPr>
+        <w:t xml:space="preserve"> </w:t>
+      </w:r>
+      <w:proofErr w:type="spellStart"/>
+      <w:r>
+        <w:rPr>
+          <w:sz w:val="20"/>
+          <w:szCs w:val="20"/>
+        </w:rPr>
+        <w:t>власного</w:t>
+      </w:r>
+      <w:proofErr w:type="spellEnd"/>
+      <w:r>
+        <w:rPr>
+          <w:sz w:val="20"/>
+          <w:szCs w:val="20"/>
+        </w:rPr>
+        <w:t xml:space="preserve"> </w:t>
+      </w:r>
+      <w:proofErr w:type="spellStart"/>
+      <w:r>
+        <w:rPr>
+          <w:sz w:val="20"/>
+          <w:szCs w:val="20"/>
+        </w:rPr>
         <w:t>Інтернет</w:t>
       </w:r>
       <w:proofErr w:type="spellEnd"/>
@@ -4160,7 +4994,55 @@
           <w:sz w:val="20"/>
           <w:szCs w:val="20"/>
         </w:rPr>
-        <w:t xml:space="preserve">-сайту Користувач зобов’язується зазначити на ньому інформацію, що дозвіл на використання творів отримано в </w:t>
+        <w:t xml:space="preserve">-сайту </w:t>
+      </w:r>
+      <w:proofErr w:type="spellStart"/>
+      <w:r>
+        <w:rPr>
+          <w:sz w:val="20"/>
+          <w:szCs w:val="20"/>
+        </w:rPr>
+        <w:t>Користувач</w:t>
+      </w:r>
+      <w:proofErr w:type="spellEnd"/>
+      <w:r>
+        <w:rPr>
+          <w:sz w:val="20"/>
+          <w:szCs w:val="20"/>
+        </w:rPr>
+        <w:t xml:space="preserve"> </w:t>
+      </w:r>
+      <w:proofErr w:type="spellStart"/>
+      <w:r>
+        <w:rPr>
+          <w:sz w:val="20"/>
+          <w:szCs w:val="20"/>
+        </w:rPr>
+        <w:t>зобов’язується</w:t>
+      </w:r>
+      <w:proofErr w:type="spellEnd"/>
+      <w:r>
+        <w:rPr>
+          <w:sz w:val="20"/>
+          <w:szCs w:val="20"/>
+        </w:rPr>
+        <w:t xml:space="preserve"> </w:t>
+      </w:r>
+      <w:proofErr w:type="spellStart"/>
+      <w:r>
+        <w:rPr>
+          <w:sz w:val="20"/>
+          <w:szCs w:val="20"/>
+        </w:rPr>
+        <w:t>зазначити</w:t>
+      </w:r>
+      <w:proofErr w:type="spellEnd"/>
+      <w:r>
+        <w:rPr>
+          <w:sz w:val="20"/>
+          <w:szCs w:val="20"/>
+        </w:rPr>
+        <w:t xml:space="preserve"> на ньому інформацію, що дозвіл на використання творів отримано в </w:t>
       </w:r>
       <w:r>
         <w:rPr>
@@ -4340,21 +5222,7 @@
           <w:sz w:val="20"/>
           <w:szCs w:val="20"/>
         </w:rPr>
-        <w:t>3.1. Користувач зобов’язується використовувати лише оригінальні твори, що ідентифіков</w:t>
-      </w:r>
-      <w:r>
-        <w:rPr>
-          <w:sz w:val="20"/>
-          <w:szCs w:val="20"/>
-        </w:rPr>
-        <w:t>а</w:t>
-      </w:r>
-      <w:r>
-        <w:rPr>
-          <w:sz w:val="20"/>
-          <w:szCs w:val="20"/>
-        </w:rPr>
-        <w:t>ні по назвам, прізвищам і ініціалам авторів, без заподіяння їм шкоди, в тому числі не вносити змін або доповнень в твори без письмового дозволу автора (-ів) творів.</w:t>
+        <w:t>3.1. Користувач зобов’язується використовувати лише оригінальні твори, що ідентифіковані по назвам, прізвищам і ініціалам авторів, без заподіяння їм шкоди, в тому числі не вносити змін або доповнень в твори без письмового дозволу автора (-ів) творів.</w:t>
       </w:r>
     </w:p>
     <w:p>
@@ -5028,23 +5896,12 @@
     <w:p>
       <w:pPr>
         <w:pStyle w:val="a3"/>
-        <w:spacing w:after="120"/>
         <w:ind w:right="-1" w:firstLine="540"/>
-        <w:jc w:val="center"/>
         <w:rPr>
           <w:sz w:val="20"/>
           <w:szCs w:val="20"/>
         </w:rPr>
       </w:pPr>
-      <w:r>
-        <w:rPr>
-          <w:b/>
-          <w:bCs/>
-          <w:sz w:val="20"/>
-          <w:szCs w:val="20"/>
-        </w:rPr>
-        <w:t>4. Відповідальність Сторін</w:t>
-      </w:r>
     </w:p>
     <w:p>
       <w:pPr>
@@ -5055,12 +5912,53 @@
           <w:szCs w:val="20"/>
         </w:rPr>
       </w:pPr>
-      <w:r>
-        <w:rPr>
+    </w:p>
+    <w:p>
+      <w:pPr>
+        <w:pStyle w:val="a3"/>
+        <w:ind w:right="-1" w:firstLine="540"/>
+        <w:rPr>
+          <w:sz w:val="20"/>
+          <w:szCs w:val="20"/>
+        </w:rPr>
+      </w:pPr>
+    </w:p>
+    <w:p>
+      <w:pPr>
+        <w:pStyle w:val="a3"/>
+        <w:spacing w:after="120"/>
+        <w:ind w:right="-1" w:firstLine="540"/>
+        <w:jc w:val="center"/>
+        <w:rPr>
+          <w:sz w:val="20"/>
+          <w:szCs w:val="20"/>
+        </w:rPr>
+      </w:pPr>
+      <w:r>
+        <w:rPr>
+          <w:b/>
+          <w:bCs/>
           <w:sz w:val="20"/>
           <w:szCs w:val="20"/>
         </w:rPr>
         <w:lastRenderedPageBreak/>
+        <w:t>4. Відповідальність Сторін</w:t>
+      </w:r>
+    </w:p>
+    <w:p>
+      <w:pPr>
+        <w:pStyle w:val="a3"/>
+        <w:ind w:right="-1" w:firstLine="540"/>
+        <w:rPr>
+          <w:sz w:val="20"/>
+          <w:szCs w:val="20"/>
+        </w:rPr>
+      </w:pPr>
+      <w:r>
+        <w:rPr>
+          <w:sz w:val="20"/>
+          <w:szCs w:val="20"/>
+        </w:rPr>
         <w:t xml:space="preserve">4.1. Сторони за невиконання або </w:t>
       </w:r>
       <w:r>
@@ -5189,7 +6087,6 @@
           <w:bCs/>
           <w:sz w:val="20"/>
           <w:szCs w:val="20"/>
-          <w:lang w:val="uk-UA"/>
         </w:rPr>
       </w:pPr>
     </w:p>
@@ -5207,6 +6104,1498 @@
           <w:bCs/>
           <w:sz w:val="20"/>
           <w:szCs w:val="20"/>
+        </w:rPr>
+      </w:pPr>
+      <w:r>
+        <w:rPr>
+          <w:b/>
+          <w:bCs/>
+          <w:sz w:val="20"/>
+          <w:szCs w:val="20"/>
+        </w:rPr>
+        <w:t>5. Контроль і конфіденційність</w:t>
+      </w:r>
+    </w:p>
+    <w:p>
+      <w:pPr>
+        <w:pStyle w:val="a3"/>
+        <w:tabs>
+          <w:tab w:val="left" w:pos="2835"/>
+        </w:tabs>
+        <w:ind w:right="-1" w:firstLine="540"/>
+        <w:rPr>
+          <w:sz w:val="20"/>
+          <w:szCs w:val="20"/>
+        </w:rPr>
+      </w:pPr>
+      <w:r>
+        <w:rPr>
+          <w:sz w:val="20"/>
+          <w:szCs w:val="20"/>
+        </w:rPr>
+        <w:t xml:space="preserve">5.1. </w:t>
+      </w:r>
+      <w:proofErr w:type="spellStart"/>
+      <w:r>
+        <w:rPr>
+          <w:sz w:val="20"/>
+          <w:szCs w:val="20"/>
+        </w:rPr>
+        <w:t>Користувач</w:t>
+      </w:r>
+      <w:proofErr w:type="spellEnd"/>
+      <w:r>
+        <w:rPr>
+          <w:sz w:val="20"/>
+          <w:szCs w:val="20"/>
+        </w:rPr>
+        <w:t xml:space="preserve"> </w:t>
+      </w:r>
+      <w:proofErr w:type="spellStart"/>
+      <w:r>
+        <w:rPr>
+          <w:sz w:val="20"/>
+          <w:szCs w:val="20"/>
+        </w:rPr>
+        <w:t>зобов’язується</w:t>
+      </w:r>
+      <w:proofErr w:type="spellEnd"/>
+      <w:r>
+        <w:rPr>
+          <w:sz w:val="20"/>
+          <w:szCs w:val="20"/>
+        </w:rPr>
+        <w:t xml:space="preserve"> </w:t>
+      </w:r>
+      <w:proofErr w:type="spellStart"/>
+      <w:r>
+        <w:rPr>
+          <w:sz w:val="20"/>
+          <w:szCs w:val="20"/>
+        </w:rPr>
+        <w:t>надавати</w:t>
+      </w:r>
+      <w:proofErr w:type="spellEnd"/>
+      <w:r>
+        <w:rPr>
+          <w:sz w:val="20"/>
+          <w:szCs w:val="20"/>
+        </w:rPr>
+        <w:t xml:space="preserve"> </w:t>
+      </w:r>
+      <w:proofErr w:type="spellStart"/>
+      <w:r>
+        <w:rPr>
+          <w:sz w:val="20"/>
+          <w:szCs w:val="20"/>
+        </w:rPr>
+        <w:t>належним</w:t>
+      </w:r>
+      <w:proofErr w:type="spellEnd"/>
+      <w:r>
+        <w:rPr>
+          <w:sz w:val="20"/>
+          <w:szCs w:val="20"/>
+        </w:rPr>
+        <w:t xml:space="preserve"> чин</w:t>
+      </w:r>
+      <w:r>
+        <w:rPr>
+          <w:sz w:val="20"/>
+          <w:szCs w:val="20"/>
+        </w:rPr>
+        <w:t xml:space="preserve">ом уповноваженим представникам </w:t>
+      </w:r>
+      <w:r>
+        <w:rPr>
+          <w:sz w:val="20"/>
+          <w:szCs w:val="20"/>
+        </w:rPr>
+        <w:t>ГО УААСП</w:t>
+      </w:r>
+      <w:r>
+        <w:rPr>
+          <w:sz w:val="20"/>
+          <w:szCs w:val="20"/>
+        </w:rPr>
+        <w:t xml:space="preserve"> всі </w:t>
+      </w:r>
+      <w:r>
+        <w:rPr>
+          <w:sz w:val="20"/>
+          <w:szCs w:val="20"/>
+        </w:rPr>
+        <w:t>документи, пов’язані з розрах</w:t>
+      </w:r>
+      <w:r>
+        <w:rPr>
+          <w:sz w:val="20"/>
+          <w:szCs w:val="20"/>
+        </w:rPr>
+        <w:t>унком сум авторської винагороди</w:t>
+      </w:r>
+      <w:r>
+        <w:rPr>
+          <w:sz w:val="20"/>
+          <w:szCs w:val="20"/>
+        </w:rPr>
+        <w:t xml:space="preserve"> (роялті) відповідно</w:t>
+      </w:r>
+      <w:r>
+        <w:rPr>
+          <w:sz w:val="20"/>
+          <w:szCs w:val="20"/>
+        </w:rPr>
+        <w:t xml:space="preserve"> до умов даного договору</w:t>
+      </w:r>
+      <w:r>
+        <w:rPr>
+          <w:sz w:val="20"/>
+          <w:szCs w:val="20"/>
+        </w:rPr>
+        <w:t xml:space="preserve"> для огляду їх на місці зн</w:t>
+      </w:r>
+      <w:r>
+        <w:rPr>
+          <w:sz w:val="20"/>
+          <w:szCs w:val="20"/>
+        </w:rPr>
+        <w:t xml:space="preserve">аходження Користувача </w:t>
+      </w:r>
+      <w:r>
+        <w:rPr>
+          <w:sz w:val="20"/>
+          <w:szCs w:val="20"/>
+        </w:rPr>
+        <w:t>та/</w:t>
+      </w:r>
+      <w:r>
+        <w:rPr>
+          <w:sz w:val="20"/>
+          <w:szCs w:val="20"/>
+        </w:rPr>
+        <w:t xml:space="preserve">або направити поштою </w:t>
+      </w:r>
+      <w:r>
+        <w:rPr>
+          <w:sz w:val="20"/>
+          <w:szCs w:val="20"/>
+        </w:rPr>
+        <w:t>завірені належним чином копії</w:t>
+      </w:r>
+      <w:r>
+        <w:rPr>
+          <w:sz w:val="20"/>
+          <w:szCs w:val="20"/>
+        </w:rPr>
+        <w:t xml:space="preserve"> таких документів, </w:t>
+      </w:r>
+      <w:r>
+        <w:rPr>
+          <w:sz w:val="20"/>
+          <w:szCs w:val="20"/>
+        </w:rPr>
+        <w:t>а також</w:t>
+      </w:r>
+      <w:r>
+        <w:rPr>
+          <w:sz w:val="20"/>
+          <w:szCs w:val="20"/>
+        </w:rPr>
+        <w:t xml:space="preserve"> точний перелік використаних Користувачем творів.  </w:t>
+      </w:r>
+    </w:p>
+    <w:p>
+      <w:pPr>
+        <w:pStyle w:val="a3"/>
+        <w:tabs>
+          <w:tab w:val="left" w:pos="2835"/>
+        </w:tabs>
+        <w:ind w:right="-1" w:firstLine="540"/>
+        <w:rPr>
+          <w:sz w:val="20"/>
+          <w:szCs w:val="20"/>
+        </w:rPr>
+      </w:pPr>
+      <w:r>
+        <w:rPr>
+          <w:sz w:val="20"/>
+          <w:szCs w:val="20"/>
+        </w:rPr>
+        <w:t>5.2. Користувач гарантує безоплатно та безпереш</w:t>
+      </w:r>
+      <w:r>
+        <w:rPr>
+          <w:sz w:val="20"/>
+          <w:szCs w:val="20"/>
+        </w:rPr>
+        <w:t>кодно допускати уповноваженого п</w:t>
+      </w:r>
+      <w:r>
+        <w:rPr>
+          <w:sz w:val="20"/>
+          <w:szCs w:val="20"/>
+        </w:rPr>
+        <w:t xml:space="preserve">редставника </w:t>
+      </w:r>
+      <w:r>
+        <w:rPr>
+          <w:sz w:val="20"/>
+          <w:szCs w:val="20"/>
+        </w:rPr>
+        <w:t>ГО УААСП</w:t>
+      </w:r>
+      <w:r>
+        <w:rPr>
+          <w:sz w:val="20"/>
+          <w:szCs w:val="20"/>
+        </w:rPr>
+        <w:t xml:space="preserve"> на будь-які заходи, пов’язані з публічним виконанням творів, для проведення контрольного прослуховування.</w:t>
+      </w:r>
+    </w:p>
+    <w:p>
+      <w:pPr>
+        <w:pStyle w:val="a3"/>
+        <w:ind w:right="-1" w:firstLine="540"/>
+        <w:rPr>
+          <w:sz w:val="20"/>
+          <w:szCs w:val="20"/>
+        </w:rPr>
+      </w:pPr>
+      <w:r>
+        <w:rPr>
+          <w:sz w:val="20"/>
+          <w:szCs w:val="20"/>
+        </w:rPr>
+        <w:t xml:space="preserve">5.3. </w:t>
+      </w:r>
+      <w:r>
+        <w:rPr>
+          <w:sz w:val="20"/>
+          <w:szCs w:val="20"/>
+        </w:rPr>
+        <w:t>ГО УААСП</w:t>
+      </w:r>
+      <w:r>
+        <w:rPr>
+          <w:sz w:val="20"/>
+          <w:szCs w:val="20"/>
+        </w:rPr>
+        <w:t xml:space="preserve"> зобов’язується зберігати конфіденційність у відношенні відомостей про </w:t>
+      </w:r>
+      <w:r>
+        <w:rPr>
+          <w:sz w:val="20"/>
+          <w:szCs w:val="20"/>
+        </w:rPr>
+        <w:t xml:space="preserve">загальну суму витрат Користувача на проведення гастрольного заходу </w:t>
+      </w:r>
+      <w:r>
+        <w:rPr>
+          <w:sz w:val="20"/>
+          <w:szCs w:val="20"/>
+        </w:rPr>
+        <w:t>та підтверджуючих їх документів, крім випадків передбачених чинним законодавством України.</w:t>
+      </w:r>
+    </w:p>
+    <w:p>
+      <w:pPr>
+        <w:pStyle w:val="a3"/>
+        <w:ind w:right="-1" w:firstLine="540"/>
+        <w:rPr>
+          <w:sz w:val="20"/>
+          <w:szCs w:val="20"/>
+        </w:rPr>
+      </w:pPr>
+      <w:r>
+        <w:rPr>
+          <w:sz w:val="20"/>
+          <w:szCs w:val="20"/>
+        </w:rPr>
+        <w:t>5.4. Сторони зобов’язуються зберігати конфіденційність щодо умов цього Договору, всіх відомостей та будь-якої інформації щодо господарської діяльності Сторін, що стали відомі іншій Стороні у зв’язку з виконанням умов цього Договору, оскільки такі відомості і/або інформація, умови Договору є комерційною таємницею. У випадку порушення однією зі Сторін зобов’язання щодо конфіденційності, визначеного у цьому пункті Договору, і якщо через таке порушення інша Сторона зазнала збитків, то такі збитки повинні бути відшкодовані винною у такому порушенні Стороною у повному обсязі.</w:t>
+      </w:r>
+    </w:p>
+    <w:p>
+      <w:pPr>
+        <w:pStyle w:val="a3"/>
+        <w:ind w:right="-1" w:firstLine="540"/>
+        <w:rPr>
+          <w:sz w:val="20"/>
+          <w:szCs w:val="20"/>
+        </w:rPr>
+      </w:pPr>
+    </w:p>
+    <w:p>
+      <w:pPr>
+        <w:pStyle w:val="a3"/>
+        <w:spacing w:after="120"/>
+        <w:ind w:right="-1" w:firstLine="540"/>
+        <w:jc w:val="center"/>
+        <w:rPr>
+          <w:b/>
+          <w:bCs/>
+          <w:sz w:val="20"/>
+          <w:szCs w:val="20"/>
+        </w:rPr>
+      </w:pPr>
+      <w:r>
+        <w:rPr>
+          <w:b/>
+          <w:bCs/>
+          <w:sz w:val="20"/>
+          <w:szCs w:val="20"/>
+        </w:rPr>
+        <w:t xml:space="preserve">6. </w:t>
+      </w:r>
+      <w:r>
+        <w:rPr>
+          <w:b/>
+          <w:bCs/>
+          <w:sz w:val="20"/>
+          <w:szCs w:val="20"/>
+        </w:rPr>
+        <w:t>Строк дії Д</w:t>
+      </w:r>
+      <w:r>
+        <w:rPr>
+          <w:b/>
+          <w:bCs/>
+          <w:sz w:val="20"/>
+          <w:szCs w:val="20"/>
+        </w:rPr>
+        <w:t>оговору</w:t>
+      </w:r>
+    </w:p>
+    <w:p>
+      <w:pPr>
+        <w:pStyle w:val="a3"/>
+        <w:tabs>
+          <w:tab w:val="left" w:pos="4065"/>
+        </w:tabs>
+        <w:ind w:right="-1" w:firstLine="540"/>
+        <w:rPr>
+          <w:bCs/>
+          <w:sz w:val="20"/>
+          <w:szCs w:val="20"/>
+        </w:rPr>
+      </w:pPr>
+      <w:r>
+        <w:rPr>
+          <w:sz w:val="20"/>
+          <w:szCs w:val="20"/>
+        </w:rPr>
+        <w:t>6.1</w:t>
+      </w:r>
+      <w:r>
+        <w:rPr>
+          <w:sz w:val="20"/>
+          <w:szCs w:val="20"/>
+        </w:rPr>
+        <w:t xml:space="preserve">. </w:t>
+      </w:r>
+      <w:r>
+        <w:rPr>
+          <w:sz w:val="20"/>
+          <w:szCs w:val="20"/>
+        </w:rPr>
+        <w:t>Цей Д</w:t>
+      </w:r>
+      <w:r>
+        <w:rPr>
+          <w:sz w:val="20"/>
+          <w:szCs w:val="20"/>
+        </w:rPr>
+        <w:t>оговір вступає в дію з моменту підписання Сторонами і діє</w:t>
+      </w:r>
+      <w:r>
+        <w:rPr>
+          <w:b/>
+          <w:sz w:val="20"/>
+          <w:szCs w:val="20"/>
+        </w:rPr>
+        <w:t xml:space="preserve"> </w:t>
+      </w:r>
+      <w:r>
+        <w:rPr>
+          <w:bCs/>
+          <w:sz w:val="20"/>
+          <w:szCs w:val="20"/>
+        </w:rPr>
+        <w:t>до повного в</w:t>
+      </w:r>
+      <w:r>
+        <w:rPr>
+          <w:bCs/>
+          <w:sz w:val="20"/>
+          <w:szCs w:val="20"/>
+        </w:rPr>
+        <w:t xml:space="preserve">иконання </w:t>
+      </w:r>
+      <w:r>
+        <w:rPr>
+          <w:bCs/>
+          <w:sz w:val="20"/>
+          <w:szCs w:val="20"/>
+        </w:rPr>
+        <w:t xml:space="preserve">Користувачем </w:t>
+      </w:r>
+      <w:r>
+        <w:rPr>
+          <w:bCs/>
+          <w:sz w:val="20"/>
+          <w:szCs w:val="20"/>
+        </w:rPr>
+        <w:t>своїх зобов’язань</w:t>
+      </w:r>
+      <w:r>
+        <w:rPr>
+          <w:bCs/>
+          <w:sz w:val="20"/>
+          <w:szCs w:val="20"/>
+        </w:rPr>
+        <w:t>,</w:t>
+      </w:r>
+      <w:r>
+        <w:rPr>
+          <w:bCs/>
+          <w:sz w:val="20"/>
+          <w:szCs w:val="20"/>
+        </w:rPr>
+        <w:t xml:space="preserve"> що виникли під час дії даного Д</w:t>
+      </w:r>
+      <w:r>
+        <w:rPr>
+          <w:bCs/>
+          <w:sz w:val="20"/>
+          <w:szCs w:val="20"/>
+        </w:rPr>
+        <w:t xml:space="preserve">оговору. </w:t>
+      </w:r>
+    </w:p>
+    <w:p>
+      <w:pPr>
+        <w:pStyle w:val="a3"/>
+        <w:tabs>
+          <w:tab w:val="left" w:pos="4065"/>
+        </w:tabs>
+        <w:ind w:right="-1" w:firstLine="540"/>
+        <w:rPr>
+          <w:sz w:val="20"/>
+          <w:szCs w:val="20"/>
+          <w:lang w:val="ru-RU"/>
+        </w:rPr>
+      </w:pPr>
+      <w:r>
+        <w:rPr>
+          <w:sz w:val="20"/>
+          <w:szCs w:val="20"/>
+        </w:rPr>
+        <w:t xml:space="preserve">6.2. </w:t>
+      </w:r>
+      <w:r>
+        <w:rPr>
+          <w:sz w:val="20"/>
+          <w:szCs w:val="20"/>
+        </w:rPr>
+        <w:t>Після</w:t>
+      </w:r>
+      <w:r>
+        <w:rPr>
+          <w:sz w:val="20"/>
+          <w:szCs w:val="20"/>
+        </w:rPr>
+        <w:t xml:space="preserve"> </w:t>
+      </w:r>
+      <w:r>
+        <w:rPr>
+          <w:sz w:val="20"/>
+          <w:szCs w:val="20"/>
+        </w:rPr>
+        <w:t>проведення гастрольного заходу</w:t>
+      </w:r>
+      <w:r>
+        <w:rPr>
+          <w:sz w:val="20"/>
+          <w:szCs w:val="20"/>
+        </w:rPr>
+        <w:t xml:space="preserve"> Користувач позбавляється права на публічне виконання творів</w:t>
+      </w:r>
+      <w:r>
+        <w:rPr>
+          <w:sz w:val="20"/>
+          <w:szCs w:val="20"/>
+        </w:rPr>
+        <w:t>,</w:t>
+      </w:r>
+      <w:r>
+        <w:rPr>
+          <w:sz w:val="20"/>
+          <w:szCs w:val="20"/>
+        </w:rPr>
+        <w:t xml:space="preserve"> які відносяться до </w:t>
+      </w:r>
+      <w:r>
+        <w:rPr>
+          <w:sz w:val="20"/>
+          <w:szCs w:val="20"/>
+          <w:lang w:val="uk-UA"/>
+        </w:rPr>
+        <w:t>каталог</w:t>
+      </w:r>
+      <w:r>
+        <w:rPr>
+          <w:sz w:val="20"/>
+          <w:szCs w:val="20"/>
+        </w:rPr>
+        <w:t xml:space="preserve">у </w:t>
+      </w:r>
+      <w:r>
+        <w:rPr>
+          <w:sz w:val="20"/>
+          <w:szCs w:val="20"/>
+        </w:rPr>
+        <w:t>ГО УААСП</w:t>
+      </w:r>
+      <w:r>
+        <w:rPr>
+          <w:sz w:val="20"/>
+          <w:szCs w:val="20"/>
+        </w:rPr>
+        <w:t>.</w:t>
+      </w:r>
+    </w:p>
+    <w:p>
+      <w:pPr>
+        <w:pStyle w:val="a3"/>
+        <w:tabs>
+          <w:tab w:val="left" w:pos="2835"/>
+        </w:tabs>
+        <w:spacing w:after="120"/>
+        <w:ind w:right="-1" w:firstLine="540"/>
+        <w:jc w:val="center"/>
+        <w:rPr>
+          <w:b/>
+          <w:bCs/>
+          <w:sz w:val="20"/>
+          <w:szCs w:val="20"/>
+        </w:rPr>
+      </w:pPr>
+      <w:r>
+        <w:rPr>
+          <w:b/>
+          <w:bCs/>
+          <w:sz w:val="20"/>
+          <w:szCs w:val="20"/>
+        </w:rPr>
+        <w:t>7. Форс-мажорні обставини</w:t>
+      </w:r>
+    </w:p>
+    <w:p>
+      <w:pPr>
+        <w:pStyle w:val="a3"/>
+        <w:ind w:right="-1" w:firstLine="540"/>
+        <w:rPr>
+          <w:sz w:val="20"/>
+          <w:szCs w:val="20"/>
+        </w:rPr>
+      </w:pPr>
+      <w:r>
+        <w:rPr>
+          <w:sz w:val="20"/>
+          <w:szCs w:val="20"/>
+        </w:rPr>
+        <w:t>7.1. Сторони звільняються від відповідальності за часткове чи повне невиконання свої</w:t>
+      </w:r>
+      <w:r>
+        <w:rPr>
+          <w:sz w:val="20"/>
+          <w:szCs w:val="20"/>
+        </w:rPr>
+        <w:t>х зобов</w:t>
+      </w:r>
+      <w:r>
+        <w:rPr>
+          <w:sz w:val="20"/>
+          <w:szCs w:val="20"/>
+        </w:rPr>
+        <w:t>’язань, обумовлених цим Д</w:t>
+      </w:r>
+      <w:r>
+        <w:rPr>
+          <w:sz w:val="20"/>
+          <w:szCs w:val="20"/>
+        </w:rPr>
+        <w:t>оговором</w:t>
+      </w:r>
+      <w:r>
+        <w:rPr>
+          <w:sz w:val="20"/>
+          <w:szCs w:val="20"/>
+        </w:rPr>
+        <w:t>,</w:t>
+      </w:r>
+      <w:r>
+        <w:rPr>
+          <w:sz w:val="20"/>
+          <w:szCs w:val="20"/>
+        </w:rPr>
+        <w:t xml:space="preserve"> у тому випадку, коли це сталося за обставин, незалежних від волі сторін і які </w:t>
+      </w:r>
+      <w:r>
+        <w:rPr>
+          <w:sz w:val="20"/>
+          <w:szCs w:val="20"/>
+        </w:rPr>
+        <w:t>виникли після підписання цього д</w:t>
+      </w:r>
+      <w:r>
+        <w:rPr>
+          <w:sz w:val="20"/>
+          <w:szCs w:val="20"/>
+        </w:rPr>
+        <w:t>оговору, внаслідок подій непереборної си</w:t>
+      </w:r>
+      <w:r>
+        <w:rPr>
+          <w:sz w:val="20"/>
+          <w:szCs w:val="20"/>
+        </w:rPr>
+        <w:t>ли (</w:t>
+      </w:r>
+      <w:r>
+        <w:rPr>
+          <w:sz w:val="20"/>
+          <w:szCs w:val="20"/>
+        </w:rPr>
+        <w:t xml:space="preserve"> пожежа, землетрус, та інші стихійні лиха</w:t>
+      </w:r>
+      <w:r>
+        <w:rPr>
+          <w:sz w:val="20"/>
+          <w:szCs w:val="20"/>
+          <w:lang w:val="ru-RU"/>
+        </w:rPr>
+        <w:t xml:space="preserve">, а </w:t>
+      </w:r>
+      <w:proofErr w:type="spellStart"/>
+      <w:r>
+        <w:rPr>
+          <w:sz w:val="20"/>
+          <w:szCs w:val="20"/>
+          <w:lang w:val="ru-RU"/>
+        </w:rPr>
+        <w:t>також</w:t>
+      </w:r>
+      <w:proofErr w:type="spellEnd"/>
+      <w:r>
+        <w:rPr>
+          <w:sz w:val="20"/>
+          <w:szCs w:val="20"/>
+          <w:lang w:val="ru-RU"/>
+        </w:rPr>
+        <w:t xml:space="preserve"> </w:t>
+      </w:r>
+      <w:proofErr w:type="spellStart"/>
+      <w:r>
+        <w:rPr>
+          <w:sz w:val="20"/>
+          <w:szCs w:val="20"/>
+          <w:lang w:val="ru-RU"/>
+        </w:rPr>
+        <w:t>набрання</w:t>
+      </w:r>
+      <w:proofErr w:type="spellEnd"/>
+      <w:r>
+        <w:rPr>
+          <w:sz w:val="20"/>
+          <w:szCs w:val="20"/>
+          <w:lang w:val="ru-RU"/>
+        </w:rPr>
+        <w:t xml:space="preserve"> </w:t>
+      </w:r>
+      <w:proofErr w:type="spellStart"/>
+      <w:r>
+        <w:rPr>
+          <w:sz w:val="20"/>
+          <w:szCs w:val="20"/>
+          <w:lang w:val="ru-RU"/>
+        </w:rPr>
+        <w:t>чинності</w:t>
+      </w:r>
+      <w:proofErr w:type="spellEnd"/>
+      <w:r>
+        <w:rPr>
+          <w:sz w:val="20"/>
+          <w:szCs w:val="20"/>
+          <w:lang w:val="ru-RU"/>
+        </w:rPr>
+        <w:t xml:space="preserve"> законами та </w:t>
+      </w:r>
+      <w:proofErr w:type="spellStart"/>
+      <w:r>
+        <w:rPr>
+          <w:sz w:val="20"/>
+          <w:szCs w:val="20"/>
+          <w:lang w:val="ru-RU"/>
+        </w:rPr>
+        <w:t>іншими</w:t>
+      </w:r>
+      <w:proofErr w:type="spellEnd"/>
+      <w:r>
+        <w:rPr>
+          <w:sz w:val="20"/>
+          <w:szCs w:val="20"/>
+          <w:lang w:val="ru-RU"/>
+        </w:rPr>
+        <w:t xml:space="preserve"> нормативно-</w:t>
+      </w:r>
+      <w:proofErr w:type="spellStart"/>
+      <w:r>
+        <w:rPr>
+          <w:sz w:val="20"/>
+          <w:szCs w:val="20"/>
+          <w:lang w:val="ru-RU"/>
+        </w:rPr>
+        <w:t>правовими</w:t>
+      </w:r>
+      <w:proofErr w:type="spellEnd"/>
+      <w:r>
+        <w:rPr>
+          <w:sz w:val="20"/>
+          <w:szCs w:val="20"/>
+          <w:lang w:val="ru-RU"/>
+        </w:rPr>
+        <w:t xml:space="preserve"> актами</w:t>
+      </w:r>
+      <w:r>
+        <w:rPr>
+          <w:sz w:val="20"/>
+          <w:szCs w:val="20"/>
+        </w:rPr>
+        <w:t>), на які Сторони не могли вплинути чи їх передбачити. Строк в</w:t>
+      </w:r>
+      <w:r>
+        <w:rPr>
+          <w:sz w:val="20"/>
+          <w:szCs w:val="20"/>
+        </w:rPr>
+        <w:t>иконання зобов’язань по даному Д</w:t>
+      </w:r>
+      <w:r>
+        <w:rPr>
+          <w:sz w:val="20"/>
+          <w:szCs w:val="20"/>
+        </w:rPr>
+        <w:t>оговор</w:t>
+      </w:r>
+      <w:r>
+        <w:rPr>
+          <w:sz w:val="20"/>
+          <w:szCs w:val="20"/>
+        </w:rPr>
+        <w:t>у подовжується відповідно часу,</w:t>
+      </w:r>
+      <w:r>
+        <w:rPr>
+          <w:sz w:val="20"/>
+          <w:szCs w:val="20"/>
+        </w:rPr>
+        <w:t xml:space="preserve"> протягом якого діяли такі обставини.</w:t>
+      </w:r>
+      <w:r>
+        <w:rPr>
+          <w:sz w:val="20"/>
+          <w:szCs w:val="20"/>
+        </w:rPr>
+        <w:t xml:space="preserve"> Зазначені обставин мають носити надзвичайний, непередбачуваний і неминучий характер, виникнути після укладення цього Договору та не залежати від волі сторін. </w:t>
+      </w:r>
+    </w:p>
+    <w:p>
+      <w:pPr>
+        <w:pStyle w:val="a3"/>
+        <w:ind w:right="-1" w:firstLine="540"/>
+        <w:rPr>
+          <w:sz w:val="20"/>
+          <w:szCs w:val="20"/>
+        </w:rPr>
+      </w:pPr>
+      <w:r>
+        <w:rPr>
+          <w:sz w:val="20"/>
+          <w:szCs w:val="20"/>
+        </w:rPr>
+        <w:t>7.2. Якщо одна зі сторін підпадає під дію обставин непереборної сили, строк виконання зобов’язань за цим Договором відстрочується відповідно на час дії таких обставин непереборної сили.</w:t>
+      </w:r>
+    </w:p>
+    <w:p>
+      <w:pPr>
+        <w:pStyle w:val="a3"/>
+        <w:ind w:right="-1" w:firstLine="540"/>
+        <w:rPr>
+          <w:sz w:val="20"/>
+          <w:szCs w:val="20"/>
+        </w:rPr>
+      </w:pPr>
+      <w:r>
+        <w:rPr>
+          <w:sz w:val="20"/>
+          <w:szCs w:val="20"/>
+        </w:rPr>
+        <w:t>7.3. Обставини непереборної сили мають засвідчуватись відповідним документом, що видається Торгово-промисловою палатою України.</w:t>
+      </w:r>
+    </w:p>
+    <w:p>
+      <w:pPr>
+        <w:pStyle w:val="a3"/>
+        <w:spacing w:after="120"/>
+        <w:ind w:right="-1" w:firstLine="540"/>
+        <w:rPr>
+          <w:i/>
+          <w:iCs/>
+          <w:sz w:val="20"/>
+          <w:szCs w:val="20"/>
+        </w:rPr>
+      </w:pPr>
+      <w:r>
+        <w:rPr>
+          <w:sz w:val="20"/>
+          <w:szCs w:val="20"/>
+        </w:rPr>
+        <w:t>7.</w:t>
+      </w:r>
+      <w:r>
+        <w:rPr>
+          <w:sz w:val="20"/>
+          <w:szCs w:val="20"/>
+        </w:rPr>
+        <w:t>4</w:t>
+      </w:r>
+      <w:r>
+        <w:rPr>
+          <w:sz w:val="20"/>
+          <w:szCs w:val="20"/>
+        </w:rPr>
+        <w:t xml:space="preserve">. </w:t>
+      </w:r>
+      <w:r>
+        <w:rPr>
+          <w:sz w:val="20"/>
+          <w:szCs w:val="20"/>
+        </w:rPr>
+        <w:t>Сторона, для якої виникла неможливість в</w:t>
+      </w:r>
+      <w:r>
+        <w:rPr>
+          <w:sz w:val="20"/>
+          <w:szCs w:val="20"/>
+        </w:rPr>
+        <w:t>иконання зобов’язань по даному Д</w:t>
+      </w:r>
+      <w:r>
+        <w:rPr>
+          <w:sz w:val="20"/>
+          <w:szCs w:val="20"/>
+        </w:rPr>
+        <w:t>оговору, зобо</w:t>
+      </w:r>
+      <w:r>
+        <w:rPr>
+          <w:sz w:val="20"/>
+          <w:szCs w:val="20"/>
+        </w:rPr>
+        <w:t>в’язана своєчасно, не пізніше 5</w:t>
+      </w:r>
+      <w:r>
+        <w:rPr>
+          <w:sz w:val="20"/>
+          <w:szCs w:val="20"/>
+        </w:rPr>
+        <w:t xml:space="preserve"> днів, повідомити іншу сто</w:t>
+      </w:r>
+      <w:r>
+        <w:rPr>
+          <w:sz w:val="20"/>
+          <w:szCs w:val="20"/>
+        </w:rPr>
+        <w:t>рону про виникнення</w:t>
+      </w:r>
+      <w:r>
+        <w:rPr>
+          <w:sz w:val="20"/>
+          <w:szCs w:val="20"/>
+        </w:rPr>
+        <w:t xml:space="preserve"> обставин, які перешкод</w:t>
+      </w:r>
+      <w:r>
+        <w:rPr>
+          <w:sz w:val="20"/>
+          <w:szCs w:val="20"/>
+        </w:rPr>
+        <w:t>жають виконанню зобов’язань. Не</w:t>
+      </w:r>
+      <w:r>
+        <w:rPr>
+          <w:sz w:val="20"/>
+          <w:szCs w:val="20"/>
+        </w:rPr>
+        <w:t>повідомлення або несв</w:t>
+      </w:r>
+      <w:r>
+        <w:rPr>
+          <w:sz w:val="20"/>
+          <w:szCs w:val="20"/>
+        </w:rPr>
+        <w:t xml:space="preserve">оєчасне повідомлення про </w:t>
+      </w:r>
+      <w:r>
+        <w:rPr>
+          <w:sz w:val="20"/>
+          <w:szCs w:val="20"/>
+        </w:rPr>
+        <w:t xml:space="preserve">виникнення </w:t>
+      </w:r>
+      <w:r>
+        <w:rPr>
+          <w:sz w:val="20"/>
+          <w:szCs w:val="20"/>
+        </w:rPr>
+        <w:t xml:space="preserve"> форс-мажорних обставин позбавляє сторону права посилатися на них.</w:t>
+      </w:r>
+      <w:r>
+        <w:rPr>
+          <w:i/>
+          <w:iCs/>
+          <w:sz w:val="20"/>
+          <w:szCs w:val="20"/>
+        </w:rPr>
+        <w:t xml:space="preserve"> </w:t>
+      </w:r>
+    </w:p>
+    <w:p>
+      <w:pPr>
+        <w:pStyle w:val="a3"/>
+        <w:spacing w:before="120" w:after="120"/>
+        <w:ind w:right="0" w:firstLine="357"/>
+        <w:jc w:val="center"/>
+        <w:rPr>
+          <w:b/>
+          <w:bCs/>
+          <w:sz w:val="20"/>
+          <w:szCs w:val="20"/>
+        </w:rPr>
+      </w:pPr>
+      <w:r>
+        <w:rPr>
+          <w:b/>
+          <w:bCs/>
+          <w:sz w:val="20"/>
+          <w:szCs w:val="20"/>
+        </w:rPr>
+        <w:t>8. Персональні дані</w:t>
+      </w:r>
+    </w:p>
+    <w:p>
+      <w:pPr>
+        <w:pStyle w:val="a3"/>
+        <w:keepNext/>
+        <w:tabs>
+          <w:tab w:val="left" w:pos="4065"/>
+        </w:tabs>
+        <w:ind w:right="0" w:firstLine="567"/>
+        <w:rPr>
+          <w:sz w:val="20"/>
+          <w:szCs w:val="20"/>
+        </w:rPr>
+      </w:pPr>
+      <w:r>
+        <w:rPr>
+          <w:sz w:val="20"/>
+          <w:szCs w:val="20"/>
+        </w:rPr>
+        <w:t>8.1. Підписанням даного Договору суб’єкт персональних даних підтверджує свою згоду на обробку зазначених в даному Договорі персональних даних відповідно до Закону України «Про захист персональних даних» у базі персональних даних «Користувачі авторського права» з метою забезпечення адміністративно-правових, податкових відносин та відносин у сфері бухгалтерського обліку, з метою реалізації авторських прав правовласників об’єктів авторських прав відповідно до Господарського кодексу України, Цивільного кодексу України, Податкового кодексу України, Закону України «Про бухгалтерський облік та фінансову звітність», Закону України «Про банки і банківську діяльність», Закону України «Про авторське право і суміжні права»,</w:t>
+      </w:r>
+      <w:r>
+        <w:rPr>
+          <w:lang w:val="uk-UA"/>
+        </w:rPr>
+        <w:t xml:space="preserve"> </w:t>
+      </w:r>
+      <w:r>
+        <w:rPr>
+          <w:sz w:val="20"/>
+          <w:szCs w:val="20"/>
+          <w:lang w:val="uk-UA"/>
+        </w:rPr>
+        <w:t>Закону України «Про ефективне управління майновими правами правовласників у сфері авторського права і (або) суміжних прав»</w:t>
+      </w:r>
+      <w:r>
+        <w:rPr>
+          <w:sz w:val="20"/>
+          <w:szCs w:val="20"/>
+          <w:lang w:val="ru-RU"/>
+        </w:rPr>
+        <w:t>,</w:t>
+      </w:r>
+      <w:r>
+        <w:rPr>
+          <w:sz w:val="20"/>
+          <w:szCs w:val="20"/>
+        </w:rPr>
+        <w:t xml:space="preserve"> Постанови КМУ № 72 від 18.01.2003 р. «Про затвердження мінімальних ставок винагороди (роялті) за використання об’єктів авторського права і суміжних прав».</w:t>
+      </w:r>
+    </w:p>
+    <w:p>
+      <w:pPr>
+        <w:pStyle w:val="210"/>
+        <w:ind w:firstLine="567"/>
+        <w:rPr>
+          <w:lang w:val="uk-UA"/>
+        </w:rPr>
+      </w:pPr>
+      <w:r>
+        <w:rPr>
+          <w:lang w:val="uk-UA"/>
+        </w:rPr>
+        <w:t>8</w:t>
+      </w:r>
+      <w:r>
+        <w:t xml:space="preserve">.2. </w:t>
+      </w:r>
+      <w:proofErr w:type="spellStart"/>
+      <w:r>
+        <w:t>Обробці</w:t>
+      </w:r>
+      <w:proofErr w:type="spellEnd"/>
+      <w:r>
+        <w:rPr>
+          <w:lang w:val="uk-UA"/>
+        </w:rPr>
+        <w:t>,</w:t>
+      </w:r>
+      <w:r>
+        <w:t xml:space="preserve"> </w:t>
+      </w:r>
+      <w:proofErr w:type="spellStart"/>
+      <w:r>
+        <w:t>відповідно</w:t>
+      </w:r>
+      <w:proofErr w:type="spellEnd"/>
+      <w:r>
+        <w:t xml:space="preserve"> до </w:t>
+      </w:r>
+      <w:proofErr w:type="spellStart"/>
+      <w:r>
+        <w:t>законодавства</w:t>
+      </w:r>
+      <w:proofErr w:type="spellEnd"/>
+      <w:r>
+        <w:t xml:space="preserve"> </w:t>
+      </w:r>
+      <w:proofErr w:type="spellStart"/>
+      <w:r>
+        <w:t>України</w:t>
+      </w:r>
+      <w:proofErr w:type="spellEnd"/>
+      <w:r>
+        <w:t xml:space="preserve"> про </w:t>
+      </w:r>
+      <w:proofErr w:type="spellStart"/>
+      <w:r>
+        <w:t>захист</w:t>
+      </w:r>
+      <w:proofErr w:type="spellEnd"/>
+      <w:r>
+        <w:t xml:space="preserve"> </w:t>
+      </w:r>
+      <w:proofErr w:type="spellStart"/>
+      <w:r>
+        <w:t>персональних</w:t>
+      </w:r>
+      <w:proofErr w:type="spellEnd"/>
+      <w:r>
+        <w:t xml:space="preserve"> </w:t>
+      </w:r>
+      <w:proofErr w:type="spellStart"/>
+      <w:r>
+        <w:t>даних</w:t>
+      </w:r>
+      <w:proofErr w:type="spellEnd"/>
+      <w:r>
+        <w:rPr>
+          <w:lang w:val="uk-UA"/>
+        </w:rPr>
+        <w:t>,</w:t>
+      </w:r>
+      <w:r>
+        <w:t xml:space="preserve"> у </w:t>
+      </w:r>
+      <w:proofErr w:type="spellStart"/>
+      <w:r>
+        <w:t>базі</w:t>
+      </w:r>
+      <w:proofErr w:type="spellEnd"/>
+      <w:r>
+        <w:t xml:space="preserve"> </w:t>
+      </w:r>
+      <w:proofErr w:type="spellStart"/>
+      <w:r>
+        <w:t>персональних</w:t>
+      </w:r>
+      <w:proofErr w:type="spellEnd"/>
+      <w:r>
+        <w:t xml:space="preserve"> </w:t>
+      </w:r>
+      <w:proofErr w:type="spellStart"/>
+      <w:r>
+        <w:t>даних</w:t>
+      </w:r>
+      <w:proofErr w:type="spellEnd"/>
+      <w:r>
+        <w:t xml:space="preserve"> «</w:t>
+      </w:r>
+      <w:proofErr w:type="spellStart"/>
+      <w:r>
+        <w:t>Користувачі</w:t>
+      </w:r>
+      <w:proofErr w:type="spellEnd"/>
+      <w:r>
+        <w:t xml:space="preserve"> </w:t>
+      </w:r>
+      <w:proofErr w:type="spellStart"/>
+      <w:r>
+        <w:t>авторського</w:t>
+      </w:r>
+      <w:proofErr w:type="spellEnd"/>
+      <w:r>
+        <w:t xml:space="preserve"> права» </w:t>
+      </w:r>
+      <w:proofErr w:type="spellStart"/>
+      <w:r>
+        <w:t>підлягають</w:t>
+      </w:r>
+      <w:proofErr w:type="spellEnd"/>
+      <w:r>
+        <w:t xml:space="preserve"> </w:t>
+      </w:r>
+      <w:proofErr w:type="spellStart"/>
+      <w:r>
+        <w:t>наступні</w:t>
+      </w:r>
+      <w:proofErr w:type="spellEnd"/>
+      <w:r>
+        <w:t xml:space="preserve"> </w:t>
+      </w:r>
+      <w:proofErr w:type="spellStart"/>
+      <w:r>
+        <w:t>категорії</w:t>
+      </w:r>
+      <w:proofErr w:type="spellEnd"/>
+      <w:r>
+        <w:t xml:space="preserve"> </w:t>
+      </w:r>
+      <w:proofErr w:type="spellStart"/>
+      <w:r>
+        <w:t>персональних</w:t>
+      </w:r>
+      <w:proofErr w:type="spellEnd"/>
+      <w:r>
+        <w:t xml:space="preserve"> </w:t>
+      </w:r>
+      <w:proofErr w:type="spellStart"/>
+      <w:r>
+        <w:t>даних</w:t>
+      </w:r>
+      <w:proofErr w:type="spellEnd"/>
+      <w:r>
+        <w:t xml:space="preserve">: адреса </w:t>
+      </w:r>
+      <w:proofErr w:type="spellStart"/>
+      <w:r>
+        <w:t>проживання</w:t>
+      </w:r>
+      <w:proofErr w:type="spellEnd"/>
+      <w:r>
+        <w:t xml:space="preserve"> (</w:t>
+      </w:r>
+      <w:proofErr w:type="spellStart"/>
+      <w:r>
+        <w:t>реєстрації</w:t>
+      </w:r>
+      <w:proofErr w:type="spellEnd"/>
+      <w:r>
+        <w:t xml:space="preserve">), резидентство, </w:t>
+      </w:r>
+      <w:proofErr w:type="spellStart"/>
+      <w:r>
+        <w:t>ідентифікаційний</w:t>
+      </w:r>
+      <w:proofErr w:type="spellEnd"/>
+      <w:r>
+        <w:t xml:space="preserve"> </w:t>
+      </w:r>
+      <w:proofErr w:type="spellStart"/>
+      <w:r>
+        <w:t>податковий</w:t>
+      </w:r>
+      <w:proofErr w:type="spellEnd"/>
+      <w:r>
+        <w:t xml:space="preserve"> номер, </w:t>
+      </w:r>
+      <w:proofErr w:type="spellStart"/>
+      <w:r>
+        <w:t>паспортні</w:t>
+      </w:r>
+      <w:proofErr w:type="spellEnd"/>
+      <w:r>
+        <w:t xml:space="preserve"> </w:t>
+      </w:r>
+      <w:proofErr w:type="spellStart"/>
+      <w:r>
+        <w:t>дані</w:t>
+      </w:r>
+      <w:proofErr w:type="spellEnd"/>
+      <w:r>
+        <w:t xml:space="preserve">, </w:t>
+      </w:r>
+      <w:proofErr w:type="spellStart"/>
+      <w:r>
+        <w:t>банківські</w:t>
+      </w:r>
+      <w:proofErr w:type="spellEnd"/>
+      <w:r>
+        <w:t xml:space="preserve"> </w:t>
+      </w:r>
+      <w:proofErr w:type="spellStart"/>
+      <w:r>
+        <w:t>реквізити</w:t>
+      </w:r>
+      <w:proofErr w:type="spellEnd"/>
+      <w:r>
+        <w:t xml:space="preserve">, </w:t>
+      </w:r>
+      <w:proofErr w:type="spellStart"/>
+      <w:r>
+        <w:t>контактні</w:t>
+      </w:r>
+      <w:proofErr w:type="spellEnd"/>
+      <w:r>
+        <w:t xml:space="preserve"> </w:t>
+      </w:r>
+      <w:proofErr w:type="spellStart"/>
+      <w:r>
+        <w:t>номери</w:t>
+      </w:r>
+      <w:proofErr w:type="spellEnd"/>
+      <w:r>
+        <w:t xml:space="preserve"> </w:t>
+      </w:r>
+      <w:proofErr w:type="spellStart"/>
+      <w:r>
+        <w:t>телефонів</w:t>
+      </w:r>
+      <w:proofErr w:type="spellEnd"/>
+      <w:r>
+        <w:t xml:space="preserve">, </w:t>
+      </w:r>
+      <w:r>
+        <w:rPr>
+          <w:lang w:val="en-US"/>
+        </w:rPr>
+        <w:t>E</w:t>
+      </w:r>
+      <w:r>
+        <w:t>-</w:t>
+      </w:r>
+      <w:r>
+        <w:rPr>
+          <w:lang w:val="en-US"/>
+        </w:rPr>
+        <w:t>mail</w:t>
+      </w:r>
+      <w:r>
+        <w:t>.</w:t>
+      </w:r>
+    </w:p>
+    <w:p>
+      <w:pPr>
+        <w:pStyle w:val="210"/>
+        <w:ind w:firstLine="567"/>
+        <w:rPr>
+          <w:lang w:val="uk-UA"/>
+        </w:rPr>
+      </w:pPr>
+      <w:r>
+        <w:rPr>
+          <w:lang w:val="uk-UA"/>
+        </w:rPr>
+        <w:t>8</w:t>
+      </w:r>
+      <w:r>
+        <w:t xml:space="preserve">.3. </w:t>
+      </w:r>
+      <w:proofErr w:type="spellStart"/>
+      <w:r>
+        <w:t>Підписанням</w:t>
+      </w:r>
+      <w:proofErr w:type="spellEnd"/>
+      <w:r>
+        <w:t xml:space="preserve"> </w:t>
+      </w:r>
+      <w:proofErr w:type="spellStart"/>
+      <w:r>
+        <w:t>даного</w:t>
+      </w:r>
+      <w:proofErr w:type="spellEnd"/>
+      <w:r>
+        <w:t xml:space="preserve"> Договору </w:t>
+      </w:r>
+      <w:proofErr w:type="spellStart"/>
+      <w:r>
+        <w:t>суб’єкт</w:t>
+      </w:r>
+      <w:proofErr w:type="spellEnd"/>
+      <w:r>
+        <w:t xml:space="preserve"> </w:t>
+      </w:r>
+      <w:proofErr w:type="spellStart"/>
+      <w:r>
+        <w:t>персональних</w:t>
+      </w:r>
+      <w:proofErr w:type="spellEnd"/>
+      <w:r>
+        <w:t xml:space="preserve"> </w:t>
+      </w:r>
+      <w:proofErr w:type="spellStart"/>
+      <w:r>
+        <w:t>даних</w:t>
+      </w:r>
+      <w:proofErr w:type="spellEnd"/>
+      <w:r>
+        <w:t xml:space="preserve"> </w:t>
+      </w:r>
+      <w:proofErr w:type="spellStart"/>
+      <w:r>
+        <w:t>підтверджує</w:t>
+      </w:r>
+      <w:proofErr w:type="spellEnd"/>
+      <w:r>
+        <w:t xml:space="preserve">, </w:t>
+      </w:r>
+      <w:proofErr w:type="spellStart"/>
+      <w:r>
+        <w:t>що</w:t>
+      </w:r>
+      <w:proofErr w:type="spellEnd"/>
+      <w:r>
+        <w:t xml:space="preserve"> </w:t>
+      </w:r>
+      <w:proofErr w:type="spellStart"/>
+      <w:r>
+        <w:t>він</w:t>
+      </w:r>
+      <w:proofErr w:type="spellEnd"/>
+      <w:r>
+        <w:t xml:space="preserve"> </w:t>
+      </w:r>
+      <w:proofErr w:type="spellStart"/>
+      <w:r>
+        <w:t>належним</w:t>
+      </w:r>
+      <w:proofErr w:type="spellEnd"/>
+      <w:r>
+        <w:t xml:space="preserve"> чином </w:t>
+      </w:r>
+      <w:proofErr w:type="spellStart"/>
+      <w:r>
+        <w:t>повідомлений</w:t>
+      </w:r>
+      <w:proofErr w:type="spellEnd"/>
+      <w:r>
+        <w:t xml:space="preserve"> про права </w:t>
+      </w:r>
+      <w:proofErr w:type="spellStart"/>
+      <w:r>
+        <w:t>суб’єкта</w:t>
+      </w:r>
+      <w:proofErr w:type="spellEnd"/>
+      <w:r>
+        <w:t xml:space="preserve"> </w:t>
+      </w:r>
+      <w:proofErr w:type="spellStart"/>
+      <w:r>
+        <w:t>персональних</w:t>
+      </w:r>
+      <w:proofErr w:type="spellEnd"/>
+      <w:r>
+        <w:t xml:space="preserve"> </w:t>
+      </w:r>
+      <w:proofErr w:type="spellStart"/>
+      <w:r>
+        <w:t>даних</w:t>
+      </w:r>
+      <w:proofErr w:type="spellEnd"/>
+      <w:r>
+        <w:t xml:space="preserve">, </w:t>
+      </w:r>
+      <w:proofErr w:type="spellStart"/>
+      <w:r>
+        <w:t>передбачені</w:t>
+      </w:r>
+      <w:proofErr w:type="spellEnd"/>
+      <w:r>
+        <w:t xml:space="preserve"> ст. 8 Закону </w:t>
+      </w:r>
+      <w:proofErr w:type="spellStart"/>
+      <w:r>
+        <w:t>України</w:t>
+      </w:r>
+      <w:proofErr w:type="spellEnd"/>
+      <w:r>
+        <w:t xml:space="preserve"> «Про </w:t>
+      </w:r>
+      <w:proofErr w:type="spellStart"/>
+      <w:r>
+        <w:t>захист</w:t>
+      </w:r>
+      <w:proofErr w:type="spellEnd"/>
+      <w:r>
+        <w:t xml:space="preserve"> </w:t>
+      </w:r>
+      <w:proofErr w:type="spellStart"/>
+      <w:r>
+        <w:t>персональних</w:t>
+      </w:r>
+      <w:proofErr w:type="spellEnd"/>
+      <w:r>
+        <w:t xml:space="preserve"> </w:t>
+      </w:r>
+      <w:proofErr w:type="spellStart"/>
+      <w:r>
+        <w:t>даних</w:t>
+      </w:r>
+      <w:proofErr w:type="spellEnd"/>
+      <w:r>
+        <w:t>».</w:t>
+      </w:r>
+    </w:p>
+    <w:p>
+      <w:pPr>
+        <w:pStyle w:val="210"/>
+        <w:ind w:firstLine="567"/>
+        <w:rPr>
+          <w:b/>
+          <w:bCs/>
+          <w:lang w:val="uk-UA"/>
+        </w:rPr>
+      </w:pPr>
+    </w:p>
+    <w:p>
+      <w:pPr>
+        <w:pStyle w:val="210"/>
+        <w:ind w:firstLine="567"/>
+        <w:rPr>
+          <w:b/>
+          <w:bCs/>
           <w:lang w:val="uk-UA"/>
         </w:rPr>
       </w:pPr>
@@ -5234,16 +7623,23 @@
           <w:sz w:val="20"/>
           <w:szCs w:val="20"/>
         </w:rPr>
-        <w:t>5. Контроль і конфіденційність</w:t>
+        <w:lastRenderedPageBreak/>
+        <w:t>9</w:t>
+      </w:r>
+      <w:r>
+        <w:rPr>
+          <w:b/>
+          <w:bCs/>
+          <w:sz w:val="20"/>
+          <w:szCs w:val="20"/>
+        </w:rPr>
+        <w:t>. Інші умови</w:t>
       </w:r>
     </w:p>
     <w:p>
       <w:pPr>
         <w:pStyle w:val="a3"/>
-        <w:tabs>
-          <w:tab w:val="left" w:pos="2835"/>
-        </w:tabs>
-        <w:ind w:right="-1" w:firstLine="540"/>
+        <w:ind w:right="0" w:firstLine="540"/>
         <w:rPr>
           <w:sz w:val="20"/>
           <w:szCs w:val="20"/>
@@ -5254,186 +7650,30 @@
           <w:sz w:val="20"/>
           <w:szCs w:val="20"/>
         </w:rPr>
-        <w:t xml:space="preserve">5.1. </w:t>
-      </w:r>
-      <w:proofErr w:type="spellStart"/>
-      <w:r>
-        <w:rPr>
-          <w:sz w:val="20"/>
-          <w:szCs w:val="20"/>
-        </w:rPr>
-        <w:t>Користувач</w:t>
-      </w:r>
-      <w:proofErr w:type="spellEnd"/>
-      <w:r>
-        <w:rPr>
-          <w:sz w:val="20"/>
-          <w:szCs w:val="20"/>
-        </w:rPr>
-        <w:t xml:space="preserve"> </w:t>
-      </w:r>
-      <w:proofErr w:type="spellStart"/>
-      <w:r>
-        <w:rPr>
-          <w:sz w:val="20"/>
-          <w:szCs w:val="20"/>
-        </w:rPr>
-        <w:t>зобов’язується</w:t>
-      </w:r>
-      <w:proofErr w:type="spellEnd"/>
-      <w:r>
-        <w:rPr>
-          <w:sz w:val="20"/>
-          <w:szCs w:val="20"/>
-        </w:rPr>
-        <w:t xml:space="preserve"> </w:t>
-      </w:r>
-      <w:proofErr w:type="spellStart"/>
-      <w:r>
-        <w:rPr>
-          <w:sz w:val="20"/>
-          <w:szCs w:val="20"/>
-        </w:rPr>
-        <w:t>надавати</w:t>
-      </w:r>
-      <w:proofErr w:type="spellEnd"/>
-      <w:r>
-        <w:rPr>
-          <w:sz w:val="20"/>
-          <w:szCs w:val="20"/>
-        </w:rPr>
-        <w:t xml:space="preserve"> </w:t>
-      </w:r>
-      <w:proofErr w:type="spellStart"/>
-      <w:r>
-        <w:rPr>
-          <w:sz w:val="20"/>
-          <w:szCs w:val="20"/>
-        </w:rPr>
-        <w:t>належним</w:t>
-      </w:r>
-      <w:proofErr w:type="spellEnd"/>
-      <w:r>
-        <w:rPr>
-          <w:sz w:val="20"/>
-          <w:szCs w:val="20"/>
-        </w:rPr>
-        <w:t xml:space="preserve"> чин</w:t>
-      </w:r>
-      <w:r>
-        <w:rPr>
-          <w:sz w:val="20"/>
-          <w:szCs w:val="20"/>
-        </w:rPr>
-        <w:t xml:space="preserve">ом уповноваженим представникам </w:t>
-      </w:r>
-      <w:r>
-        <w:rPr>
-          <w:sz w:val="20"/>
-          <w:szCs w:val="20"/>
-        </w:rPr>
-        <w:t>ГО УААСП</w:t>
-      </w:r>
-      <w:r>
-        <w:rPr>
-          <w:sz w:val="20"/>
-          <w:szCs w:val="20"/>
-        </w:rPr>
-        <w:t xml:space="preserve"> всі </w:t>
-      </w:r>
-      <w:r>
-        <w:rPr>
-          <w:sz w:val="20"/>
-          <w:szCs w:val="20"/>
-        </w:rPr>
-        <w:t>документи, пов’язані з розрах</w:t>
-      </w:r>
-      <w:r>
-        <w:rPr>
-          <w:sz w:val="20"/>
-          <w:szCs w:val="20"/>
-        </w:rPr>
-        <w:t>унком сум авторської винагороди</w:t>
-      </w:r>
-      <w:r>
-        <w:rPr>
-          <w:sz w:val="20"/>
-          <w:szCs w:val="20"/>
-        </w:rPr>
-        <w:t xml:space="preserve"> (роялті) відповідно</w:t>
-      </w:r>
-      <w:r>
-        <w:rPr>
-          <w:sz w:val="20"/>
-          <w:szCs w:val="20"/>
-        </w:rPr>
-        <w:t xml:space="preserve"> до умов даного договору</w:t>
-      </w:r>
-      <w:r>
-        <w:rPr>
-          <w:sz w:val="20"/>
-          <w:szCs w:val="20"/>
-        </w:rPr>
-        <w:t xml:space="preserve"> для огляду їх на місці зн</w:t>
-      </w:r>
-      <w:r>
-        <w:rPr>
-          <w:sz w:val="20"/>
-          <w:szCs w:val="20"/>
-        </w:rPr>
-        <w:t xml:space="preserve">аходження Користувача </w:t>
-      </w:r>
-      <w:r>
-        <w:rPr>
-          <w:sz w:val="20"/>
-          <w:szCs w:val="20"/>
-        </w:rPr>
-        <w:t>та/</w:t>
-      </w:r>
-      <w:r>
-        <w:rPr>
-          <w:sz w:val="20"/>
-          <w:szCs w:val="20"/>
-        </w:rPr>
-        <w:t xml:space="preserve">або направити поштою </w:t>
-      </w:r>
-      <w:r>
-        <w:rPr>
-          <w:sz w:val="20"/>
-          <w:szCs w:val="20"/>
-        </w:rPr>
-        <w:t>завірені належним чином копії</w:t>
-      </w:r>
-      <w:r>
-        <w:rPr>
-          <w:sz w:val="20"/>
-          <w:szCs w:val="20"/>
-        </w:rPr>
-        <w:t xml:space="preserve"> таких документів, </w:t>
-      </w:r>
-      <w:r>
-        <w:rPr>
-          <w:sz w:val="20"/>
-          <w:szCs w:val="20"/>
-        </w:rPr>
-        <w:t>а також</w:t>
-      </w:r>
-      <w:r>
-        <w:rPr>
-          <w:sz w:val="20"/>
-          <w:szCs w:val="20"/>
-        </w:rPr>
-        <w:t xml:space="preserve"> точний перелік використаних Користувачем творів.  </w:t>
+        <w:t>9</w:t>
+      </w:r>
+      <w:r>
+        <w:rPr>
+          <w:sz w:val="20"/>
+          <w:szCs w:val="20"/>
+        </w:rPr>
+        <w:t>.1. Усі правовідносини, що виникають з цього Договору або пов'язані із ним, у тому числі пов'язані із дійсністю, укладенням, виконанням, зміною та припиненням цього Договору, тлумаченням його умов, визначенням наслідків недійсності або порушення Договору, регламентуються цим Договором та відповідними нормами чинного в Україні законодавства, а також застосовними до таких правовідносин звичаями ділового обороту на підставі принципів добросовісності, розумності та справедливості</w:t>
+      </w:r>
+      <w:r>
+        <w:rPr>
+          <w:sz w:val="20"/>
+          <w:szCs w:val="20"/>
+        </w:rPr>
+        <w:t>.</w:t>
       </w:r>
     </w:p>
     <w:p>
       <w:pPr>
         <w:pStyle w:val="a3"/>
-        <w:tabs>
-          <w:tab w:val="left" w:pos="2835"/>
-        </w:tabs>
-        <w:ind w:right="-1" w:firstLine="540"/>
-        <w:rPr>
+        <w:ind w:right="0" w:firstLine="540"/>
+        <w:rPr>
+          <w:b/>
+          <w:bCs/>
           <w:sz w:val="20"/>
           <w:szCs w:val="20"/>
         </w:rPr>
@@ -5443,21 +7683,52 @@
           <w:sz w:val="20"/>
           <w:szCs w:val="20"/>
         </w:rPr>
-        <w:t>5.2. Користувач гарантує безоплатно та безпереш</w:t>
-      </w:r>
-      <w:r>
-        <w:rPr>
-          <w:sz w:val="20"/>
-          <w:szCs w:val="20"/>
-        </w:rPr>
-        <w:t>кодно допускати уповноваженого п</w:t>
-      </w:r>
-      <w:r>
-        <w:rPr>
-          <w:sz w:val="20"/>
-          <w:szCs w:val="20"/>
-        </w:rPr>
-        <w:t xml:space="preserve">редставника </w:t>
+        <w:t>9</w:t>
+      </w:r>
+      <w:r>
+        <w:rPr>
+          <w:sz w:val="20"/>
+          <w:szCs w:val="20"/>
+        </w:rPr>
+        <w:t>.2. Всі зміни та додатки до даного Договору укладаються у письмовій формі та є чинними за умови підписання їх уповноваженими представниками обох Сторін.</w:t>
+      </w:r>
+      <w:r>
+        <w:rPr>
+          <w:b/>
+          <w:bCs/>
+          <w:sz w:val="20"/>
+          <w:szCs w:val="20"/>
+        </w:rPr>
+        <w:t xml:space="preserve"> </w:t>
+      </w:r>
+      <w:r>
+        <w:rPr>
+          <w:sz w:val="20"/>
+          <w:szCs w:val="20"/>
+        </w:rPr>
+        <w:t xml:space="preserve">Всі додатки до даного Договору, включаючи перелік </w:t>
+      </w:r>
+      <w:r>
+        <w:rPr>
+          <w:sz w:val="20"/>
+          <w:szCs w:val="20"/>
+        </w:rPr>
+        <w:t xml:space="preserve">творів, які входять до </w:t>
+      </w:r>
+      <w:r>
+        <w:rPr>
+          <w:sz w:val="20"/>
+          <w:szCs w:val="20"/>
+          <w:lang w:val="uk-UA"/>
+        </w:rPr>
+        <w:t>каталог</w:t>
+      </w:r>
+      <w:r>
+        <w:rPr>
+          <w:sz w:val="20"/>
+          <w:szCs w:val="20"/>
+        </w:rPr>
+        <w:t xml:space="preserve">у </w:t>
       </w:r>
       <w:r>
         <w:rPr>
@@ -5471,13 +7742,13 @@
           <w:sz w:val="20"/>
           <w:szCs w:val="20"/>
         </w:rPr>
-        <w:t xml:space="preserve"> на будь-які заходи, пов’язані з публічним виконанням творів, для проведення контрольного прослуховування.</w:t>
+        <w:t>, є його невід’ємною частиною.</w:t>
       </w:r>
     </w:p>
     <w:p>
       <w:pPr>
         <w:pStyle w:val="a3"/>
-        <w:ind w:right="-1" w:firstLine="540"/>
+        <w:ind w:right="0" w:firstLine="540"/>
         <w:rPr>
           <w:sz w:val="20"/>
           <w:szCs w:val="20"/>
@@ -5488,41 +7759,20 @@
           <w:sz w:val="20"/>
           <w:szCs w:val="20"/>
         </w:rPr>
-        <w:t xml:space="preserve">5.3. </w:t>
-      </w:r>
-      <w:r>
-        <w:rPr>
-          <w:sz w:val="20"/>
-          <w:szCs w:val="20"/>
-        </w:rPr>
-        <w:t>ГО УААСП</w:t>
-      </w:r>
-      <w:r>
-        <w:rPr>
-          <w:sz w:val="20"/>
-          <w:szCs w:val="20"/>
-        </w:rPr>
-        <w:t xml:space="preserve"> зобов’язується зберігати конфіденційність у відношенні відомостей про </w:t>
-      </w:r>
-      <w:r>
-        <w:rPr>
-          <w:sz w:val="20"/>
-          <w:szCs w:val="20"/>
-        </w:rPr>
-        <w:t xml:space="preserve">загальну суму витрат Користувача на проведення гастрольного заходу </w:t>
-      </w:r>
-      <w:r>
-        <w:rPr>
-          <w:sz w:val="20"/>
-          <w:szCs w:val="20"/>
-        </w:rPr>
-        <w:t>та підтверджуючих їх документів, крім випадків передбачених чинним законодавством України.</w:t>
+        <w:t>9</w:t>
+      </w:r>
+      <w:r>
+        <w:rPr>
+          <w:sz w:val="20"/>
+          <w:szCs w:val="20"/>
+        </w:rPr>
+        <w:t>.3. Сторони повинні у 5-денний строк письмово повідомляти одна одну про зміни організаційно-правової форми, характеру і (або) виду діяльності, місцезнаходження, обставин непереборної сили та наявність інших обставин, що перешкоджають належному виконанню умов Договору, а також надавати документи та іншу інформацію, пов’язану з виконанням Сторонами зобов’язань за цим Договором.</w:t>
       </w:r>
     </w:p>
     <w:p>
       <w:pPr>
         <w:pStyle w:val="a3"/>
-        <w:ind w:right="-1" w:firstLine="540"/>
+        <w:ind w:right="0" w:firstLine="540"/>
         <w:rPr>
           <w:sz w:val="20"/>
           <w:szCs w:val="20"/>
@@ -5533,13 +7783,301 @@
           <w:sz w:val="20"/>
           <w:szCs w:val="20"/>
         </w:rPr>
-        <w:t>5.4. Сторони зобов’язуються зберігати конфіденційність щодо умов цього Договору, всіх відомостей та будь-якої інформації щодо господарської діяльності Сторін, що стали відомі іншій Стороні у зв’язку з виконанням умов цього Договору, оскільки такі відомості і/або інформація, умови Договору є комерційною таємницею. У випадку порушення однією зі Сторін зобов’язання щодо конфіденційності, визначеного у цьому пункті Договору, і якщо через таке порушення інша Сторона зазнала збитків, то такі збитки повинні бути відшкодовані винною у такому порушенні Стороною у повному обсязі.</w:t>
+        <w:t>9</w:t>
+      </w:r>
+      <w:r>
+        <w:rPr>
+          <w:sz w:val="20"/>
+          <w:szCs w:val="20"/>
+        </w:rPr>
+        <w:t xml:space="preserve">.4. Несвоєчасне повідомлення і (або) неповідомлення іншої Сторони про дію таких обставин позбавляє відповідну Сторону права посилатися на такі обставини у майбутньому як на підставу для звільнення від відповідальності за часткове або повне невиконання зобов’язань за цим Договором. </w:t>
       </w:r>
     </w:p>
     <w:p>
       <w:pPr>
         <w:pStyle w:val="a3"/>
-        <w:ind w:right="-1" w:firstLine="540"/>
+        <w:ind w:right="0" w:firstLine="540"/>
+        <w:rPr>
+          <w:sz w:val="20"/>
+          <w:szCs w:val="20"/>
+        </w:rPr>
+      </w:pPr>
+      <w:r>
+        <w:rPr>
+          <w:sz w:val="20"/>
+          <w:szCs w:val="20"/>
+        </w:rPr>
+        <w:t>9</w:t>
+      </w:r>
+      <w:r>
+        <w:rPr>
+          <w:sz w:val="20"/>
+          <w:szCs w:val="20"/>
+        </w:rPr>
+        <w:t>.5. Сторони не звільняються від виконання своїх обов’язків за даним Договором у разі нев</w:t>
+      </w:r>
+      <w:r>
+        <w:rPr>
+          <w:sz w:val="20"/>
+          <w:szCs w:val="20"/>
+        </w:rPr>
+        <w:t>иконання умов, зазначених у п. 9</w:t>
+      </w:r>
+      <w:r>
+        <w:rPr>
+          <w:sz w:val="20"/>
+          <w:szCs w:val="20"/>
+        </w:rPr>
+        <w:t>.3. даного Договору.</w:t>
+      </w:r>
+    </w:p>
+    <w:p>
+      <w:pPr>
+        <w:ind w:firstLine="540"/>
+        <w:jc w:val="both"/>
+        <w:rPr>
+          <w:b w:val="0"/>
+          <w:sz w:val="20"/>
+          <w:szCs w:val="20"/>
+          <w:lang w:val="uk-UA"/>
+        </w:rPr>
+      </w:pPr>
+      <w:r>
+        <w:rPr>
+          <w:b w:val="0"/>
+          <w:sz w:val="20"/>
+          <w:szCs w:val="20"/>
+          <w:lang w:val="uk-UA"/>
+        </w:rPr>
+        <w:t>9</w:t>
+      </w:r>
+      <w:r>
+        <w:rPr>
+          <w:b w:val="0"/>
+          <w:sz w:val="20"/>
+          <w:szCs w:val="20"/>
+          <w:lang w:val="uk-UA"/>
+        </w:rPr>
+        <w:t>.6. Договір укладено українською мовою у 2 (двох) примірниках, які мають однакову юридичну силу, по одному для кожної із Сторін.</w:t>
+      </w:r>
+    </w:p>
+    <w:p>
+      <w:pPr>
+        <w:pStyle w:val="a3"/>
+        <w:ind w:right="0" w:firstLine="540"/>
+        <w:rPr>
+          <w:sz w:val="20"/>
+          <w:szCs w:val="20"/>
+        </w:rPr>
+      </w:pPr>
+      <w:r>
+        <w:rPr>
+          <w:sz w:val="20"/>
+          <w:szCs w:val="20"/>
+        </w:rPr>
+        <w:t>9</w:t>
+      </w:r>
+      <w:r>
+        <w:rPr>
+          <w:sz w:val="20"/>
+          <w:szCs w:val="20"/>
+        </w:rPr>
+        <w:t>.</w:t>
+      </w:r>
+      <w:r>
+        <w:rPr>
+          <w:sz w:val="20"/>
+          <w:szCs w:val="20"/>
+          <w:lang w:val="ru-RU"/>
+        </w:rPr>
+        <w:t>7</w:t>
+      </w:r>
+      <w:r>
+        <w:rPr>
+          <w:sz w:val="20"/>
+          <w:szCs w:val="20"/>
+          <w:lang w:val="ru-RU"/>
+        </w:rPr>
+        <w:t xml:space="preserve">. </w:t>
+      </w:r>
+      <w:r>
+        <w:rPr>
+          <w:sz w:val="20"/>
+          <w:szCs w:val="20"/>
+        </w:rPr>
+        <w:t>Витрати кожної із Сторін, пов’язані з виконанням зобов’язань за даним Договором, відшкодовуються самостійно, силами кожної із Сторін.</w:t>
+      </w:r>
+    </w:p>
+    <w:p>
+      <w:pPr>
+        <w:pStyle w:val="a3"/>
+        <w:ind w:right="0" w:firstLine="540"/>
+        <w:rPr>
+          <w:sz w:val="20"/>
+          <w:szCs w:val="20"/>
+        </w:rPr>
+      </w:pPr>
+      <w:r>
+        <w:rPr>
+          <w:sz w:val="20"/>
+          <w:szCs w:val="20"/>
+        </w:rPr>
+        <w:t>9</w:t>
+      </w:r>
+      <w:r>
+        <w:rPr>
+          <w:sz w:val="20"/>
+          <w:szCs w:val="20"/>
+        </w:rPr>
+        <w:t>.</w:t>
+      </w:r>
+      <w:r>
+        <w:rPr>
+          <w:sz w:val="20"/>
+          <w:szCs w:val="20"/>
+          <w:lang w:val="ru-RU"/>
+        </w:rPr>
+        <w:t>8</w:t>
+      </w:r>
+      <w:r>
+        <w:rPr>
+          <w:sz w:val="20"/>
+          <w:szCs w:val="20"/>
+        </w:rPr>
+        <w:t xml:space="preserve">. </w:t>
+      </w:r>
+      <w:r>
+        <w:rPr>
+          <w:sz w:val="20"/>
+          <w:szCs w:val="20"/>
+        </w:rPr>
+        <w:t>ГО УААСП</w:t>
+      </w:r>
+      <w:r>
+        <w:rPr>
+          <w:sz w:val="20"/>
+          <w:szCs w:val="20"/>
+        </w:rPr>
+        <w:t xml:space="preserve"> на вимогу автора або іншого правовласника може заборонити Користувачу публічно виконувати один або декілька конкретних творів з</w:t>
+      </w:r>
+      <w:r>
+        <w:rPr>
+          <w:sz w:val="20"/>
+          <w:szCs w:val="20"/>
+          <w:lang w:val="uk-UA"/>
+        </w:rPr>
+        <w:t>і</w:t>
+      </w:r>
+      <w:r>
+        <w:rPr>
+          <w:sz w:val="20"/>
+          <w:szCs w:val="20"/>
+        </w:rPr>
+        <w:t xml:space="preserve"> свого </w:t>
+      </w:r>
+      <w:r>
+        <w:rPr>
+          <w:sz w:val="20"/>
+          <w:szCs w:val="20"/>
+          <w:lang w:val="uk-UA"/>
+        </w:rPr>
+        <w:t>каталог</w:t>
+      </w:r>
+      <w:r>
+        <w:rPr>
+          <w:sz w:val="20"/>
+          <w:szCs w:val="20"/>
+        </w:rPr>
+        <w:t>у</w:t>
+      </w:r>
+      <w:r>
+        <w:rPr>
+          <w:sz w:val="20"/>
+          <w:szCs w:val="20"/>
+        </w:rPr>
+        <w:t>.</w:t>
+      </w:r>
+    </w:p>
+    <w:p>
+      <w:pPr>
+        <w:pStyle w:val="a3"/>
+        <w:ind w:right="0" w:firstLine="540"/>
+        <w:rPr>
+          <w:sz w:val="20"/>
+          <w:szCs w:val="20"/>
+        </w:rPr>
+      </w:pPr>
+      <w:r>
+        <w:rPr>
+          <w:sz w:val="20"/>
+          <w:szCs w:val="20"/>
+        </w:rPr>
+        <w:t>9.1</w:t>
+      </w:r>
+      <w:r>
+        <w:rPr>
+          <w:sz w:val="20"/>
+          <w:szCs w:val="20"/>
+          <w:lang w:val="ru-RU"/>
+        </w:rPr>
+        <w:t>0</w:t>
+      </w:r>
+      <w:r>
+        <w:rPr>
+          <w:sz w:val="20"/>
+          <w:szCs w:val="20"/>
+        </w:rPr>
+        <w:t xml:space="preserve">. У підтвердження того, що Користувач до моменту підписання даного </w:t>
+      </w:r>
+      <w:r>
+        <w:rPr>
+          <w:sz w:val="20"/>
+          <w:szCs w:val="20"/>
+        </w:rPr>
+        <w:t xml:space="preserve">Договору ознайомився з </w:t>
+      </w:r>
+      <w:r>
+        <w:rPr>
+          <w:sz w:val="20"/>
+          <w:szCs w:val="20"/>
+          <w:lang w:val="uk-UA"/>
+        </w:rPr>
+        <w:t>каталог</w:t>
+      </w:r>
+      <w:r>
+        <w:rPr>
+          <w:sz w:val="20"/>
+          <w:szCs w:val="20"/>
+        </w:rPr>
+        <w:t xml:space="preserve">ом </w:t>
+      </w:r>
+      <w:r>
+        <w:rPr>
+          <w:sz w:val="20"/>
+          <w:szCs w:val="20"/>
+          <w:lang w:val="uk-UA"/>
+        </w:rPr>
+        <w:t xml:space="preserve">               </w:t>
+      </w:r>
+      <w:r>
+        <w:rPr>
+          <w:sz w:val="20"/>
+          <w:szCs w:val="20"/>
+        </w:rPr>
+        <w:t>ГО УААСП</w:t>
+      </w:r>
+      <w:r>
+        <w:rPr>
+          <w:sz w:val="20"/>
+          <w:szCs w:val="20"/>
+        </w:rPr>
+        <w:t>, у підтвердження того, що Сторони розуміють визначення всіх термінів, які містяться в даному Договорі, юридичні наслідки виконання умов даного Договору, в підтвердження того, що даний Договір містить всі істотні умови, про які Сторони мали намір домовитись, Сторони поставили нижче свої підписи та печатки.</w:t>
+      </w:r>
+    </w:p>
+    <w:p>
+      <w:pPr>
+        <w:pStyle w:val="a3"/>
+        <w:ind w:right="0" w:firstLine="540"/>
         <w:rPr>
           <w:sz w:val="20"/>
           <w:szCs w:val="20"/>
@@ -5565,1655 +8103,7 @@
           <w:bCs/>
           <w:sz w:val="20"/>
           <w:szCs w:val="20"/>
-        </w:rPr>
-        <w:t xml:space="preserve">6. </w:t>
-      </w:r>
-      <w:r>
-        <w:rPr>
-          <w:b/>
-          <w:bCs/>
-          <w:sz w:val="20"/>
-          <w:szCs w:val="20"/>
-        </w:rPr>
-        <w:t>Строк дії Д</w:t>
-      </w:r>
-      <w:r>
-        <w:rPr>
-          <w:b/>
-          <w:bCs/>
-          <w:sz w:val="20"/>
-          <w:szCs w:val="20"/>
-        </w:rPr>
-        <w:t>оговору</w:t>
-      </w:r>
-    </w:p>
-    <w:p>
-      <w:pPr>
-        <w:pStyle w:val="a3"/>
-        <w:tabs>
-          <w:tab w:val="left" w:pos="4065"/>
-        </w:tabs>
-        <w:ind w:right="-1" w:firstLine="540"/>
-        <w:rPr>
-          <w:bCs/>
-          <w:sz w:val="20"/>
-          <w:szCs w:val="20"/>
-        </w:rPr>
-      </w:pPr>
-      <w:r>
-        <w:rPr>
-          <w:sz w:val="20"/>
-          <w:szCs w:val="20"/>
-        </w:rPr>
-        <w:t>6.1</w:t>
-      </w:r>
-      <w:r>
-        <w:rPr>
-          <w:sz w:val="20"/>
-          <w:szCs w:val="20"/>
-        </w:rPr>
-        <w:t xml:space="preserve">. </w:t>
-      </w:r>
-      <w:r>
-        <w:rPr>
-          <w:sz w:val="20"/>
-          <w:szCs w:val="20"/>
-        </w:rPr>
-        <w:t>Цей Д</w:t>
-      </w:r>
-      <w:r>
-        <w:rPr>
-          <w:sz w:val="20"/>
-          <w:szCs w:val="20"/>
-        </w:rPr>
-        <w:t>оговір вступає в дію з моменту підписання Сторонами і діє</w:t>
-      </w:r>
-      <w:r>
-        <w:rPr>
-          <w:b/>
-          <w:sz w:val="20"/>
-          <w:szCs w:val="20"/>
-        </w:rPr>
-        <w:t xml:space="preserve"> </w:t>
-      </w:r>
-      <w:r>
-        <w:rPr>
-          <w:bCs/>
-          <w:sz w:val="20"/>
-          <w:szCs w:val="20"/>
-        </w:rPr>
-        <w:t>до повного в</w:t>
-      </w:r>
-      <w:r>
-        <w:rPr>
-          <w:bCs/>
-          <w:sz w:val="20"/>
-          <w:szCs w:val="20"/>
-        </w:rPr>
-        <w:t xml:space="preserve">иконання </w:t>
-      </w:r>
-      <w:r>
-        <w:rPr>
-          <w:bCs/>
-          <w:sz w:val="20"/>
-          <w:szCs w:val="20"/>
-        </w:rPr>
-        <w:t xml:space="preserve">Користувачем </w:t>
-      </w:r>
-      <w:r>
-        <w:rPr>
-          <w:bCs/>
-          <w:sz w:val="20"/>
-          <w:szCs w:val="20"/>
-        </w:rPr>
-        <w:t>своїх зобов’язань</w:t>
-      </w:r>
-      <w:r>
-        <w:rPr>
-          <w:bCs/>
-          <w:sz w:val="20"/>
-          <w:szCs w:val="20"/>
-        </w:rPr>
-        <w:t>,</w:t>
-      </w:r>
-      <w:r>
-        <w:rPr>
-          <w:bCs/>
-          <w:sz w:val="20"/>
-          <w:szCs w:val="20"/>
-        </w:rPr>
-        <w:t xml:space="preserve"> що виникли під час дії даного Д</w:t>
-      </w:r>
-      <w:r>
-        <w:rPr>
-          <w:bCs/>
-          <w:sz w:val="20"/>
-          <w:szCs w:val="20"/>
-        </w:rPr>
-        <w:t xml:space="preserve">оговору. </w:t>
-      </w:r>
-    </w:p>
-    <w:p>
-      <w:pPr>
-        <w:pStyle w:val="a3"/>
-        <w:tabs>
-          <w:tab w:val="left" w:pos="4065"/>
-        </w:tabs>
-        <w:ind w:right="-1" w:firstLine="540"/>
-        <w:rPr>
-          <w:sz w:val="20"/>
-          <w:szCs w:val="20"/>
           <w:lang w:val="ru-RU"/>
-        </w:rPr>
-      </w:pPr>
-      <w:r>
-        <w:rPr>
-          <w:sz w:val="20"/>
-          <w:szCs w:val="20"/>
-        </w:rPr>
-        <w:t xml:space="preserve">6.2. </w:t>
-      </w:r>
-      <w:r>
-        <w:rPr>
-          <w:sz w:val="20"/>
-          <w:szCs w:val="20"/>
-        </w:rPr>
-        <w:t>Після</w:t>
-      </w:r>
-      <w:r>
-        <w:rPr>
-          <w:sz w:val="20"/>
-          <w:szCs w:val="20"/>
-        </w:rPr>
-        <w:t xml:space="preserve"> </w:t>
-      </w:r>
-      <w:r>
-        <w:rPr>
-          <w:sz w:val="20"/>
-          <w:szCs w:val="20"/>
-        </w:rPr>
-        <w:t>проведення гастрольного заходу</w:t>
-      </w:r>
-      <w:r>
-        <w:rPr>
-          <w:sz w:val="20"/>
-          <w:szCs w:val="20"/>
-        </w:rPr>
-        <w:t xml:space="preserve"> Користувач позбавляється права на публічне виконання творів</w:t>
-      </w:r>
-      <w:r>
-        <w:rPr>
-          <w:sz w:val="20"/>
-          <w:szCs w:val="20"/>
-        </w:rPr>
-        <w:t>,</w:t>
-      </w:r>
-      <w:r>
-        <w:rPr>
-          <w:sz w:val="20"/>
-          <w:szCs w:val="20"/>
-        </w:rPr>
-        <w:t xml:space="preserve"> які відносяться до </w:t>
-      </w:r>
-      <w:r>
-        <w:rPr>
-          <w:sz w:val="20"/>
-          <w:szCs w:val="20"/>
-          <w:lang w:val="uk-UA"/>
-        </w:rPr>
-        <w:t>каталог</w:t>
-      </w:r>
-      <w:r>
-        <w:rPr>
-          <w:sz w:val="20"/>
-          <w:szCs w:val="20"/>
-        </w:rPr>
-        <w:t xml:space="preserve">у </w:t>
-      </w:r>
-      <w:r>
-        <w:rPr>
-          <w:sz w:val="20"/>
-          <w:szCs w:val="20"/>
-        </w:rPr>
-        <w:t>ГО УААСП</w:t>
-      </w:r>
-      <w:r>
-        <w:rPr>
-          <w:sz w:val="20"/>
-          <w:szCs w:val="20"/>
-        </w:rPr>
-        <w:t>.</w:t>
-      </w:r>
-    </w:p>
-    <w:p>
-      <w:pPr>
-        <w:pStyle w:val="a3"/>
-        <w:tabs>
-          <w:tab w:val="left" w:pos="2835"/>
-        </w:tabs>
-        <w:spacing w:after="120"/>
-        <w:ind w:right="-1" w:firstLine="540"/>
-        <w:jc w:val="center"/>
-        <w:rPr>
-          <w:b/>
-          <w:bCs/>
-          <w:sz w:val="20"/>
-          <w:szCs w:val="20"/>
-        </w:rPr>
-      </w:pPr>
-      <w:r>
-        <w:rPr>
-          <w:b/>
-          <w:bCs/>
-          <w:sz w:val="20"/>
-          <w:szCs w:val="20"/>
-        </w:rPr>
-        <w:t>7. Форс-мажорні обставини</w:t>
-      </w:r>
-    </w:p>
-    <w:p>
-      <w:pPr>
-        <w:pStyle w:val="a3"/>
-        <w:ind w:right="-1" w:firstLine="540"/>
-        <w:rPr>
-          <w:sz w:val="20"/>
-          <w:szCs w:val="20"/>
-        </w:rPr>
-      </w:pPr>
-      <w:r>
-        <w:rPr>
-          <w:sz w:val="20"/>
-          <w:szCs w:val="20"/>
-        </w:rPr>
-        <w:t>7.1. Сторони звільняються від відповідальності за часткове чи повне невиконання свої</w:t>
-      </w:r>
-      <w:r>
-        <w:rPr>
-          <w:sz w:val="20"/>
-          <w:szCs w:val="20"/>
-        </w:rPr>
-        <w:t>х зобов</w:t>
-      </w:r>
-      <w:r>
-        <w:rPr>
-          <w:sz w:val="20"/>
-          <w:szCs w:val="20"/>
-        </w:rPr>
-        <w:t>’язань, обумовлених цим Д</w:t>
-      </w:r>
-      <w:r>
-        <w:rPr>
-          <w:sz w:val="20"/>
-          <w:szCs w:val="20"/>
-        </w:rPr>
-        <w:t>оговором</w:t>
-      </w:r>
-      <w:r>
-        <w:rPr>
-          <w:sz w:val="20"/>
-          <w:szCs w:val="20"/>
-        </w:rPr>
-        <w:t>,</w:t>
-      </w:r>
-      <w:r>
-        <w:rPr>
-          <w:sz w:val="20"/>
-          <w:szCs w:val="20"/>
-        </w:rPr>
-        <w:t xml:space="preserve"> у тому випадку, коли це сталося за обставин, незалежних від волі сторін і які </w:t>
-      </w:r>
-      <w:r>
-        <w:rPr>
-          <w:sz w:val="20"/>
-          <w:szCs w:val="20"/>
-        </w:rPr>
-        <w:t>виникли після підписання цього д</w:t>
-      </w:r>
-      <w:r>
-        <w:rPr>
-          <w:sz w:val="20"/>
-          <w:szCs w:val="20"/>
-        </w:rPr>
-        <w:t>оговору, внаслідок подій непереборної си</w:t>
-      </w:r>
-      <w:r>
-        <w:rPr>
-          <w:sz w:val="20"/>
-          <w:szCs w:val="20"/>
-        </w:rPr>
-        <w:t>ли (</w:t>
-      </w:r>
-      <w:r>
-        <w:rPr>
-          <w:sz w:val="20"/>
-          <w:szCs w:val="20"/>
-        </w:rPr>
-        <w:t xml:space="preserve"> пожежа, землетрус, та інші стихійні лиха</w:t>
-      </w:r>
-      <w:r>
-        <w:rPr>
-          <w:sz w:val="20"/>
-          <w:szCs w:val="20"/>
-          <w:lang w:val="ru-RU"/>
-        </w:rPr>
-        <w:t xml:space="preserve">, а </w:t>
-      </w:r>
-      <w:proofErr w:type="spellStart"/>
-      <w:r>
-        <w:rPr>
-          <w:sz w:val="20"/>
-          <w:szCs w:val="20"/>
-          <w:lang w:val="ru-RU"/>
-        </w:rPr>
-        <w:t>також</w:t>
-      </w:r>
-      <w:proofErr w:type="spellEnd"/>
-      <w:r>
-        <w:rPr>
-          <w:sz w:val="20"/>
-          <w:szCs w:val="20"/>
-          <w:lang w:val="ru-RU"/>
-        </w:rPr>
-        <w:t xml:space="preserve"> </w:t>
-      </w:r>
-      <w:proofErr w:type="spellStart"/>
-      <w:r>
-        <w:rPr>
-          <w:sz w:val="20"/>
-          <w:szCs w:val="20"/>
-          <w:lang w:val="ru-RU"/>
-        </w:rPr>
-        <w:t>набрання</w:t>
-      </w:r>
-      <w:proofErr w:type="spellEnd"/>
-      <w:r>
-        <w:rPr>
-          <w:sz w:val="20"/>
-          <w:szCs w:val="20"/>
-          <w:lang w:val="ru-RU"/>
-        </w:rPr>
-        <w:t xml:space="preserve"> </w:t>
-      </w:r>
-      <w:proofErr w:type="spellStart"/>
-      <w:r>
-        <w:rPr>
-          <w:sz w:val="20"/>
-          <w:szCs w:val="20"/>
-          <w:lang w:val="ru-RU"/>
-        </w:rPr>
-        <w:t>чинності</w:t>
-      </w:r>
-      <w:proofErr w:type="spellEnd"/>
-      <w:r>
-        <w:rPr>
-          <w:sz w:val="20"/>
-          <w:szCs w:val="20"/>
-          <w:lang w:val="ru-RU"/>
-        </w:rPr>
-        <w:t xml:space="preserve"> законами та </w:t>
-      </w:r>
-      <w:proofErr w:type="spellStart"/>
-      <w:r>
-        <w:rPr>
-          <w:sz w:val="20"/>
-          <w:szCs w:val="20"/>
-          <w:lang w:val="ru-RU"/>
-        </w:rPr>
-        <w:t>іншими</w:t>
-      </w:r>
-      <w:proofErr w:type="spellEnd"/>
-      <w:r>
-        <w:rPr>
-          <w:sz w:val="20"/>
-          <w:szCs w:val="20"/>
-          <w:lang w:val="ru-RU"/>
-        </w:rPr>
-        <w:t xml:space="preserve"> нормативно-</w:t>
-      </w:r>
-      <w:proofErr w:type="spellStart"/>
-      <w:r>
-        <w:rPr>
-          <w:sz w:val="20"/>
-          <w:szCs w:val="20"/>
-          <w:lang w:val="ru-RU"/>
-        </w:rPr>
-        <w:t>правовими</w:t>
-      </w:r>
-      <w:proofErr w:type="spellEnd"/>
-      <w:r>
-        <w:rPr>
-          <w:sz w:val="20"/>
-          <w:szCs w:val="20"/>
-          <w:lang w:val="ru-RU"/>
-        </w:rPr>
-        <w:t xml:space="preserve"> актами</w:t>
-      </w:r>
-      <w:r>
-        <w:rPr>
-          <w:sz w:val="20"/>
-          <w:szCs w:val="20"/>
-        </w:rPr>
-        <w:t>), на які Сторони не могли вплинути чи їх передбачити. Строк в</w:t>
-      </w:r>
-      <w:r>
-        <w:rPr>
-          <w:sz w:val="20"/>
-          <w:szCs w:val="20"/>
-        </w:rPr>
-        <w:t>иконання зобов’язань по даному Д</w:t>
-      </w:r>
-      <w:r>
-        <w:rPr>
-          <w:sz w:val="20"/>
-          <w:szCs w:val="20"/>
-        </w:rPr>
-        <w:t>оговор</w:t>
-      </w:r>
-      <w:r>
-        <w:rPr>
-          <w:sz w:val="20"/>
-          <w:szCs w:val="20"/>
-        </w:rPr>
-        <w:t>у подовжується відповідно часу,</w:t>
-      </w:r>
-      <w:r>
-        <w:rPr>
-          <w:sz w:val="20"/>
-          <w:szCs w:val="20"/>
-        </w:rPr>
-        <w:t xml:space="preserve"> протягом якого діяли такі обставини.</w:t>
-      </w:r>
-      <w:r>
-        <w:rPr>
-          <w:sz w:val="20"/>
-          <w:szCs w:val="20"/>
-        </w:rPr>
-        <w:t xml:space="preserve"> Зазначені обставин мають носити надзвичайний, непередбачуваний і неминучий характер, виникнути після укладення цього Договору та не залежати від волі сторін. </w:t>
-      </w:r>
-    </w:p>
-    <w:p>
-      <w:pPr>
-        <w:pStyle w:val="a3"/>
-        <w:ind w:right="-1" w:firstLine="540"/>
-        <w:rPr>
-          <w:sz w:val="20"/>
-          <w:szCs w:val="20"/>
-        </w:rPr>
-      </w:pPr>
-      <w:r>
-        <w:rPr>
-          <w:sz w:val="20"/>
-          <w:szCs w:val="20"/>
-        </w:rPr>
-        <w:t>7.2. Якщо одна зі сторін підпадає під дію обставин непереборної сили, строк виконання зобов’язань за цим Договором відстрочується відповідно на час дії таких обставин непереборної сили.</w:t>
-      </w:r>
-    </w:p>
-    <w:p>
-      <w:pPr>
-        <w:pStyle w:val="a3"/>
-        <w:ind w:right="-1" w:firstLine="540"/>
-        <w:rPr>
-          <w:sz w:val="20"/>
-          <w:szCs w:val="20"/>
-        </w:rPr>
-      </w:pPr>
-      <w:r>
-        <w:rPr>
-          <w:sz w:val="20"/>
-          <w:szCs w:val="20"/>
-        </w:rPr>
-        <w:t>7.3. Обставини непереборної сили мають засвідчуватись відповідним документом, що видається Торгово-промисловою палатою України.</w:t>
-      </w:r>
-    </w:p>
-    <w:p>
-      <w:pPr>
-        <w:pStyle w:val="a3"/>
-        <w:spacing w:after="120"/>
-        <w:ind w:right="-1" w:firstLine="540"/>
-        <w:rPr>
-          <w:i/>
-          <w:iCs/>
-          <w:sz w:val="20"/>
-          <w:szCs w:val="20"/>
-        </w:rPr>
-      </w:pPr>
-      <w:r>
-        <w:rPr>
-          <w:sz w:val="20"/>
-          <w:szCs w:val="20"/>
-        </w:rPr>
-        <w:t>7.</w:t>
-      </w:r>
-      <w:r>
-        <w:rPr>
-          <w:sz w:val="20"/>
-          <w:szCs w:val="20"/>
-        </w:rPr>
-        <w:t>4</w:t>
-      </w:r>
-      <w:r>
-        <w:rPr>
-          <w:sz w:val="20"/>
-          <w:szCs w:val="20"/>
-        </w:rPr>
-        <w:t xml:space="preserve">. </w:t>
-      </w:r>
-      <w:r>
-        <w:rPr>
-          <w:sz w:val="20"/>
-          <w:szCs w:val="20"/>
-        </w:rPr>
-        <w:t>Сторона, для якої виникла неможливість в</w:t>
-      </w:r>
-      <w:r>
-        <w:rPr>
-          <w:sz w:val="20"/>
-          <w:szCs w:val="20"/>
-        </w:rPr>
-        <w:t>иконання зобов’язань по даному Д</w:t>
-      </w:r>
-      <w:r>
-        <w:rPr>
-          <w:sz w:val="20"/>
-          <w:szCs w:val="20"/>
-        </w:rPr>
-        <w:t>оговору, зобо</w:t>
-      </w:r>
-      <w:r>
-        <w:rPr>
-          <w:sz w:val="20"/>
-          <w:szCs w:val="20"/>
-        </w:rPr>
-        <w:t>в’язана своєчасно, не пізніше 5</w:t>
-      </w:r>
-      <w:r>
-        <w:rPr>
-          <w:sz w:val="20"/>
-          <w:szCs w:val="20"/>
-        </w:rPr>
-        <w:t xml:space="preserve"> днів, повідомити іншу сто</w:t>
-      </w:r>
-      <w:r>
-        <w:rPr>
-          <w:sz w:val="20"/>
-          <w:szCs w:val="20"/>
-        </w:rPr>
-        <w:t>рону про виникнення</w:t>
-      </w:r>
-      <w:r>
-        <w:rPr>
-          <w:sz w:val="20"/>
-          <w:szCs w:val="20"/>
-        </w:rPr>
-        <w:t xml:space="preserve"> обставин, які перешкод</w:t>
-      </w:r>
-      <w:r>
-        <w:rPr>
-          <w:sz w:val="20"/>
-          <w:szCs w:val="20"/>
-        </w:rPr>
-        <w:t>жають виконанню зобов’язань. Не</w:t>
-      </w:r>
-      <w:r>
-        <w:rPr>
-          <w:sz w:val="20"/>
-          <w:szCs w:val="20"/>
-        </w:rPr>
-        <w:t>повідомлення або несв</w:t>
-      </w:r>
-      <w:r>
-        <w:rPr>
-          <w:sz w:val="20"/>
-          <w:szCs w:val="20"/>
-        </w:rPr>
-        <w:t xml:space="preserve">оєчасне повідомлення про </w:t>
-      </w:r>
-      <w:r>
-        <w:rPr>
-          <w:sz w:val="20"/>
-          <w:szCs w:val="20"/>
-        </w:rPr>
-        <w:t xml:space="preserve">виникнення </w:t>
-      </w:r>
-      <w:r>
-        <w:rPr>
-          <w:sz w:val="20"/>
-          <w:szCs w:val="20"/>
-        </w:rPr>
-        <w:t xml:space="preserve"> форс-мажорних обставин позбавляє сторону права посилатися на них.</w:t>
-      </w:r>
-      <w:r>
-        <w:rPr>
-          <w:i/>
-          <w:iCs/>
-          <w:sz w:val="20"/>
-          <w:szCs w:val="20"/>
-        </w:rPr>
-        <w:t xml:space="preserve"> </w:t>
-      </w:r>
-    </w:p>
-    <w:p>
-      <w:pPr>
-        <w:pStyle w:val="a3"/>
-        <w:spacing w:before="120" w:after="120"/>
-        <w:ind w:right="0" w:firstLine="357"/>
-        <w:jc w:val="center"/>
-        <w:rPr>
-          <w:b/>
-          <w:bCs/>
-          <w:sz w:val="20"/>
-          <w:szCs w:val="20"/>
-        </w:rPr>
-      </w:pPr>
-      <w:r>
-        <w:rPr>
-          <w:b/>
-          <w:bCs/>
-          <w:sz w:val="20"/>
-          <w:szCs w:val="20"/>
-        </w:rPr>
-        <w:t>8. Персональні дані</w:t>
-      </w:r>
-    </w:p>
-    <w:p>
-      <w:pPr>
-        <w:pStyle w:val="a3"/>
-        <w:keepNext/>
-        <w:tabs>
-          <w:tab w:val="left" w:pos="4065"/>
-        </w:tabs>
-        <w:ind w:right="0" w:firstLine="567"/>
-        <w:rPr>
-          <w:sz w:val="20"/>
-          <w:szCs w:val="20"/>
-        </w:rPr>
-      </w:pPr>
-      <w:r>
-        <w:rPr>
-          <w:sz w:val="20"/>
-          <w:szCs w:val="20"/>
-        </w:rPr>
-        <w:t>8.1. Підписанням даного Договору суб’єкт персональних даних підтверджує свою згоду на обробку зазначених в даному Договорі персональних даних відповідно до Закону України «Про захист персональних даних» у базі персональних даних «Користувачі авторського права» з метою забезпечення адміністративно-правових, податкових відносин та відносин у сфері бухгалтерського обліку, з метою реалізації авторських прав правовласників об’єктів авторських прав відповідно до Господарського кодексу України, Цивільного кодексу України, Податкового кодексу України, Закону України «Про бухгалтерський облік та фінансову звітність», Закону України «Про банки і банківську діяльність», Закону України «Про авторське право і суміжні права»,</w:t>
-      </w:r>
-      <w:r>
-        <w:rPr>
-          <w:lang w:val="uk-UA"/>
-        </w:rPr>
-        <w:t xml:space="preserve"> </w:t>
-      </w:r>
-      <w:r>
-        <w:rPr>
-          <w:sz w:val="20"/>
-          <w:szCs w:val="20"/>
-          <w:lang w:val="uk-UA"/>
-        </w:rPr>
-        <w:t>Закону України «Про ефективне управління майновими правами правовласників у сфері авторського права і (або) суміжних прав»</w:t>
-      </w:r>
-      <w:r>
-        <w:rPr>
-          <w:sz w:val="20"/>
-          <w:szCs w:val="20"/>
-          <w:lang w:val="ru-RU"/>
-        </w:rPr>
-        <w:t>,</w:t>
-      </w:r>
-      <w:r>
-        <w:rPr>
-          <w:sz w:val="20"/>
-          <w:szCs w:val="20"/>
-        </w:rPr>
-        <w:t xml:space="preserve"> Постанови КМУ № 72 від 18.01.2003 р. «Про затвердження мінімальних ставок винагороди (роялті) за використання об’єктів авторського права і суміжних прав».</w:t>
-      </w:r>
-    </w:p>
-    <w:p>
-      <w:pPr>
-        <w:pStyle w:val="210"/>
-        <w:ind w:firstLine="567"/>
-        <w:rPr>
-          <w:lang w:val="uk-UA"/>
-        </w:rPr>
-      </w:pPr>
-      <w:r>
-        <w:rPr>
-          <w:lang w:val="uk-UA"/>
-        </w:rPr>
-        <w:t>8</w:t>
-      </w:r>
-      <w:r>
-        <w:t xml:space="preserve">.2. </w:t>
-      </w:r>
-      <w:proofErr w:type="spellStart"/>
-      <w:r>
-        <w:t>Обробці</w:t>
-      </w:r>
-      <w:proofErr w:type="spellEnd"/>
-      <w:r>
-        <w:rPr>
-          <w:lang w:val="uk-UA"/>
-        </w:rPr>
-        <w:t>,</w:t>
-      </w:r>
-      <w:r>
-        <w:t xml:space="preserve"> </w:t>
-      </w:r>
-      <w:proofErr w:type="spellStart"/>
-      <w:r>
-        <w:t>відповідно</w:t>
-      </w:r>
-      <w:proofErr w:type="spellEnd"/>
-      <w:r>
-        <w:t xml:space="preserve"> до </w:t>
-      </w:r>
-      <w:proofErr w:type="spellStart"/>
-      <w:r>
-        <w:t>законодавства</w:t>
-      </w:r>
-      <w:proofErr w:type="spellEnd"/>
-      <w:r>
-        <w:t xml:space="preserve"> </w:t>
-      </w:r>
-      <w:proofErr w:type="spellStart"/>
-      <w:r>
-        <w:t>України</w:t>
-      </w:r>
-      <w:proofErr w:type="spellEnd"/>
-      <w:r>
-        <w:t xml:space="preserve"> про </w:t>
-      </w:r>
-      <w:proofErr w:type="spellStart"/>
-      <w:r>
-        <w:t>захист</w:t>
-      </w:r>
-      <w:proofErr w:type="spellEnd"/>
-      <w:r>
-        <w:t xml:space="preserve"> </w:t>
-      </w:r>
-      <w:proofErr w:type="spellStart"/>
-      <w:r>
-        <w:t>персональних</w:t>
-      </w:r>
-      <w:proofErr w:type="spellEnd"/>
-      <w:r>
-        <w:t xml:space="preserve"> </w:t>
-      </w:r>
-      <w:proofErr w:type="spellStart"/>
-      <w:r>
-        <w:t>даних</w:t>
-      </w:r>
-      <w:proofErr w:type="spellEnd"/>
-      <w:r>
-        <w:rPr>
-          <w:lang w:val="uk-UA"/>
-        </w:rPr>
-        <w:t>,</w:t>
-      </w:r>
-      <w:r>
-        <w:t xml:space="preserve"> у </w:t>
-      </w:r>
-      <w:proofErr w:type="spellStart"/>
-      <w:r>
-        <w:t>базі</w:t>
-      </w:r>
-      <w:proofErr w:type="spellEnd"/>
-      <w:r>
-        <w:t xml:space="preserve"> </w:t>
-      </w:r>
-      <w:proofErr w:type="spellStart"/>
-      <w:r>
-        <w:t>персональних</w:t>
-      </w:r>
-      <w:proofErr w:type="spellEnd"/>
-      <w:r>
-        <w:t xml:space="preserve"> </w:t>
-      </w:r>
-      <w:proofErr w:type="spellStart"/>
-      <w:r>
-        <w:t>даних</w:t>
-      </w:r>
-      <w:proofErr w:type="spellEnd"/>
-      <w:r>
-        <w:t xml:space="preserve"> «</w:t>
-      </w:r>
-      <w:proofErr w:type="spellStart"/>
-      <w:r>
-        <w:t>Користувачі</w:t>
-      </w:r>
-      <w:proofErr w:type="spellEnd"/>
-      <w:r>
-        <w:t xml:space="preserve"> </w:t>
-      </w:r>
-      <w:proofErr w:type="spellStart"/>
-      <w:r>
-        <w:t>авторського</w:t>
-      </w:r>
-      <w:proofErr w:type="spellEnd"/>
-      <w:r>
-        <w:t xml:space="preserve"> права» </w:t>
-      </w:r>
-      <w:proofErr w:type="spellStart"/>
-      <w:r>
-        <w:t>підлягають</w:t>
-      </w:r>
-      <w:proofErr w:type="spellEnd"/>
-      <w:r>
-        <w:t xml:space="preserve"> </w:t>
-      </w:r>
-      <w:proofErr w:type="spellStart"/>
-      <w:r>
-        <w:t>наступні</w:t>
-      </w:r>
-      <w:proofErr w:type="spellEnd"/>
-      <w:r>
-        <w:t xml:space="preserve"> </w:t>
-      </w:r>
-      <w:proofErr w:type="spellStart"/>
-      <w:r>
-        <w:t>категорії</w:t>
-      </w:r>
-      <w:proofErr w:type="spellEnd"/>
-      <w:r>
-        <w:t xml:space="preserve"> </w:t>
-      </w:r>
-      <w:proofErr w:type="spellStart"/>
-      <w:r>
-        <w:t>персональних</w:t>
-      </w:r>
-      <w:proofErr w:type="spellEnd"/>
-      <w:r>
-        <w:t xml:space="preserve"> </w:t>
-      </w:r>
-      <w:proofErr w:type="spellStart"/>
-      <w:r>
-        <w:t>даних</w:t>
-      </w:r>
-      <w:proofErr w:type="spellEnd"/>
-      <w:r>
-        <w:t xml:space="preserve">: адреса </w:t>
-      </w:r>
-      <w:proofErr w:type="spellStart"/>
-      <w:r>
-        <w:t>проживання</w:t>
-      </w:r>
-      <w:proofErr w:type="spellEnd"/>
-      <w:r>
-        <w:t xml:space="preserve"> (</w:t>
-      </w:r>
-      <w:proofErr w:type="spellStart"/>
-      <w:r>
-        <w:t>реєстрації</w:t>
-      </w:r>
-      <w:proofErr w:type="spellEnd"/>
-      <w:r>
-        <w:t xml:space="preserve">), резидентство, </w:t>
-      </w:r>
-      <w:proofErr w:type="spellStart"/>
-      <w:r>
-        <w:t>ідентифікаційний</w:t>
-      </w:r>
-      <w:proofErr w:type="spellEnd"/>
-      <w:r>
-        <w:t xml:space="preserve"> </w:t>
-      </w:r>
-      <w:proofErr w:type="spellStart"/>
-      <w:r>
-        <w:t>податковий</w:t>
-      </w:r>
-      <w:proofErr w:type="spellEnd"/>
-      <w:r>
-        <w:t xml:space="preserve"> номер, </w:t>
-      </w:r>
-      <w:proofErr w:type="spellStart"/>
-      <w:r>
-        <w:t>паспортні</w:t>
-      </w:r>
-      <w:proofErr w:type="spellEnd"/>
-      <w:r>
-        <w:t xml:space="preserve"> </w:t>
-      </w:r>
-      <w:proofErr w:type="spellStart"/>
-      <w:r>
-        <w:t>дані</w:t>
-      </w:r>
-      <w:proofErr w:type="spellEnd"/>
-      <w:r>
-        <w:t xml:space="preserve">, </w:t>
-      </w:r>
-      <w:proofErr w:type="spellStart"/>
-      <w:r>
-        <w:t>банківські</w:t>
-      </w:r>
-      <w:proofErr w:type="spellEnd"/>
-      <w:r>
-        <w:t xml:space="preserve"> </w:t>
-      </w:r>
-      <w:proofErr w:type="spellStart"/>
-      <w:r>
-        <w:t>реквізити</w:t>
-      </w:r>
-      <w:proofErr w:type="spellEnd"/>
-      <w:r>
-        <w:t xml:space="preserve">, </w:t>
-      </w:r>
-      <w:proofErr w:type="spellStart"/>
-      <w:r>
-        <w:t>контактні</w:t>
-      </w:r>
-      <w:proofErr w:type="spellEnd"/>
-      <w:r>
-        <w:t xml:space="preserve"> </w:t>
-      </w:r>
-      <w:proofErr w:type="spellStart"/>
-      <w:r>
-        <w:t>номери</w:t>
-      </w:r>
-      <w:proofErr w:type="spellEnd"/>
-      <w:r>
-        <w:t xml:space="preserve"> </w:t>
-      </w:r>
-      <w:proofErr w:type="spellStart"/>
-      <w:r>
-        <w:t>телефонів</w:t>
-      </w:r>
-      <w:proofErr w:type="spellEnd"/>
-      <w:r>
-        <w:t xml:space="preserve">, </w:t>
-      </w:r>
-      <w:r>
-        <w:rPr>
-          <w:lang w:val="en-US"/>
-        </w:rPr>
-        <w:t>E</w:t>
-      </w:r>
-      <w:r>
-        <w:t>-</w:t>
-      </w:r>
-      <w:r>
-        <w:rPr>
-          <w:lang w:val="en-US"/>
-        </w:rPr>
-        <w:t>mail</w:t>
-      </w:r>
-      <w:r>
-        <w:t>.</w:t>
-      </w:r>
-    </w:p>
-    <w:p>
-      <w:pPr>
-        <w:pStyle w:val="210"/>
-        <w:ind w:firstLine="567"/>
-        <w:rPr>
-          <w:lang w:val="uk-UA"/>
-        </w:rPr>
-      </w:pPr>
-      <w:r>
-        <w:rPr>
-          <w:lang w:val="uk-UA"/>
-        </w:rPr>
-        <w:t>8</w:t>
-      </w:r>
-      <w:r>
-        <w:t xml:space="preserve">.3. </w:t>
-      </w:r>
-      <w:proofErr w:type="spellStart"/>
-      <w:r>
-        <w:t>Підписанням</w:t>
-      </w:r>
-      <w:proofErr w:type="spellEnd"/>
-      <w:r>
-        <w:t xml:space="preserve"> </w:t>
-      </w:r>
-      <w:proofErr w:type="spellStart"/>
-      <w:r>
-        <w:t>даного</w:t>
-      </w:r>
-      <w:proofErr w:type="spellEnd"/>
-      <w:r>
-        <w:t xml:space="preserve"> Договору </w:t>
-      </w:r>
-      <w:proofErr w:type="spellStart"/>
-      <w:r>
-        <w:t>суб’єкт</w:t>
-      </w:r>
-      <w:proofErr w:type="spellEnd"/>
-      <w:r>
-        <w:t xml:space="preserve"> </w:t>
-      </w:r>
-      <w:proofErr w:type="spellStart"/>
-      <w:r>
-        <w:t>персональних</w:t>
-      </w:r>
-      <w:proofErr w:type="spellEnd"/>
-      <w:r>
-        <w:t xml:space="preserve"> </w:t>
-      </w:r>
-      <w:proofErr w:type="spellStart"/>
-      <w:r>
-        <w:t>даних</w:t>
-      </w:r>
-      <w:proofErr w:type="spellEnd"/>
-      <w:r>
-        <w:t xml:space="preserve"> </w:t>
-      </w:r>
-      <w:proofErr w:type="spellStart"/>
-      <w:r>
-        <w:t>підтверджує</w:t>
-      </w:r>
-      <w:proofErr w:type="spellEnd"/>
-      <w:r>
-        <w:t xml:space="preserve">, </w:t>
-      </w:r>
-      <w:proofErr w:type="spellStart"/>
-      <w:r>
-        <w:t>що</w:t>
-      </w:r>
-      <w:proofErr w:type="spellEnd"/>
-      <w:r>
-        <w:t xml:space="preserve"> </w:t>
-      </w:r>
-      <w:proofErr w:type="spellStart"/>
-      <w:r>
-        <w:t>він</w:t>
-      </w:r>
-      <w:proofErr w:type="spellEnd"/>
-      <w:r>
-        <w:t xml:space="preserve"> </w:t>
-      </w:r>
-      <w:proofErr w:type="spellStart"/>
-      <w:r>
-        <w:t>належним</w:t>
-      </w:r>
-      <w:proofErr w:type="spellEnd"/>
-      <w:r>
-        <w:t xml:space="preserve"> чином </w:t>
-      </w:r>
-      <w:proofErr w:type="spellStart"/>
-      <w:r>
-        <w:t>повідомлений</w:t>
-      </w:r>
-      <w:proofErr w:type="spellEnd"/>
-      <w:r>
-        <w:t xml:space="preserve"> про права </w:t>
-      </w:r>
-      <w:proofErr w:type="spellStart"/>
-      <w:r>
-        <w:t>суб’єкта</w:t>
-      </w:r>
-      <w:proofErr w:type="spellEnd"/>
-      <w:r>
-        <w:t xml:space="preserve"> </w:t>
-      </w:r>
-      <w:proofErr w:type="spellStart"/>
-      <w:r>
-        <w:t>персональних</w:t>
-      </w:r>
-      <w:proofErr w:type="spellEnd"/>
-      <w:r>
-        <w:t xml:space="preserve"> </w:t>
-      </w:r>
-      <w:proofErr w:type="spellStart"/>
-      <w:r>
-        <w:t>даних</w:t>
-      </w:r>
-      <w:proofErr w:type="spellEnd"/>
-      <w:r>
-        <w:t xml:space="preserve">, </w:t>
-      </w:r>
-      <w:proofErr w:type="spellStart"/>
-      <w:r>
-        <w:t>передбачені</w:t>
-      </w:r>
-      <w:proofErr w:type="spellEnd"/>
-      <w:r>
-        <w:t xml:space="preserve"> ст. 8 Закону </w:t>
-      </w:r>
-      <w:proofErr w:type="spellStart"/>
-      <w:r>
-        <w:t>України</w:t>
-      </w:r>
-      <w:proofErr w:type="spellEnd"/>
-      <w:r>
-        <w:t xml:space="preserve"> «Про </w:t>
-      </w:r>
-      <w:proofErr w:type="spellStart"/>
-      <w:r>
-        <w:t>захист</w:t>
-      </w:r>
-      <w:proofErr w:type="spellEnd"/>
-      <w:r>
-        <w:t xml:space="preserve"> </w:t>
-      </w:r>
-      <w:proofErr w:type="spellStart"/>
-      <w:r>
-        <w:t>персональних</w:t>
-      </w:r>
-      <w:proofErr w:type="spellEnd"/>
-      <w:r>
-        <w:t xml:space="preserve"> </w:t>
-      </w:r>
-      <w:proofErr w:type="spellStart"/>
-      <w:r>
-        <w:t>даних</w:t>
-      </w:r>
-      <w:proofErr w:type="spellEnd"/>
-      <w:r>
-        <w:t>».</w:t>
-      </w:r>
-    </w:p>
-    <w:p>
-      <w:pPr>
-        <w:pStyle w:val="210"/>
-        <w:ind w:firstLine="567"/>
-        <w:rPr>
-          <w:b/>
-          <w:bCs/>
-          <w:lang w:val="uk-UA"/>
-        </w:rPr>
-      </w:pPr>
-    </w:p>
-    <w:p>
-      <w:pPr>
-        <w:pStyle w:val="a3"/>
-        <w:tabs>
-          <w:tab w:val="left" w:pos="4065"/>
-        </w:tabs>
-        <w:spacing w:after="120"/>
-        <w:ind w:right="-1" w:firstLine="540"/>
-        <w:jc w:val="center"/>
-        <w:rPr>
-          <w:b/>
-          <w:bCs/>
-          <w:sz w:val="20"/>
-          <w:szCs w:val="20"/>
-        </w:rPr>
-      </w:pPr>
-      <w:r>
-        <w:rPr>
-          <w:b/>
-          <w:bCs/>
-          <w:sz w:val="20"/>
-          <w:szCs w:val="20"/>
-        </w:rPr>
-        <w:t>9</w:t>
-      </w:r>
-      <w:r>
-        <w:rPr>
-          <w:b/>
-          <w:bCs/>
-          <w:sz w:val="20"/>
-          <w:szCs w:val="20"/>
-        </w:rPr>
-        <w:t>. Інші умови</w:t>
-      </w:r>
-    </w:p>
-    <w:p>
-      <w:pPr>
-        <w:pStyle w:val="a3"/>
-        <w:ind w:right="0" w:firstLine="540"/>
-        <w:rPr>
-          <w:sz w:val="20"/>
-          <w:szCs w:val="20"/>
-        </w:rPr>
-      </w:pPr>
-      <w:r>
-        <w:rPr>
-          <w:sz w:val="20"/>
-          <w:szCs w:val="20"/>
-        </w:rPr>
-        <w:lastRenderedPageBreak/>
-        <w:t>9</w:t>
-      </w:r>
-      <w:r>
-        <w:rPr>
-          <w:sz w:val="20"/>
-          <w:szCs w:val="20"/>
-        </w:rPr>
-        <w:t>.1. Усі правовідносини, що виникають з цього Договору або пов'язані із ним, у тому числі пов'язані із дійсністю, укладенням, виконанням, зміною та припиненням цього Договору, тлумаченням його умов, визначенням наслідків недійсності або порушення Договору, регламентуються цим Договором та відповідними нормами чинного в Україні законодавства, а також застосовними до таких правовідносин звичаями ділового обороту на підставі принципів добросовісності, розумності та справедливості</w:t>
-      </w:r>
-      <w:r>
-        <w:rPr>
-          <w:sz w:val="20"/>
-          <w:szCs w:val="20"/>
-        </w:rPr>
-        <w:t>.</w:t>
-      </w:r>
-    </w:p>
-    <w:p>
-      <w:pPr>
-        <w:pStyle w:val="a3"/>
-        <w:ind w:right="0" w:firstLine="540"/>
-        <w:rPr>
-          <w:b/>
-          <w:bCs/>
-          <w:sz w:val="20"/>
-          <w:szCs w:val="20"/>
-        </w:rPr>
-      </w:pPr>
-      <w:r>
-        <w:rPr>
-          <w:sz w:val="20"/>
-          <w:szCs w:val="20"/>
-        </w:rPr>
-        <w:t>9</w:t>
-      </w:r>
-      <w:r>
-        <w:rPr>
-          <w:sz w:val="20"/>
-          <w:szCs w:val="20"/>
-        </w:rPr>
-        <w:t>.2. Всі зміни та додатки до даного Договору укладаються у письмовій формі та є чинними за умови підписання їх уповноваженими представниками обох Сторін.</w:t>
-      </w:r>
-      <w:r>
-        <w:rPr>
-          <w:b/>
-          <w:bCs/>
-          <w:sz w:val="20"/>
-          <w:szCs w:val="20"/>
-        </w:rPr>
-        <w:t xml:space="preserve"> </w:t>
-      </w:r>
-      <w:r>
-        <w:rPr>
-          <w:sz w:val="20"/>
-          <w:szCs w:val="20"/>
-        </w:rPr>
-        <w:t xml:space="preserve">Всі додатки до даного Договору, включаючи перелік </w:t>
-      </w:r>
-      <w:r>
-        <w:rPr>
-          <w:sz w:val="20"/>
-          <w:szCs w:val="20"/>
-        </w:rPr>
-        <w:t xml:space="preserve">творів, які входять до </w:t>
-      </w:r>
-      <w:r>
-        <w:rPr>
-          <w:sz w:val="20"/>
-          <w:szCs w:val="20"/>
-          <w:lang w:val="uk-UA"/>
-        </w:rPr>
-        <w:t>каталог</w:t>
-      </w:r>
-      <w:r>
-        <w:rPr>
-          <w:sz w:val="20"/>
-          <w:szCs w:val="20"/>
-        </w:rPr>
-        <w:t xml:space="preserve">у </w:t>
-      </w:r>
-      <w:r>
-        <w:rPr>
-          <w:sz w:val="20"/>
-          <w:szCs w:val="20"/>
-        </w:rPr>
-        <w:t>ГО УААСП</w:t>
-      </w:r>
-      <w:r>
-        <w:rPr>
-          <w:sz w:val="20"/>
-          <w:szCs w:val="20"/>
-        </w:rPr>
-        <w:t>, є його невід’ємною частиною.</w:t>
-      </w:r>
-    </w:p>
-    <w:p>
-      <w:pPr>
-        <w:pStyle w:val="a3"/>
-        <w:ind w:right="0" w:firstLine="540"/>
-        <w:rPr>
-          <w:sz w:val="20"/>
-          <w:szCs w:val="20"/>
-        </w:rPr>
-      </w:pPr>
-      <w:r>
-        <w:rPr>
-          <w:sz w:val="20"/>
-          <w:szCs w:val="20"/>
-        </w:rPr>
-        <w:t>9</w:t>
-      </w:r>
-      <w:r>
-        <w:rPr>
-          <w:sz w:val="20"/>
-          <w:szCs w:val="20"/>
-        </w:rPr>
-        <w:t>.3. Сторони повинні у 5-денний строк письмово повідомляти одна одну про зміни організаційно-правової форми, характеру і (або) виду діяльності, місцезнаходження, обставин непереборної сили та наявність інших обставин, що перешкоджають належному виконанню умов Договору, а також надавати документи та іншу інформацію, пов’язану з виконанням Сторонами зобов’язань за цим Договором.</w:t>
-      </w:r>
-    </w:p>
-    <w:p>
-      <w:pPr>
-        <w:pStyle w:val="a3"/>
-        <w:ind w:right="0" w:firstLine="540"/>
-        <w:rPr>
-          <w:sz w:val="20"/>
-          <w:szCs w:val="20"/>
-        </w:rPr>
-      </w:pPr>
-      <w:r>
-        <w:rPr>
-          <w:sz w:val="20"/>
-          <w:szCs w:val="20"/>
-        </w:rPr>
-        <w:t>9</w:t>
-      </w:r>
-      <w:r>
-        <w:rPr>
-          <w:sz w:val="20"/>
-          <w:szCs w:val="20"/>
-        </w:rPr>
-        <w:t xml:space="preserve">.4. Несвоєчасне повідомлення і (або) неповідомлення іншої Сторони про дію таких обставин позбавляє відповідну Сторону права посилатися на такі обставини у майбутньому як на підставу для звільнення від відповідальності за часткове або повне невиконання зобов’язань за цим Договором. </w:t>
-      </w:r>
-    </w:p>
-    <w:p>
-      <w:pPr>
-        <w:pStyle w:val="a3"/>
-        <w:ind w:right="0" w:firstLine="540"/>
-        <w:rPr>
-          <w:sz w:val="20"/>
-          <w:szCs w:val="20"/>
-        </w:rPr>
-      </w:pPr>
-      <w:r>
-        <w:rPr>
-          <w:sz w:val="20"/>
-          <w:szCs w:val="20"/>
-        </w:rPr>
-        <w:t>9</w:t>
-      </w:r>
-      <w:r>
-        <w:rPr>
-          <w:sz w:val="20"/>
-          <w:szCs w:val="20"/>
-        </w:rPr>
-        <w:t>.5. Сторони не звільняються від виконання своїх обов’язків за даним Договором у разі нев</w:t>
-      </w:r>
-      <w:r>
-        <w:rPr>
-          <w:sz w:val="20"/>
-          <w:szCs w:val="20"/>
-        </w:rPr>
-        <w:t>иконання умов, зазначених у п. 9</w:t>
-      </w:r>
-      <w:r>
-        <w:rPr>
-          <w:sz w:val="20"/>
-          <w:szCs w:val="20"/>
-        </w:rPr>
-        <w:t>.3. даного Договору.</w:t>
-      </w:r>
-    </w:p>
-    <w:p>
-      <w:pPr>
-        <w:ind w:firstLine="540"/>
-        <w:jc w:val="both"/>
-        <w:rPr>
-          <w:b w:val="0"/>
-          <w:sz w:val="20"/>
-          <w:szCs w:val="20"/>
-          <w:lang w:val="uk-UA"/>
-        </w:rPr>
-      </w:pPr>
-      <w:r>
-        <w:rPr>
-          <w:b w:val="0"/>
-          <w:sz w:val="20"/>
-          <w:szCs w:val="20"/>
-          <w:lang w:val="uk-UA"/>
-        </w:rPr>
-        <w:t>9</w:t>
-      </w:r>
-      <w:r>
-        <w:rPr>
-          <w:b w:val="0"/>
-          <w:sz w:val="20"/>
-          <w:szCs w:val="20"/>
-          <w:lang w:val="uk-UA"/>
-        </w:rPr>
-        <w:t>.6. Договір укладено українською мовою у 2 (двох) примірниках, які мають однакову юридичну силу, по одному для кожної із Сторін.</w:t>
-      </w:r>
-    </w:p>
-    <w:p>
-      <w:pPr>
-        <w:pStyle w:val="a3"/>
-        <w:ind w:right="0" w:firstLine="540"/>
-        <w:rPr>
-          <w:sz w:val="20"/>
-          <w:szCs w:val="20"/>
-        </w:rPr>
-      </w:pPr>
-      <w:r>
-        <w:rPr>
-          <w:sz w:val="20"/>
-          <w:szCs w:val="20"/>
-        </w:rPr>
-        <w:t>9</w:t>
-      </w:r>
-      <w:r>
-        <w:rPr>
-          <w:sz w:val="20"/>
-          <w:szCs w:val="20"/>
-        </w:rPr>
-        <w:t>.</w:t>
-      </w:r>
-      <w:r>
-        <w:rPr>
-          <w:sz w:val="20"/>
-          <w:szCs w:val="20"/>
-          <w:lang w:val="ru-RU"/>
-        </w:rPr>
-        <w:t>7</w:t>
-      </w:r>
-      <w:r>
-        <w:rPr>
-          <w:sz w:val="20"/>
-          <w:szCs w:val="20"/>
-          <w:lang w:val="ru-RU"/>
-        </w:rPr>
-        <w:t xml:space="preserve">. </w:t>
-      </w:r>
-      <w:r>
-        <w:rPr>
-          <w:sz w:val="20"/>
-          <w:szCs w:val="20"/>
-        </w:rPr>
-        <w:t>Витрати кожної із Сторін, пов’язані з виконанням зобов’язань за даним Договором, відшкодовуються самостійно, силами кожної із Сторін.</w:t>
-      </w:r>
-    </w:p>
-    <w:p>
-      <w:pPr>
-        <w:pStyle w:val="a3"/>
-        <w:ind w:right="0" w:firstLine="540"/>
-        <w:rPr>
-          <w:sz w:val="20"/>
-          <w:szCs w:val="20"/>
-        </w:rPr>
-      </w:pPr>
-      <w:r>
-        <w:rPr>
-          <w:sz w:val="20"/>
-          <w:szCs w:val="20"/>
-        </w:rPr>
-        <w:t>9</w:t>
-      </w:r>
-      <w:r>
-        <w:rPr>
-          <w:sz w:val="20"/>
-          <w:szCs w:val="20"/>
-        </w:rPr>
-        <w:t>.</w:t>
-      </w:r>
-      <w:r>
-        <w:rPr>
-          <w:sz w:val="20"/>
-          <w:szCs w:val="20"/>
-          <w:lang w:val="en-US"/>
-        </w:rPr>
-        <w:t>8</w:t>
-      </w:r>
-      <w:r>
-        <w:rPr>
-          <w:sz w:val="20"/>
-          <w:szCs w:val="20"/>
-        </w:rPr>
-        <w:t xml:space="preserve">. </w:t>
-      </w:r>
-      <w:r>
-        <w:rPr>
-          <w:sz w:val="20"/>
-          <w:szCs w:val="20"/>
-        </w:rPr>
-        <w:t>ГО УААСП</w:t>
-      </w:r>
-      <w:r>
-        <w:rPr>
-          <w:sz w:val="20"/>
-          <w:szCs w:val="20"/>
-        </w:rPr>
-        <w:t xml:space="preserve"> на вимогу автора або іншого правовласника може заборонити Користувачу публічно виконувати один або декілька конкретних творів з</w:t>
-      </w:r>
-      <w:r>
-        <w:rPr>
-          <w:sz w:val="20"/>
-          <w:szCs w:val="20"/>
-          <w:lang w:val="uk-UA"/>
-        </w:rPr>
-        <w:t>і</w:t>
-      </w:r>
-      <w:r>
-        <w:rPr>
-          <w:sz w:val="20"/>
-          <w:szCs w:val="20"/>
-        </w:rPr>
-        <w:t xml:space="preserve"> свого </w:t>
-      </w:r>
-      <w:r>
-        <w:rPr>
-          <w:sz w:val="20"/>
-          <w:szCs w:val="20"/>
-          <w:lang w:val="uk-UA"/>
-        </w:rPr>
-        <w:t>каталог</w:t>
-      </w:r>
-      <w:r>
-        <w:rPr>
-          <w:sz w:val="20"/>
-          <w:szCs w:val="20"/>
-        </w:rPr>
-        <w:t>у</w:t>
-      </w:r>
-      <w:r>
-        <w:rPr>
-          <w:sz w:val="20"/>
-          <w:szCs w:val="20"/>
-        </w:rPr>
-        <w:t>.</w:t>
-      </w:r>
-    </w:p>
-    <w:p>
-      <w:pPr>
-        <w:pStyle w:val="a3"/>
-        <w:ind w:right="0" w:firstLine="540"/>
-        <w:rPr>
-          <w:sz w:val="20"/>
-          <w:szCs w:val="20"/>
-        </w:rPr>
-      </w:pPr>
-      <w:r>
-        <w:rPr>
-          <w:sz w:val="20"/>
-          <w:szCs w:val="20"/>
-        </w:rPr>
-        <w:t>9.1</w:t>
-      </w:r>
-      <w:r>
-        <w:rPr>
-          <w:sz w:val="20"/>
-          <w:szCs w:val="20"/>
-          <w:lang w:val="ru-RU"/>
-        </w:rPr>
-        <w:t>0</w:t>
-      </w:r>
-      <w:r>
-        <w:rPr>
-          <w:sz w:val="20"/>
-          <w:szCs w:val="20"/>
-        </w:rPr>
-        <w:t xml:space="preserve">. У підтвердження того, що Користувач до моменту підписання даного </w:t>
-      </w:r>
-      <w:r>
-        <w:rPr>
-          <w:sz w:val="20"/>
-          <w:szCs w:val="20"/>
-        </w:rPr>
-        <w:t xml:space="preserve">Договору ознайомився з </w:t>
-      </w:r>
-      <w:r>
-        <w:rPr>
-          <w:sz w:val="20"/>
-          <w:szCs w:val="20"/>
-          <w:lang w:val="uk-UA"/>
-        </w:rPr>
-        <w:t>каталог</w:t>
-      </w:r>
-      <w:r>
-        <w:rPr>
-          <w:sz w:val="20"/>
-          <w:szCs w:val="20"/>
-        </w:rPr>
-        <w:t xml:space="preserve">ом </w:t>
-      </w:r>
-      <w:r>
-        <w:rPr>
-          <w:sz w:val="20"/>
-          <w:szCs w:val="20"/>
-          <w:lang w:val="uk-UA"/>
-        </w:rPr>
-        <w:t xml:space="preserve">               </w:t>
-      </w:r>
-      <w:r>
-        <w:rPr>
-          <w:sz w:val="20"/>
-          <w:szCs w:val="20"/>
-        </w:rPr>
-        <w:t>ГО УААСП</w:t>
-      </w:r>
-      <w:r>
-        <w:rPr>
-          <w:sz w:val="20"/>
-          <w:szCs w:val="20"/>
-        </w:rPr>
-        <w:t>, у підтвердження того, що Сторони розуміють визначення всіх термінів, які містяться в даному Договорі, юридичні наслідки виконання умов даного Договору, в підтвердження того, що даний Договір містить всі істотні умови, про які Сторони мали намір домовитись, Сторони поставили нижче свої підписи та печатки.</w:t>
-      </w:r>
-    </w:p>
-    <w:p>
-      <w:pPr>
-        <w:pStyle w:val="a3"/>
-        <w:ind w:right="0" w:firstLine="540"/>
-        <w:rPr>
-          <w:sz w:val="20"/>
-          <w:szCs w:val="20"/>
-        </w:rPr>
-      </w:pPr>
-    </w:p>
-    <w:p>
-      <w:pPr>
-        <w:pStyle w:val="a3"/>
-        <w:spacing w:after="120"/>
-        <w:ind w:right="-1" w:firstLine="540"/>
-        <w:jc w:val="center"/>
-        <w:rPr>
-          <w:b/>
-          <w:bCs/>
-          <w:sz w:val="20"/>
-          <w:szCs w:val="20"/>
-        </w:rPr>
-      </w:pPr>
-      <w:r>
-        <w:rPr>
-          <w:b/>
-          <w:bCs/>
-          <w:sz w:val="20"/>
-          <w:szCs w:val="20"/>
-          <w:lang w:val="en-US"/>
         </w:rPr>
         <w:t>10</w:t>
       </w:r>
@@ -7267,12 +8157,6 @@
         <w:gridCol w:w="5152"/>
       </w:tblGrid>
       <w:tr>
-        <w:tblPrEx>
-          <w:tblCellMar>
-            <w:top w:w="0" w:type="dxa"/>
-            <w:bottom w:w="0" w:type="dxa"/>
-          </w:tblCellMar>
-        </w:tblPrEx>
         <w:tc>
           <w:tcPr>
             <w:tcW w:w="5220" w:type="dxa"/>
@@ -7379,12 +8263,6 @@
         </w:tc>
       </w:tr>
       <w:tr>
-        <w:tblPrEx>
-          <w:tblCellMar>
-            <w:top w:w="0" w:type="dxa"/>
-            <w:bottom w:w="0" w:type="dxa"/>
-          </w:tblCellMar>
-        </w:tblPrEx>
         <w:trPr>
           <w:trHeight w:val="2542"/>
         </w:trPr>
@@ -7929,9 +8807,8 @@
             <w:sdt>
               <w:sdtPr>
                 <w:rPr>
-                  <w:b w:val="0"/>
-                  <w:sz w:val="16"/>
-                  <w:szCs w:val="16"/>
+                  <w:sz w:val="20"/>
+                  <w:szCs w:val="20"/>
                   <w:lang w:val="uk-UA"/>
                 </w:rPr>
                 <w:alias w:val="CstName"/>
@@ -7944,11 +8821,11 @@
                 <w15:appearance w15:val="tags"/>
                 <w:text/>
               </w:sdtPr>
+              <w:sdtEndPr/>
               <w:sdtContent>
                 <w:r>
                   <w:rPr>
-                    <w:sz w:val="20"/>
-                    <w:szCs w:val="20"/>
+                    <w:rStyle w:val="ad"/>
                   </w:rPr>
                   <w:t>Место для ввода текста.</w:t>
                 </w:r>
@@ -7980,15 +8857,15 @@
               <w:rPr>
                 <w:b w:val="0"/>
                 <w:bCs w:val="0"/>
-                <w:sz w:val="20"/>
-                <w:szCs w:val="20"/>
+                <w:sz w:val="18"/>
+                <w:szCs w:val="18"/>
                 <w:lang w:val="uk-UA"/>
               </w:rPr>
             </w:pPr>
             <w:r>
               <w:rPr>
-                <w:sz w:val="20"/>
-                <w:szCs w:val="20"/>
+                <w:sz w:val="18"/>
+                <w:szCs w:val="18"/>
                 <w:lang w:val="uk-UA"/>
               </w:rPr>
               <w:t xml:space="preserve">Юридична адреса: </w:t>
@@ -7996,9 +8873,10 @@
             <w:sdt>
               <w:sdtPr>
                 <w:rPr>
+                  <w:b w:val="0"/>
                   <w:bCs w:val="0"/>
-                  <w:sz w:val="20"/>
-                  <w:szCs w:val="20"/>
+                  <w:sz w:val="18"/>
+                  <w:szCs w:val="18"/>
                   <w:lang w:val="uk-UA"/>
                 </w:rPr>
                 <w:alias w:val="CstLegalAddress"/>
@@ -8011,6 +8889,7 @@
                 <w15:appearance w15:val="tags"/>
                 <w:text/>
               </w:sdtPr>
+              <w:sdtEndPr/>
               <w:sdtContent>
                 <w:r>
                   <w:rPr>
@@ -8026,15 +8905,15 @@
               <w:ind w:right="-108"/>
               <w:rPr>
                 <w:bCs w:val="0"/>
-                <w:sz w:val="20"/>
-                <w:szCs w:val="20"/>
+                <w:sz w:val="18"/>
+                <w:szCs w:val="18"/>
                 <w:lang w:val="uk-UA"/>
               </w:rPr>
             </w:pPr>
             <w:r>
               <w:rPr>
-                <w:sz w:val="20"/>
-                <w:szCs w:val="20"/>
+                <w:sz w:val="18"/>
+                <w:szCs w:val="18"/>
                 <w:lang w:val="uk-UA"/>
               </w:rPr>
               <w:t xml:space="preserve">Фактична адреса: </w:t>
@@ -8042,9 +8921,10 @@
             <w:sdt>
               <w:sdtPr>
                 <w:rPr>
+                  <w:b w:val="0"/>
                   <w:bCs w:val="0"/>
-                  <w:sz w:val="20"/>
-                  <w:szCs w:val="20"/>
+                  <w:sz w:val="18"/>
+                  <w:szCs w:val="18"/>
                   <w:lang w:val="uk-UA"/>
                 </w:rPr>
                 <w:alias w:val="CstResidentialAddress"/>
@@ -8057,6 +8937,7 @@
                 <w15:appearance w15:val="tags"/>
                 <w:text/>
               </w:sdtPr>
+              <w:sdtEndPr/>
               <w:sdtContent>
                 <w:r>
                   <w:rPr>
@@ -8072,15 +8953,15 @@
               <w:ind w:right="-108"/>
               <w:rPr>
                 <w:bCs w:val="0"/>
-                <w:sz w:val="20"/>
-                <w:szCs w:val="20"/>
+                <w:sz w:val="18"/>
+                <w:szCs w:val="18"/>
                 <w:lang w:val="uk-UA"/>
               </w:rPr>
             </w:pPr>
             <w:r>
               <w:rPr>
-                <w:sz w:val="20"/>
-                <w:szCs w:val="20"/>
+                <w:sz w:val="18"/>
+                <w:szCs w:val="18"/>
                 <w:lang w:val="uk-UA"/>
               </w:rPr>
               <w:t xml:space="preserve">Адреса для листування: </w:t>
@@ -8088,8 +8969,9 @@
             <w:sdt>
               <w:sdtPr>
                 <w:rPr>
-                  <w:sz w:val="20"/>
-                  <w:szCs w:val="20"/>
+                  <w:b w:val="0"/>
+                  <w:sz w:val="18"/>
+                  <w:szCs w:val="18"/>
                   <w:lang w:val="uk-UA"/>
                 </w:rPr>
                 <w:alias w:val="CstCorrespAddress"/>
@@ -8102,6 +8984,7 @@
                 <w15:appearance w15:val="tags"/>
                 <w:text/>
               </w:sdtPr>
+              <w:sdtEndPr/>
               <w:sdtContent>
                 <w:r>
                   <w:rPr>
@@ -8117,16 +9000,16 @@
               <w:ind w:right="-108"/>
               <w:rPr>
                 <w:bCs w:val="0"/>
-                <w:sz w:val="20"/>
-                <w:szCs w:val="20"/>
+                <w:sz w:val="18"/>
+                <w:szCs w:val="18"/>
                 <w:lang w:val="uk-UA"/>
               </w:rPr>
             </w:pPr>
             <w:proofErr w:type="spellStart"/>
             <w:r>
               <w:rPr>
-                <w:sz w:val="20"/>
-                <w:szCs w:val="20"/>
+                <w:sz w:val="18"/>
+                <w:szCs w:val="18"/>
                 <w:lang w:val="uk-UA"/>
               </w:rPr>
               <w:t>Тел</w:t>
@@ -8134,8 +9017,8 @@
             <w:proofErr w:type="spellEnd"/>
             <w:r>
               <w:rPr>
-                <w:sz w:val="20"/>
-                <w:szCs w:val="20"/>
+                <w:sz w:val="18"/>
+                <w:szCs w:val="18"/>
                 <w:lang w:val="uk-UA"/>
               </w:rPr>
               <w:t xml:space="preserve">.: </w:t>
@@ -8143,9 +9026,10 @@
             <w:sdt>
               <w:sdtPr>
                 <w:rPr>
+                  <w:b w:val="0"/>
                   <w:bCs w:val="0"/>
-                  <w:sz w:val="20"/>
-                  <w:szCs w:val="20"/>
+                  <w:sz w:val="18"/>
+                  <w:szCs w:val="18"/>
                   <w:lang w:val="uk-UA"/>
                 </w:rPr>
                 <w:alias w:val="CstPhone"/>
@@ -8158,6 +9042,7 @@
                 <w15:appearance w15:val="tags"/>
                 <w:text/>
               </w:sdtPr>
+              <w:sdtEndPr/>
               <w:sdtContent>
                 <w:r>
                   <w:rPr>
@@ -8173,34 +9058,50 @@
               <w:ind w:right="-108"/>
               <w:rPr>
                 <w:bCs w:val="0"/>
-                <w:sz w:val="20"/>
-                <w:szCs w:val="20"/>
+                <w:sz w:val="18"/>
+                <w:szCs w:val="18"/>
                 <w:lang w:val="uk-UA"/>
               </w:rPr>
             </w:pPr>
             <w:r>
               <w:rPr>
-                <w:sz w:val="20"/>
-                <w:szCs w:val="20"/>
+                <w:sz w:val="18"/>
+                <w:szCs w:val="18"/>
                 <w:lang w:val="uk-UA"/>
               </w:rPr>
-              <w:t>факс:_____________________________</w:t>
+              <w:t>факс:</w:t>
             </w:r>
+            <w:r>
+              <w:rPr>
+                <w:sz w:val="18"/>
+                <w:szCs w:val="18"/>
+                <w:lang w:val="uk-UA"/>
+              </w:rPr>
+              <w:t xml:space="preserve"> </w:t>
+            </w:r>
+            <w:r>
+              <w:rPr>
+                <w:sz w:val="18"/>
+                <w:szCs w:val="18"/>
+                <w:lang w:val="uk-UA"/>
+              </w:rPr>
+              <w:t>_____________________________</w:t>
+            </w:r>
           </w:p>
           <w:p>
             <w:pPr>
               <w:ind w:right="-108"/>
               <w:rPr>
                 <w:bCs w:val="0"/>
-                <w:sz w:val="20"/>
-                <w:szCs w:val="20"/>
+                <w:sz w:val="18"/>
+                <w:szCs w:val="18"/>
                 <w:lang w:val="uk-UA"/>
               </w:rPr>
             </w:pPr>
             <w:r>
               <w:rPr>
-                <w:sz w:val="20"/>
-                <w:szCs w:val="20"/>
+                <w:sz w:val="18"/>
+                <w:szCs w:val="18"/>
                 <w:lang w:val="uk-UA"/>
               </w:rPr>
               <w:t xml:space="preserve">Код ЄДРПОУ: </w:t>
@@ -8208,8 +9109,9 @@
             <w:sdt>
               <w:sdtPr>
                 <w:rPr>
-                  <w:sz w:val="20"/>
-                  <w:szCs w:val="20"/>
+                  <w:b w:val="0"/>
+                  <w:sz w:val="18"/>
+                  <w:szCs w:val="18"/>
                   <w:lang w:val="uk-UA"/>
                 </w:rPr>
                 <w:alias w:val="CstEDRPOU"/>
@@ -8222,6 +9124,7 @@
                 <w15:appearance w15:val="tags"/>
                 <w:text/>
               </w:sdtPr>
+              <w:sdtEndPr/>
               <w:sdtContent>
                 <w:r>
                   <w:rPr>
@@ -8237,24 +9140,41 @@
               <w:ind w:right="-108"/>
               <w:rPr>
                 <w:bCs w:val="0"/>
-                <w:sz w:val="20"/>
-                <w:szCs w:val="20"/>
+                <w:sz w:val="18"/>
+                <w:szCs w:val="18"/>
                 <w:lang w:val="uk-UA"/>
               </w:rPr>
             </w:pPr>
             <w:r>
               <w:rPr>
-                <w:sz w:val="20"/>
-                <w:szCs w:val="20"/>
+                <w:sz w:val="18"/>
+                <w:szCs w:val="18"/>
                 <w:lang w:val="uk-UA"/>
               </w:rPr>
-              <w:t xml:space="preserve">Банк </w:t>
+              <w:t>Банк</w:t>
+            </w:r>
+            <w:r>
+              <w:rPr>
+                <w:sz w:val="18"/>
+                <w:szCs w:val="18"/>
+                <w:lang w:val="uk-UA"/>
+              </w:rPr>
+              <w:t>:</w:t>
+            </w:r>
+            <w:r>
+              <w:rPr>
+                <w:sz w:val="18"/>
+                <w:szCs w:val="18"/>
+                <w:lang w:val="uk-UA"/>
+              </w:rPr>
+              <w:t xml:space="preserve"> </w:t>
             </w:r>
             <w:sdt>
               <w:sdtPr>
                 <w:rPr>
-                  <w:sz w:val="20"/>
-                  <w:szCs w:val="20"/>
+                  <w:b w:val="0"/>
+                  <w:sz w:val="18"/>
+                  <w:szCs w:val="18"/>
                   <w:lang w:val="uk-UA"/>
                 </w:rPr>
                 <w:alias w:val="CstBankName"/>
@@ -8267,6 +9187,7 @@
                 <w15:appearance w15:val="tags"/>
                 <w:text/>
               </w:sdtPr>
+              <w:sdtEndPr/>
               <w:sdtContent>
                 <w:r>
                   <w:rPr>
@@ -8282,15 +9203,15 @@
               <w:ind w:right="-108"/>
               <w:rPr>
                 <w:bCs w:val="0"/>
-                <w:sz w:val="20"/>
-                <w:szCs w:val="20"/>
+                <w:sz w:val="18"/>
+                <w:szCs w:val="18"/>
                 <w:lang w:val="uk-UA"/>
               </w:rPr>
             </w:pPr>
             <w:r>
               <w:rPr>
-                <w:sz w:val="20"/>
-                <w:szCs w:val="20"/>
+                <w:sz w:val="18"/>
+                <w:szCs w:val="18"/>
                 <w:lang w:val="uk-UA"/>
               </w:rPr>
               <w:t xml:space="preserve">МФО: </w:t>
@@ -8298,8 +9219,9 @@
             <w:sdt>
               <w:sdtPr>
                 <w:rPr>
-                  <w:sz w:val="20"/>
-                  <w:szCs w:val="20"/>
+                  <w:b w:val="0"/>
+                  <w:sz w:val="18"/>
+                  <w:szCs w:val="18"/>
                   <w:lang w:val="uk-UA"/>
                 </w:rPr>
                 <w:alias w:val="CstBankMFO"/>
@@ -8312,6 +9234,7 @@
                 <w15:appearance w15:val="tags"/>
                 <w:text/>
               </w:sdtPr>
+              <w:sdtEndPr/>
               <w:sdtContent>
                 <w:r>
                   <w:rPr>
@@ -8327,15 +9250,15 @@
               <w:ind w:right="-108"/>
               <w:rPr>
                 <w:bCs w:val="0"/>
-                <w:sz w:val="20"/>
-                <w:szCs w:val="20"/>
+                <w:sz w:val="18"/>
+                <w:szCs w:val="18"/>
                 <w:lang w:val="uk-UA"/>
               </w:rPr>
             </w:pPr>
             <w:r>
               <w:rPr>
-                <w:sz w:val="20"/>
-                <w:szCs w:val="20"/>
+                <w:sz w:val="18"/>
+                <w:szCs w:val="18"/>
                 <w:lang w:val="uk-UA"/>
               </w:rPr>
               <w:t xml:space="preserve">р/р </w:t>
@@ -8343,8 +9266,8 @@
             <w:sdt>
               <w:sdtPr>
                 <w:rPr>
-                  <w:sz w:val="20"/>
-                  <w:szCs w:val="20"/>
+                  <w:sz w:val="18"/>
+                  <w:szCs w:val="18"/>
                   <w:lang w:val="uk-UA"/>
                 </w:rPr>
                 <w:alias w:val="CstAcc"/>
@@ -8357,6 +9280,7 @@
                 <w15:appearance w15:val="tags"/>
                 <w:text/>
               </w:sdtPr>
+              <w:sdtEndPr/>
               <w:sdtContent>
                 <w:r>
                   <w:rPr>
@@ -8372,15 +9296,15 @@
               <w:ind w:right="-108"/>
               <w:rPr>
                 <w:bCs w:val="0"/>
-                <w:sz w:val="20"/>
-                <w:szCs w:val="20"/>
+                <w:sz w:val="18"/>
+                <w:szCs w:val="18"/>
                 <w:lang w:val="uk-UA"/>
               </w:rPr>
             </w:pPr>
             <w:r>
               <w:rPr>
-                <w:sz w:val="20"/>
-                <w:szCs w:val="20"/>
+                <w:sz w:val="18"/>
+                <w:szCs w:val="18"/>
                 <w:lang w:val="uk-UA"/>
               </w:rPr>
               <w:t xml:space="preserve">Свідоцтво № </w:t>
@@ -8388,24 +9312,28 @@
             <w:sdt>
               <w:sdtPr>
                 <w:rPr>
-                  <w:sz w:val="20"/>
-                  <w:szCs w:val="20"/>
+                  <w:b w:val="0"/>
+                  <w:bCs w:val="0"/>
+                  <w:sz w:val="18"/>
+                  <w:szCs w:val="18"/>
                   <w:lang w:val="uk-UA"/>
                 </w:rPr>
-                <w:alias w:val="CstAcc"/>
-                <w:tag w:val="CstAcc"/>
-                <w:id w:val="1575388416"/>
+                <w:alias w:val="CstRegNumber"/>
+                <w:tag w:val="CstRegNumber"/>
+                <w:id w:val="-1794891208"/>
                 <w:placeholder>
-                  <w:docPart w:val="3208B17B72A145BDA25541EA5FD74850"/>
+                  <w:docPart w:val="20C742479EA74ED99C1CFE3B63E47D5D"/>
                 </w:placeholder>
                 <w:showingPlcHdr/>
                 <w15:appearance w15:val="tags"/>
                 <w:text/>
               </w:sdtPr>
+              <w:sdtEndPr/>
               <w:sdtContent>
                 <w:r>
                   <w:rPr>
                     <w:rStyle w:val="ad"/>
+                    <w:lang w:val="uk-UA"/>
                   </w:rPr>
                   <w:t>Место для ввода текста.</w:t>
                 </w:r>
@@ -8413,33 +9341,45 @@
             </w:sdt>
             <w:r>
               <w:rPr>
-                <w:sz w:val="20"/>
-                <w:szCs w:val="20"/>
+                <w:b w:val="0"/>
+                <w:sz w:val="18"/>
+                <w:szCs w:val="18"/>
                 <w:lang w:val="uk-UA"/>
               </w:rPr>
               <w:t xml:space="preserve"> від </w:t>
+            </w:r>
+            <w:r>
+              <w:rPr>
+                <w:b w:val="0"/>
+                <w:sz w:val="18"/>
+                <w:szCs w:val="18"/>
+              </w:rPr>
+              <w:t xml:space="preserve"> </w:t>
             </w:r>
             <w:sdt>
               <w:sdtPr>
                 <w:rPr>
-                  <w:sz w:val="20"/>
-                  <w:szCs w:val="20"/>
+                  <w:b w:val="0"/>
+                  <w:sz w:val="18"/>
+                  <w:szCs w:val="18"/>
                   <w:lang w:val="uk-UA"/>
                 </w:rPr>
-                <w:alias w:val="CstAcc"/>
-                <w:tag w:val="CstAcc"/>
-                <w:id w:val="1488436807"/>
+                <w:alias w:val="CstRegData"/>
+                <w:tag w:val="CstRegData"/>
+                <w:id w:val="1267500302"/>
                 <w:placeholder>
-                  <w:docPart w:val="7E7918379ABD4003B8ABDDC70D58E206"/>
+                  <w:docPart w:val="20C742479EA74ED99C1CFE3B63E47D5D"/>
                 </w:placeholder>
                 <w:showingPlcHdr/>
                 <w15:appearance w15:val="tags"/>
                 <w:text/>
               </w:sdtPr>
+              <w:sdtEndPr/>
               <w:sdtContent>
                 <w:r>
                   <w:rPr>
                     <w:rStyle w:val="ad"/>
+                    <w:lang w:val="uk-UA"/>
                   </w:rPr>
                   <w:t>Место для ввода текста.</w:t>
                 </w:r>
@@ -8447,27 +9387,99 @@
             </w:sdt>
             <w:r>
               <w:rPr>
-                <w:sz w:val="20"/>
-                <w:szCs w:val="20"/>
+                <w:sz w:val="18"/>
+                <w:szCs w:val="18"/>
                 <w:lang w:val="uk-UA"/>
               </w:rPr>
-              <w:t xml:space="preserve"> р.</w:t>
+              <w:t xml:space="preserve"> </w:t>
             </w:r>
+            <w:r>
+              <w:rPr>
+                <w:b w:val="0"/>
+                <w:sz w:val="18"/>
+                <w:szCs w:val="18"/>
+                <w:lang w:val="uk-UA"/>
+              </w:rPr>
+              <w:t>р.</w:t>
+            </w:r>
           </w:p>
           <w:p>
             <w:pPr>
               <w:ind w:right="-108"/>
               <w:rPr>
                 <w:bCs w:val="0"/>
-                <w:sz w:val="20"/>
-                <w:szCs w:val="20"/>
+                <w:sz w:val="18"/>
+                <w:szCs w:val="18"/>
+              </w:rPr>
+            </w:pPr>
+            <w:r>
+              <w:rPr>
+                <w:sz w:val="18"/>
+                <w:szCs w:val="18"/>
                 <w:lang w:val="uk-UA"/>
               </w:rPr>
-            </w:pPr>
+              <w:t>Є платником</w:t>
+            </w:r>
             <w:r>
               <w:rPr>
-                <w:sz w:val="20"/>
-                <w:szCs w:val="20"/>
+                <w:sz w:val="18"/>
+                <w:szCs w:val="18"/>
+              </w:rPr>
+              <w:t xml:space="preserve"> </w:t>
+            </w:r>
+            <w:sdt>
+              <w:sdtPr>
+                <w:rPr>
+                  <w:b w:val="0"/>
+                  <w:sz w:val="18"/>
+                  <w:szCs w:val="18"/>
+                  <w:lang w:val="uk-UA"/>
+                </w:rPr>
+                <w:alias w:val="CstVATType"/>
+                <w:tag w:val="CstVATType"/>
+                <w:id w:val="25303977"/>
+                <w:placeholder>
+                  <w:docPart w:val="7A67AC8B06764869B5B68CFD348E10D0"/>
+                </w:placeholder>
+                <w:showingPlcHdr/>
+                <w15:appearance w15:val="tags"/>
+                <w:text/>
+              </w:sdtPr>
+              <w:sdtEndPr/>
+              <w:sdtContent>
+                <w:r>
+                  <w:rPr>
+                    <w:rStyle w:val="ad"/>
+                    <w:lang w:val="uk-UA"/>
+                  </w:rPr>
+                  <w:t>Место для ввода текста.</w:t>
+                </w:r>
+              </w:sdtContent>
+            </w:sdt>
+          </w:p>
+          <w:p>
+            <w:pPr>
+              <w:ind w:right="-108"/>
+              <w:rPr>
+                <w:bCs w:val="0"/>
+                <w:sz w:val="18"/>
+                <w:szCs w:val="18"/>
+                <w:lang w:val="uk-UA"/>
+              </w:rPr>
+            </w:pPr>
+            <w:r>
+              <w:rPr>
+                <w:sz w:val="18"/>
+                <w:szCs w:val="18"/>
+                <w:lang w:val="uk-UA"/>
+              </w:rPr>
+              <w:lastRenderedPageBreak/>
+              <w:t xml:space="preserve"> </w:t>
+            </w:r>
+            <w:r>
+              <w:rPr>
+                <w:sz w:val="18"/>
+                <w:szCs w:val="18"/>
                 <w:lang w:val="uk-UA"/>
               </w:rPr>
               <w:t xml:space="preserve">Індивідуальний податковий № </w:t>
@@ -8475,8 +9487,9 @@
             <w:sdt>
               <w:sdtPr>
                 <w:rPr>
-                  <w:sz w:val="20"/>
-                  <w:szCs w:val="20"/>
+                  <w:b w:val="0"/>
+                  <w:sz w:val="18"/>
+                  <w:szCs w:val="18"/>
                   <w:lang w:val="uk-UA"/>
                 </w:rPr>
                 <w:alias w:val="CstVAT"/>
@@ -8489,6 +9502,7 @@
                 <w15:appearance w15:val="tags"/>
                 <w:text/>
               </w:sdtPr>
+              <w:sdtEndPr/>
               <w:sdtContent>
                 <w:r>
                   <w:rPr>
@@ -8504,68 +9518,15 @@
               <w:ind w:right="-108"/>
               <w:rPr>
                 <w:bCs w:val="0"/>
-                <w:sz w:val="20"/>
-                <w:szCs w:val="20"/>
+                <w:sz w:val="18"/>
+                <w:szCs w:val="18"/>
+                <w:lang w:val="uk-UA"/>
               </w:rPr>
             </w:pPr>
             <w:r>
               <w:rPr>
-                <w:sz w:val="20"/>
-                <w:szCs w:val="20"/>
-                <w:lang w:val="uk-UA"/>
-              </w:rPr>
-              <w:lastRenderedPageBreak/>
-              <w:t>Є платником</w:t>
-            </w:r>
-            <w:r>
-              <w:rPr>
-                <w:sz w:val="20"/>
-                <w:szCs w:val="20"/>
-              </w:rPr>
-              <w:t xml:space="preserve"> </w:t>
-            </w:r>
-            <w:sdt>
-              <w:sdtPr>
-                <w:rPr>
-                  <w:sz w:val="20"/>
-                  <w:szCs w:val="20"/>
-                  <w:lang w:val="uk-UA"/>
-                </w:rPr>
-                <w:alias w:val="CstVATType"/>
-                <w:tag w:val="CstVATType"/>
-                <w:id w:val="25303977"/>
-                <w:placeholder>
-                  <w:docPart w:val="27EFB47981AB49888CF21F380299BF73"/>
-                </w:placeholder>
-                <w:showingPlcHdr/>
-                <w15:appearance w15:val="tags"/>
-                <w:text/>
-              </w:sdtPr>
-              <w:sdtContent>
-                <w:r>
-                  <w:rPr>
-                    <w:rStyle w:val="ad"/>
-                    <w:lang w:val="uk-UA"/>
-                  </w:rPr>
-                  <w:t>Место для ввода текста.</w:t>
-                </w:r>
-              </w:sdtContent>
-            </w:sdt>
-          </w:p>
-          <w:p>
-            <w:pPr>
-              <w:ind w:right="-108"/>
-              <w:rPr>
-                <w:bCs w:val="0"/>
-                <w:sz w:val="20"/>
-                <w:szCs w:val="20"/>
-                <w:lang w:val="uk-UA"/>
-              </w:rPr>
-            </w:pPr>
-            <w:r>
-              <w:rPr>
-                <w:sz w:val="20"/>
-                <w:szCs w:val="20"/>
+                <w:sz w:val="18"/>
+                <w:szCs w:val="18"/>
                 <w:lang w:val="uk-UA"/>
               </w:rPr>
               <w:t>http://_________________________________</w:t>
@@ -8576,15 +9537,15 @@
               <w:ind w:right="-108"/>
               <w:rPr>
                 <w:bCs w:val="0"/>
-                <w:sz w:val="20"/>
-                <w:szCs w:val="20"/>
+                <w:sz w:val="18"/>
+                <w:szCs w:val="18"/>
                 <w:lang w:val="uk-UA"/>
               </w:rPr>
             </w:pPr>
             <w:r>
               <w:rPr>
-                <w:sz w:val="20"/>
-                <w:szCs w:val="20"/>
+                <w:sz w:val="18"/>
+                <w:szCs w:val="18"/>
                 <w:lang w:val="uk-UA"/>
               </w:rPr>
               <w:t>E-</w:t>
@@ -8592,8 +9553,8 @@
             <w:proofErr w:type="spellStart"/>
             <w:r>
               <w:rPr>
-                <w:sz w:val="20"/>
-                <w:szCs w:val="20"/>
+                <w:sz w:val="18"/>
+                <w:szCs w:val="18"/>
                 <w:lang w:val="uk-UA"/>
               </w:rPr>
               <w:t>mail</w:t>
@@ -8601,8 +9562,8 @@
             <w:proofErr w:type="spellEnd"/>
             <w:r>
               <w:rPr>
-                <w:sz w:val="20"/>
-                <w:szCs w:val="20"/>
+                <w:sz w:val="18"/>
+                <w:szCs w:val="18"/>
                 <w:lang w:val="uk-UA"/>
               </w:rPr>
               <w:t>: _______________________________</w:t>
@@ -8754,8 +9715,8 @@
                   <w:pPr>
                     <w:rPr>
                       <w:color w:val="000000"/>
-                      <w:sz w:val="16"/>
-                      <w:szCs w:val="16"/>
+                      <w:sz w:val="18"/>
+                      <w:szCs w:val="18"/>
                     </w:rPr>
                   </w:pPr>
                   <w:r>
@@ -8777,12 +9738,11 @@
                   <w:sdt>
                     <w:sdtPr>
                       <w:rPr>
-                        <w:b w:val="0"/>
-                        <w:sz w:val="18"/>
-                        <w:szCs w:val="18"/>
+                        <w:sz w:val="20"/>
+                        <w:szCs w:val="20"/>
                       </w:rPr>
-                      <w:alias w:val="CstPerson"/>
-                      <w:tag w:val="CstPerson"/>
+                      <w:alias w:val="CstPerson1"/>
+                      <w:tag w:val="CstPerson1"/>
                       <w:id w:val="433098122"/>
                       <w:placeholder>
                         <w:docPart w:val="11D6CC95DB6F4D82B6F1C475C4C9A4EC"/>
@@ -8791,6 +9751,7 @@
                       <w15:appearance w15:val="tags"/>
                       <w:text/>
                     </w:sdtPr>
+                    <w:sdtEndPr/>
                     <w:sdtContent>
                       <w:r>
                         <w:rPr>
@@ -8809,15 +9770,6 @@
                     <w:t xml:space="preserve"> /</w:t>
                   </w:r>
                 </w:p>
-                <w:p>
-                  <w:pPr>
-                    <w:rPr>
-                      <w:color w:val="000000"/>
-                      <w:sz w:val="18"/>
-                      <w:szCs w:val="18"/>
-                    </w:rPr>
-                  </w:pPr>
-                </w:p>
               </w:tc>
             </w:tr>
           </w:tbl>
@@ -8829,7 +9781,7 @@
                 <w:sz w:val="18"/>
                 <w:szCs w:val="18"/>
                 <w:vertAlign w:val="superscript"/>
-                <w:lang w:val="en-US"/>
+                <w:lang w:val="ru-RU"/>
               </w:rPr>
             </w:pPr>
           </w:p>
@@ -9047,6 +9999,7 @@
           <w15:appearance w15:val="tags"/>
           <w:text/>
         </w:sdtPr>
+        <w:sdtEndPr/>
         <w:sdtContent>
           <w:r>
             <w:rPr>
@@ -9132,8 +10085,6 @@
         </w:rPr>
         <w:t xml:space="preserve">        </w:t>
       </w:r>
-      <w:bookmarkStart w:id="3" w:name="_GoBack"/>
-      <w:bookmarkEnd w:id="3"/>
       <w:proofErr w:type="spellStart"/>
       <w:r>
         <w:rPr>
@@ -9188,6 +10139,7 @@
           <w15:appearance w15:val="tags"/>
           <w:text/>
         </w:sdtPr>
+        <w:sdtEndPr/>
         <w:sdtContent>
           <w:r>
             <w:rPr>
@@ -9321,7 +10273,7 @@
           <w:bCs/>
           <w:sz w:val="18"/>
           <w:szCs w:val="18"/>
-          <w:lang w:val="en-US"/>
+          <w:lang w:val="ru-RU"/>
         </w:rPr>
         <w:t>)</w:t>
       </w:r>
@@ -13656,15 +14608,33 @@
           <w:sz w:val="24"/>
           <w:szCs w:val="24"/>
         </w:rPr>
-        <w:t>а о</w:t>
-      </w:r>
+        <w:t xml:space="preserve">а </w:t>
+      </w:r>
+      <w:proofErr w:type="spellStart"/>
       <w:r>
         <w:rPr>
           <w:b/>
           <w:sz w:val="24"/>
           <w:szCs w:val="24"/>
         </w:rPr>
-        <w:t>рганізація “</w:t>
+        <w:t>о</w:t>
+      </w:r>
+      <w:r>
+        <w:rPr>
+          <w:b/>
+          <w:sz w:val="24"/>
+          <w:szCs w:val="24"/>
+        </w:rPr>
+        <w:t>рганізація</w:t>
+      </w:r>
+      <w:proofErr w:type="spellEnd"/>
+      <w:r>
+        <w:rPr>
+          <w:b/>
+          <w:sz w:val="24"/>
+          <w:szCs w:val="24"/>
+        </w:rPr>
+        <w:t xml:space="preserve"> “</w:t>
       </w:r>
       <w:proofErr w:type="spellStart"/>
       <w:r>
@@ -16910,12 +17880,6 @@
       <w:gridCol w:w="5400"/>
     </w:tblGrid>
     <w:tr>
-      <w:tblPrEx>
-        <w:tblCellMar>
-          <w:top w:w="0" w:type="dxa"/>
-          <w:bottom w:w="0" w:type="dxa"/>
-        </w:tblCellMar>
-      </w:tblPrEx>
       <w:tc>
         <w:tcPr>
           <w:tcW w:w="4968" w:type="dxa"/>
@@ -17058,12 +18022,6 @@
       </w:tc>
     </w:tr>
     <w:tr>
-      <w:tblPrEx>
-        <w:tblCellMar>
-          <w:top w:w="0" w:type="dxa"/>
-          <w:bottom w:w="0" w:type="dxa"/>
-        </w:tblCellMar>
-      </w:tblPrEx>
       <w:tc>
         <w:tcPr>
           <w:tcW w:w="4968" w:type="dxa"/>
@@ -17451,7 +18409,51 @@
     <w:lsdException w:name="Subtitle" w:qFormat="1"/>
     <w:lsdException w:name="Strong" w:qFormat="1"/>
     <w:lsdException w:name="Emphasis" w:qFormat="1"/>
+    <w:lsdException w:name="Normal Table" w:semiHidden="1" w:unhideWhenUsed="1"/>
+    <w:lsdException w:name="Table Simple 1" w:semiHidden="1" w:unhideWhenUsed="1"/>
+    <w:lsdException w:name="Table Simple 2" w:semiHidden="1" w:unhideWhenUsed="1"/>
+    <w:lsdException w:name="Table Simple 3" w:semiHidden="1" w:unhideWhenUsed="1"/>
+    <w:lsdException w:name="Table Classic 1" w:semiHidden="1" w:unhideWhenUsed="1"/>
+    <w:lsdException w:name="Table Classic 2" w:semiHidden="1" w:unhideWhenUsed="1"/>
+    <w:lsdException w:name="Table Classic 3" w:semiHidden="1" w:unhideWhenUsed="1"/>
+    <w:lsdException w:name="Table Classic 4" w:semiHidden="1" w:unhideWhenUsed="1"/>
+    <w:lsdException w:name="Table Colorful 1" w:semiHidden="1" w:unhideWhenUsed="1"/>
+    <w:lsdException w:name="Table Colorful 2" w:semiHidden="1" w:unhideWhenUsed="1"/>
+    <w:lsdException w:name="Table Colorful 3" w:semiHidden="1" w:unhideWhenUsed="1"/>
+    <w:lsdException w:name="Table Columns 1" w:semiHidden="1" w:unhideWhenUsed="1"/>
+    <w:lsdException w:name="Table Columns 2" w:semiHidden="1" w:unhideWhenUsed="1"/>
+    <w:lsdException w:name="Table Columns 3" w:semiHidden="1" w:unhideWhenUsed="1"/>
+    <w:lsdException w:name="Table Columns 4" w:semiHidden="1" w:unhideWhenUsed="1"/>
+    <w:lsdException w:name="Table Columns 5" w:semiHidden="1" w:unhideWhenUsed="1"/>
+    <w:lsdException w:name="Table Grid 1" w:semiHidden="1" w:unhideWhenUsed="1"/>
+    <w:lsdException w:name="Table Grid 2" w:semiHidden="1" w:unhideWhenUsed="1"/>
+    <w:lsdException w:name="Table Grid 3" w:semiHidden="1" w:unhideWhenUsed="1"/>
+    <w:lsdException w:name="Table Grid 4" w:semiHidden="1" w:unhideWhenUsed="1"/>
+    <w:lsdException w:name="Table Grid 5" w:semiHidden="1" w:unhideWhenUsed="1"/>
+    <w:lsdException w:name="Table Grid 6" w:semiHidden="1" w:unhideWhenUsed="1"/>
+    <w:lsdException w:name="Table Grid 7" w:semiHidden="1" w:unhideWhenUsed="1"/>
+    <w:lsdException w:name="Table Grid 8" w:semiHidden="1" w:unhideWhenUsed="1"/>
+    <w:lsdException w:name="Table List 1" w:semiHidden="1" w:unhideWhenUsed="1"/>
+    <w:lsdException w:name="Table List 2" w:semiHidden="1" w:unhideWhenUsed="1"/>
+    <w:lsdException w:name="Table List 3" w:semiHidden="1" w:unhideWhenUsed="1"/>
+    <w:lsdException w:name="Table List 4" w:semiHidden="1" w:unhideWhenUsed="1"/>
+    <w:lsdException w:name="Table List 5" w:semiHidden="1" w:unhideWhenUsed="1"/>
+    <w:lsdException w:name="Table List 6" w:semiHidden="1" w:unhideWhenUsed="1"/>
+    <w:lsdException w:name="Table List 7" w:semiHidden="1" w:unhideWhenUsed="1"/>
+    <w:lsdException w:name="Table List 8" w:semiHidden="1" w:unhideWhenUsed="1"/>
+    <w:lsdException w:name="Table 3D effects 1" w:semiHidden="1" w:unhideWhenUsed="1"/>
+    <w:lsdException w:name="Table 3D effects 2" w:semiHidden="1" w:unhideWhenUsed="1"/>
+    <w:lsdException w:name="Table 3D effects 3" w:semiHidden="1" w:unhideWhenUsed="1"/>
+    <w:lsdException w:name="Table Contemporary" w:semiHidden="1" w:unhideWhenUsed="1"/>
+    <w:lsdException w:name="Table Elegant" w:semiHidden="1" w:unhideWhenUsed="1"/>
+    <w:lsdException w:name="Table Professional" w:semiHidden="1" w:unhideWhenUsed="1"/>
+    <w:lsdException w:name="Table Subtle 1" w:semiHidden="1" w:unhideWhenUsed="1"/>
+    <w:lsdException w:name="Table Subtle 2" w:semiHidden="1" w:unhideWhenUsed="1"/>
+    <w:lsdException w:name="Table Web 1" w:semiHidden="1" w:unhideWhenUsed="1"/>
+    <w:lsdException w:name="Table Web 2" w:semiHidden="1" w:unhideWhenUsed="1"/>
+    <w:lsdException w:name="Table Web 3" w:semiHidden="1" w:unhideWhenUsed="1"/>
     <w:lsdException w:name="Table Grid" w:uiPriority="59"/>
+    <w:lsdException w:name="Table Theme" w:semiHidden="1" w:unhideWhenUsed="1"/>
     <w:lsdException w:name="Placeholder Text" w:semiHidden="1" w:uiPriority="99"/>
     <w:lsdException w:name="No Spacing" w:uiPriority="1" w:qFormat="1"/>
     <w:lsdException w:name="Light Shading" w:uiPriority="60"/>
@@ -17727,11 +18729,15 @@
   </w:style>
   <w:style w:type="character" w:default="1" w:styleId="a0">
     <w:name w:val="Default Paragraph Font"/>
+    <w:uiPriority w:val="1"/>
     <w:semiHidden/>
+    <w:unhideWhenUsed/>
   </w:style>
   <w:style w:type="table" w:default="1" w:styleId="a1">
     <w:name w:val="Normal Table"/>
+    <w:uiPriority w:val="99"/>
     <w:semiHidden/>
+    <w:unhideWhenUsed/>
     <w:tblPr>
       <w:tblInd w:w="0" w:type="dxa"/>
       <w:tblCellMar>
@@ -17744,7 +18750,9 @@
   </w:style>
   <w:style w:type="numbering" w:default="1" w:styleId="a2">
     <w:name w:val="No List"/>
+    <w:uiPriority w:val="99"/>
     <w:semiHidden/>
+    <w:unhideWhenUsed/>
   </w:style>
   <w:style w:type="paragraph" w:styleId="a3">
     <w:name w:val="Body Text"/>
@@ -17798,7 +18806,7 @@
       </w:tabs>
     </w:pPr>
   </w:style>
-  <w:style w:type="paragraph" w:styleId="a7">
+  <w:style w:type="paragraph" w:customStyle="1" w:styleId="a7">
     <w:name w:val="Название"/>
     <w:basedOn w:val="a"/>
     <w:qFormat/>
@@ -18542,64 +19550,6 @@
     </w:docPart>
     <w:docPart>
       <w:docPartPr>
-        <w:name w:val="3208B17B72A145BDA25541EA5FD74850"/>
-        <w:category>
-          <w:name w:val="Общие"/>
-          <w:gallery w:val="placeholder"/>
-        </w:category>
-        <w:types>
-          <w:type w:val="bbPlcHdr"/>
-        </w:types>
-        <w:behaviors>
-          <w:behavior w:val="content"/>
-        </w:behaviors>
-        <w:guid w:val="{C2226614-A6AD-402B-A273-80652631400C}"/>
-      </w:docPartPr>
-      <w:docPartBody>
-        <w:p>
-          <w:pPr>
-            <w:pStyle w:val="3208B17B72A145BDA25541EA5FD74850"/>
-          </w:pPr>
-          <w:r>
-            <w:rPr>
-              <w:rStyle w:val="a3"/>
-            </w:rPr>
-            <w:t>Место для ввода текста.</w:t>
-          </w:r>
-        </w:p>
-      </w:docPartBody>
-    </w:docPart>
-    <w:docPart>
-      <w:docPartPr>
-        <w:name w:val="7E7918379ABD4003B8ABDDC70D58E206"/>
-        <w:category>
-          <w:name w:val="Общие"/>
-          <w:gallery w:val="placeholder"/>
-        </w:category>
-        <w:types>
-          <w:type w:val="bbPlcHdr"/>
-        </w:types>
-        <w:behaviors>
-          <w:behavior w:val="content"/>
-        </w:behaviors>
-        <w:guid w:val="{0A6A7596-F718-4B99-8A81-E19C58C84FA3}"/>
-      </w:docPartPr>
-      <w:docPartBody>
-        <w:p>
-          <w:pPr>
-            <w:pStyle w:val="7E7918379ABD4003B8ABDDC70D58E206"/>
-          </w:pPr>
-          <w:r>
-            <w:rPr>
-              <w:rStyle w:val="a3"/>
-            </w:rPr>
-            <w:t>Место для ввода текста.</w:t>
-          </w:r>
-        </w:p>
-      </w:docPartBody>
-    </w:docPart>
-    <w:docPart>
-      <w:docPartPr>
         <w:name w:val="7B40B175366045039E4F9C5AFDB5B095"/>
         <w:category>
           <w:name w:val="Общие"/>
@@ -18621,36 +19571,6 @@
           <w:r>
             <w:rPr>
               <w:rStyle w:val="a3"/>
-            </w:rPr>
-            <w:t>Место для ввода текста.</w:t>
-          </w:r>
-        </w:p>
-      </w:docPartBody>
-    </w:docPart>
-    <w:docPart>
-      <w:docPartPr>
-        <w:name w:val="27EFB47981AB49888CF21F380299BF73"/>
-        <w:category>
-          <w:name w:val="Общие"/>
-          <w:gallery w:val="placeholder"/>
-        </w:category>
-        <w:types>
-          <w:type w:val="bbPlcHdr"/>
-        </w:types>
-        <w:behaviors>
-          <w:behavior w:val="content"/>
-        </w:behaviors>
-        <w:guid w:val="{D7BF1CA3-CDBE-4D07-B4E8-84F36B852BFA}"/>
-      </w:docPartPr>
-      <w:docPartBody>
-        <w:p>
-          <w:pPr>
-            <w:pStyle w:val="27EFB47981AB49888CF21F380299BF73"/>
-          </w:pPr>
-          <w:r>
-            <w:rPr>
-              <w:rStyle w:val="a3"/>
-              <w:lang w:val="uk-UA"/>
             </w:rPr>
             <w:t>Место для ввода текста.</w:t>
           </w:r>
@@ -18738,6 +19658,66 @@
           <w:r>
             <w:rPr>
               <w:rStyle w:val="a3"/>
+            </w:rPr>
+            <w:t>Место для ввода текста.</w:t>
+          </w:r>
+        </w:p>
+      </w:docPartBody>
+    </w:docPart>
+    <w:docPart>
+      <w:docPartPr>
+        <w:name w:val="20C742479EA74ED99C1CFE3B63E47D5D"/>
+        <w:category>
+          <w:name w:val="Общие"/>
+          <w:gallery w:val="placeholder"/>
+        </w:category>
+        <w:types>
+          <w:type w:val="bbPlcHdr"/>
+        </w:types>
+        <w:behaviors>
+          <w:behavior w:val="content"/>
+        </w:behaviors>
+        <w:guid w:val="{39CB95F3-B398-4378-8061-2E93B4F98ADC}"/>
+      </w:docPartPr>
+      <w:docPartBody>
+        <w:p>
+          <w:pPr>
+            <w:pStyle w:val="20C742479EA74ED99C1CFE3B63E47D5D"/>
+          </w:pPr>
+          <w:r>
+            <w:rPr>
+              <w:rStyle w:val="a3"/>
+              <w:lang w:val="uk-UA"/>
+            </w:rPr>
+            <w:t>Место для ввода текста.</w:t>
+          </w:r>
+        </w:p>
+      </w:docPartBody>
+    </w:docPart>
+    <w:docPart>
+      <w:docPartPr>
+        <w:name w:val="7A67AC8B06764869B5B68CFD348E10D0"/>
+        <w:category>
+          <w:name w:val="Общие"/>
+          <w:gallery w:val="placeholder"/>
+        </w:category>
+        <w:types>
+          <w:type w:val="bbPlcHdr"/>
+        </w:types>
+        <w:behaviors>
+          <w:behavior w:val="content"/>
+        </w:behaviors>
+        <w:guid w:val="{86FF6F93-8159-4776-B666-863C4DAE2845}"/>
+      </w:docPartPr>
+      <w:docPartBody>
+        <w:p>
+          <w:pPr>
+            <w:pStyle w:val="7A67AC8B06764869B5B68CFD348E10D0"/>
+          </w:pPr>
+          <w:r>
+            <w:rPr>
+              <w:rStyle w:val="a3"/>
+              <w:lang w:val="uk-UA"/>
             </w:rPr>
             <w:t>Место для ввода текста.</w:t>
           </w:r>
@@ -18833,7 +19813,11 @@
   </w:compat>
   <w:rsids>
     <w:rsidRoot w:val="004F26B1"/>
+    <w:rsid w:val="003924F2"/>
+    <w:rsid w:val="00447259"/>
     <w:rsid w:val="004F26B1"/>
+    <w:rsid w:val="00680509"/>
+    <w:rsid w:val="00C7010E"/>
     <w:rsid w:val="00CF2C78"/>
   </w:rsids>
   <m:mathPr>
@@ -19287,7 +20271,7 @@
     <w:basedOn w:val="a0"/>
     <w:uiPriority w:val="99"/>
     <w:semiHidden/>
-    <w:rsid w:val="004F26B1"/>
+    <w:rsid w:val="00C7010E"/>
     <w:rPr>
       <w:color w:val="808080"/>
     </w:rPr>
@@ -19431,6 +20415,14 @@
   <w:style w:type="paragraph" w:customStyle="1" w:styleId="DFD370159DB2448CBE47954FF63479E8">
     <w:name w:val="DFD370159DB2448CBE47954FF63479E8"/>
     <w:rsid w:val="004F26B1"/>
+  </w:style>
+  <w:style w:type="paragraph" w:customStyle="1" w:styleId="20C742479EA74ED99C1CFE3B63E47D5D">
+    <w:name w:val="20C742479EA74ED99C1CFE3B63E47D5D"/>
+    <w:rsid w:val="00447259"/>
+  </w:style>
+  <w:style w:type="paragraph" w:customStyle="1" w:styleId="7A67AC8B06764869B5B68CFD348E10D0">
+    <w:name w:val="7A67AC8B06764869B5B68CFD348E10D0"/>
+    <w:rsid w:val="00C7010E"/>
   </w:style>
 </w:styles>
 </file>
@@ -19742,7 +20734,7 @@
 </file>
 
 <file path=customXml/itemProps1.xml><?xml version="1.0" encoding="utf-8"?>
-<ds:datastoreItem xmlns:ds="http://schemas.openxmlformats.org/officeDocument/2006/customXml" ds:itemID="{949AACB2-E2FD-413A-B3A1-F1E012E1591A}">
+<ds:datastoreItem xmlns:ds="http://schemas.openxmlformats.org/officeDocument/2006/customXml" ds:itemID="{9C48929E-B0DC-4DB2-841F-9DEC08736AD9}">
   <ds:schemaRefs>
     <ds:schemaRef ds:uri="http://schemas.openxmlformats.org/officeDocument/2006/bibliography"/>
   </ds:schemaRefs>
